--- a/Vizsgaremek_Dokumentacio/Tarcsányi_Csongor_Márk_Dokumentáció.docx
+++ b/Vizsgaremek_Dokumentacio/Tarcsányi_Csongor_Márk_Dokumentáció.docx
@@ -113,7 +113,7 @@
             </w:rPr>
             <w:fldChar w:fldCharType="separate"/>
           </w:r>
-          <w:hyperlink w:anchor="_Toc225950315" w:history="1">
+          <w:hyperlink w:anchor="_Toc226198299" w:history="1">
             <w:r>
               <w:rPr>
                 <w:rStyle w:val="Hiperhivatkozs"/>
@@ -140,7 +140,7 @@
                 <w:noProof/>
                 <w:webHidden/>
               </w:rPr>
-              <w:instrText xml:space="preserve"> PAGEREF _Toc225950315 \h </w:instrText>
+              <w:instrText xml:space="preserve"> PAGEREF _Toc226198299 \h </w:instrText>
             </w:r>
             <w:r>
               <w:rPr>
@@ -183,7 +183,7 @@
               <w:lang w:val="hu-HU" w:eastAsia="hu-HU"/>
             </w:rPr>
           </w:pPr>
-          <w:hyperlink w:anchor="_Toc225950316" w:history="1">
+          <w:hyperlink w:anchor="_Toc226198300" w:history="1">
             <w:r>
               <w:rPr>
                 <w:rStyle w:val="Hiperhivatkozs"/>
@@ -210,7 +210,7 @@
                 <w:noProof/>
                 <w:webHidden/>
               </w:rPr>
-              <w:instrText xml:space="preserve"> PAGEREF _Toc225950316 \h </w:instrText>
+              <w:instrText xml:space="preserve"> PAGEREF _Toc226198300 \h </w:instrText>
             </w:r>
             <w:r>
               <w:rPr>
@@ -253,7 +253,7 @@
               <w:lang w:val="hu-HU" w:eastAsia="hu-HU"/>
             </w:rPr>
           </w:pPr>
-          <w:hyperlink w:anchor="_Toc225950317" w:history="1">
+          <w:hyperlink w:anchor="_Toc226198301" w:history="1">
             <w:r>
               <w:rPr>
                 <w:rStyle w:val="Hiperhivatkozs"/>
@@ -261,8 +261,6 @@
               </w:rPr>
               <w:t>2.1 Users tábla</w:t>
             </w:r>
-            <w:bookmarkStart w:id="2" w:name="_GoBack"/>
-            <w:bookmarkEnd w:id="2"/>
             <w:r>
               <w:rPr>
                 <w:noProof/>
@@ -282,7 +280,7 @@
                 <w:noProof/>
                 <w:webHidden/>
               </w:rPr>
-              <w:instrText xml:space="preserve"> PAGEREF _Toc225950317 \h </w:instrText>
+              <w:instrText xml:space="preserve"> PAGEREF _Toc226198301 \h </w:instrText>
             </w:r>
             <w:r>
               <w:rPr>
@@ -325,7 +323,7 @@
               <w:lang w:val="hu-HU" w:eastAsia="hu-HU"/>
             </w:rPr>
           </w:pPr>
-          <w:hyperlink w:anchor="_Toc225950318" w:history="1">
+          <w:hyperlink w:anchor="_Toc226198302" w:history="1">
             <w:r>
               <w:rPr>
                 <w:rStyle w:val="Hiperhivatkozs"/>
@@ -352,7 +350,7 @@
                 <w:noProof/>
                 <w:webHidden/>
               </w:rPr>
-              <w:instrText xml:space="preserve"> PAGEREF _Toc225950318 \h </w:instrText>
+              <w:instrText xml:space="preserve"> PAGEREF _Toc226198302 \h </w:instrText>
             </w:r>
             <w:r>
               <w:rPr>
@@ -395,7 +393,7 @@
               <w:lang w:val="hu-HU" w:eastAsia="hu-HU"/>
             </w:rPr>
           </w:pPr>
-          <w:hyperlink w:anchor="_Toc225950319" w:history="1">
+          <w:hyperlink w:anchor="_Toc226198303" w:history="1">
             <w:r>
               <w:rPr>
                 <w:rStyle w:val="Hiperhivatkozs"/>
@@ -422,7 +420,7 @@
                 <w:noProof/>
                 <w:webHidden/>
               </w:rPr>
-              <w:instrText xml:space="preserve"> PAGEREF _Toc225950319 \h </w:instrText>
+              <w:instrText xml:space="preserve"> PAGEREF _Toc226198303 \h </w:instrText>
             </w:r>
             <w:r>
               <w:rPr>
@@ -465,7 +463,7 @@
               <w:lang w:val="hu-HU" w:eastAsia="hu-HU"/>
             </w:rPr>
           </w:pPr>
-          <w:hyperlink w:anchor="_Toc225950320" w:history="1">
+          <w:hyperlink w:anchor="_Toc226198304" w:history="1">
             <w:r>
               <w:rPr>
                 <w:rStyle w:val="Hiperhivatkozs"/>
@@ -492,7 +490,7 @@
                 <w:noProof/>
                 <w:webHidden/>
               </w:rPr>
-              <w:instrText xml:space="preserve"> PAGEREF _Toc225950320 \h </w:instrText>
+              <w:instrText xml:space="preserve"> PAGEREF _Toc226198304 \h </w:instrText>
             </w:r>
             <w:r>
               <w:rPr>
@@ -535,7 +533,7 @@
               <w:lang w:val="hu-HU" w:eastAsia="hu-HU"/>
             </w:rPr>
           </w:pPr>
-          <w:hyperlink w:anchor="_Toc225950321" w:history="1">
+          <w:hyperlink w:anchor="_Toc226198305" w:history="1">
             <w:r>
               <w:rPr>
                 <w:rStyle w:val="Hiperhivatkozs"/>
@@ -562,7 +560,7 @@
                 <w:noProof/>
                 <w:webHidden/>
               </w:rPr>
-              <w:instrText xml:space="preserve"> PAGEREF _Toc225950321 \h </w:instrText>
+              <w:instrText xml:space="preserve"> PAGEREF _Toc226198305 \h </w:instrText>
             </w:r>
             <w:r>
               <w:rPr>
@@ -605,7 +603,7 @@
               <w:lang w:val="hu-HU" w:eastAsia="hu-HU"/>
             </w:rPr>
           </w:pPr>
-          <w:hyperlink w:anchor="_Toc225950322" w:history="1">
+          <w:hyperlink w:anchor="_Toc226198306" w:history="1">
             <w:r>
               <w:rPr>
                 <w:rStyle w:val="Hiperhivatkozs"/>
@@ -632,7 +630,7 @@
                 <w:noProof/>
                 <w:webHidden/>
               </w:rPr>
-              <w:instrText xml:space="preserve"> PAGEREF _Toc225950322 \h </w:instrText>
+              <w:instrText xml:space="preserve"> PAGEREF _Toc226198306 \h </w:instrText>
             </w:r>
             <w:r>
               <w:rPr>
@@ -675,7 +673,7 @@
               <w:lang w:val="hu-HU" w:eastAsia="hu-HU"/>
             </w:rPr>
           </w:pPr>
-          <w:hyperlink w:anchor="_Toc225950323" w:history="1">
+          <w:hyperlink w:anchor="_Toc226198307" w:history="1">
             <w:r>
               <w:rPr>
                 <w:rStyle w:val="Hiperhivatkozs"/>
@@ -702,7 +700,7 @@
                 <w:noProof/>
                 <w:webHidden/>
               </w:rPr>
-              <w:instrText xml:space="preserve"> PAGEREF _Toc225950323 \h </w:instrText>
+              <w:instrText xml:space="preserve"> PAGEREF _Toc226198307 \h </w:instrText>
             </w:r>
             <w:r>
               <w:rPr>
@@ -745,7 +743,7 @@
               <w:lang w:val="hu-HU" w:eastAsia="hu-HU"/>
             </w:rPr>
           </w:pPr>
-          <w:hyperlink w:anchor="_Toc225950324" w:history="1">
+          <w:hyperlink w:anchor="_Toc226198308" w:history="1">
             <w:r>
               <w:rPr>
                 <w:rStyle w:val="Hiperhivatkozs"/>
@@ -772,7 +770,7 @@
                 <w:noProof/>
                 <w:webHidden/>
               </w:rPr>
-              <w:instrText xml:space="preserve"> PAGEREF _Toc225950324 \h </w:instrText>
+              <w:instrText xml:space="preserve"> PAGEREF _Toc226198308 \h </w:instrText>
             </w:r>
             <w:r>
               <w:rPr>
@@ -815,7 +813,7 @@
               <w:lang w:val="hu-HU" w:eastAsia="hu-HU"/>
             </w:rPr>
           </w:pPr>
-          <w:hyperlink w:anchor="_Toc225950325" w:history="1">
+          <w:hyperlink w:anchor="_Toc226198309" w:history="1">
             <w:r>
               <w:rPr>
                 <w:rStyle w:val="Hiperhivatkozs"/>
@@ -842,7 +840,7 @@
                 <w:noProof/>
                 <w:webHidden/>
               </w:rPr>
-              <w:instrText xml:space="preserve"> PAGEREF _Toc225950325 \h </w:instrText>
+              <w:instrText xml:space="preserve"> PAGEREF _Toc226198309 \h </w:instrText>
             </w:r>
             <w:r>
               <w:rPr>
@@ -885,7 +883,7 @@
               <w:lang w:val="hu-HU" w:eastAsia="hu-HU"/>
             </w:rPr>
           </w:pPr>
-          <w:hyperlink w:anchor="_Toc225950326" w:history="1">
+          <w:hyperlink w:anchor="_Toc226198310" w:history="1">
             <w:r>
               <w:rPr>
                 <w:rStyle w:val="Hiperhivatkozs"/>
@@ -912,7 +910,7 @@
                 <w:noProof/>
                 <w:webHidden/>
               </w:rPr>
-              <w:instrText xml:space="preserve"> PAGEREF _Toc225950326 \h </w:instrText>
+              <w:instrText xml:space="preserve"> PAGEREF _Toc226198310 \h </w:instrText>
             </w:r>
             <w:r>
               <w:rPr>
@@ -955,7 +953,7 @@
               <w:lang w:val="hu-HU" w:eastAsia="hu-HU"/>
             </w:rPr>
           </w:pPr>
-          <w:hyperlink w:anchor="_Toc225950327" w:history="1">
+          <w:hyperlink w:anchor="_Toc226198311" w:history="1">
             <w:r>
               <w:rPr>
                 <w:rStyle w:val="Hiperhivatkozs"/>
@@ -982,7 +980,7 @@
                 <w:noProof/>
                 <w:webHidden/>
               </w:rPr>
-              <w:instrText xml:space="preserve"> PAGEREF _Toc225950327 \h </w:instrText>
+              <w:instrText xml:space="preserve"> PAGEREF _Toc226198311 \h </w:instrText>
             </w:r>
             <w:r>
               <w:rPr>
@@ -1025,7 +1023,7 @@
               <w:lang w:val="hu-HU" w:eastAsia="hu-HU"/>
             </w:rPr>
           </w:pPr>
-          <w:hyperlink w:anchor="_Toc225950328" w:history="1">
+          <w:hyperlink w:anchor="_Toc226198312" w:history="1">
             <w:r>
               <w:rPr>
                 <w:rStyle w:val="Hiperhivatkozs"/>
@@ -1052,7 +1050,7 @@
                 <w:noProof/>
                 <w:webHidden/>
               </w:rPr>
-              <w:instrText xml:space="preserve"> PAGEREF _Toc225950328 \h </w:instrText>
+              <w:instrText xml:space="preserve"> PAGEREF _Toc226198312 \h </w:instrText>
             </w:r>
             <w:r>
               <w:rPr>
@@ -1095,7 +1093,7 @@
               <w:lang w:val="hu-HU" w:eastAsia="hu-HU"/>
             </w:rPr>
           </w:pPr>
-          <w:hyperlink w:anchor="_Toc225950329" w:history="1">
+          <w:hyperlink w:anchor="_Toc226198313" w:history="1">
             <w:r>
               <w:rPr>
                 <w:rStyle w:val="Hiperhivatkozs"/>
@@ -1122,7 +1120,7 @@
                 <w:noProof/>
                 <w:webHidden/>
               </w:rPr>
-              <w:instrText xml:space="preserve"> PAGEREF _Toc225950329 \h </w:instrText>
+              <w:instrText xml:space="preserve"> PAGEREF _Toc226198313 \h </w:instrText>
             </w:r>
             <w:r>
               <w:rPr>
@@ -1165,7 +1163,7 @@
               <w:lang w:val="hu-HU" w:eastAsia="hu-HU"/>
             </w:rPr>
           </w:pPr>
-          <w:hyperlink w:anchor="_Toc225950330" w:history="1">
+          <w:hyperlink w:anchor="_Toc226198314" w:history="1">
             <w:r>
               <w:rPr>
                 <w:rStyle w:val="Hiperhivatkozs"/>
@@ -1192,7 +1190,7 @@
                 <w:noProof/>
                 <w:webHidden/>
               </w:rPr>
-              <w:instrText xml:space="preserve"> PAGEREF _Toc225950330 \h </w:instrText>
+              <w:instrText xml:space="preserve"> PAGEREF _Toc226198314 \h </w:instrText>
             </w:r>
             <w:r>
               <w:rPr>
@@ -1235,7 +1233,7 @@
               <w:lang w:val="hu-HU" w:eastAsia="hu-HU"/>
             </w:rPr>
           </w:pPr>
-          <w:hyperlink w:anchor="_Toc225950331" w:history="1">
+          <w:hyperlink w:anchor="_Toc226198315" w:history="1">
             <w:r>
               <w:rPr>
                 <w:rStyle w:val="Hiperhivatkozs"/>
@@ -1262,7 +1260,7 @@
                 <w:noProof/>
                 <w:webHidden/>
               </w:rPr>
-              <w:instrText xml:space="preserve"> PAGEREF _Toc225950331 \h </w:instrText>
+              <w:instrText xml:space="preserve"> PAGEREF _Toc226198315 \h </w:instrText>
             </w:r>
             <w:r>
               <w:rPr>
@@ -1305,7 +1303,7 @@
               <w:lang w:val="hu-HU" w:eastAsia="hu-HU"/>
             </w:rPr>
           </w:pPr>
-          <w:hyperlink w:anchor="_Toc225950332" w:history="1">
+          <w:hyperlink w:anchor="_Toc226198316" w:history="1">
             <w:r>
               <w:rPr>
                 <w:rStyle w:val="Hiperhivatkozs"/>
@@ -1332,7 +1330,7 @@
                 <w:noProof/>
                 <w:webHidden/>
               </w:rPr>
-              <w:instrText xml:space="preserve"> PAGEREF _Toc225950332 \h </w:instrText>
+              <w:instrText xml:space="preserve"> PAGEREF _Toc226198316 \h </w:instrText>
             </w:r>
             <w:r>
               <w:rPr>
@@ -1375,7 +1373,7 @@
               <w:lang w:val="hu-HU" w:eastAsia="hu-HU"/>
             </w:rPr>
           </w:pPr>
-          <w:hyperlink w:anchor="_Toc225950333" w:history="1">
+          <w:hyperlink w:anchor="_Toc226198317" w:history="1">
             <w:r>
               <w:rPr>
                 <w:rStyle w:val="Hiperhivatkozs"/>
@@ -1402,7 +1400,7 @@
                 <w:noProof/>
                 <w:webHidden/>
               </w:rPr>
-              <w:instrText xml:space="preserve"> PAGEREF _Toc225950333 \h </w:instrText>
+              <w:instrText xml:space="preserve"> PAGEREF _Toc226198317 \h </w:instrText>
             </w:r>
             <w:r>
               <w:rPr>
@@ -1445,7 +1443,7 @@
               <w:lang w:val="hu-HU" w:eastAsia="hu-HU"/>
             </w:rPr>
           </w:pPr>
-          <w:hyperlink w:anchor="_Toc225950334" w:history="1">
+          <w:hyperlink w:anchor="_Toc226198318" w:history="1">
             <w:r>
               <w:rPr>
                 <w:rStyle w:val="Hiperhivatkozs"/>
@@ -1472,7 +1470,7 @@
                 <w:noProof/>
                 <w:webHidden/>
               </w:rPr>
-              <w:instrText xml:space="preserve"> PAGEREF _Toc225950334 \h </w:instrText>
+              <w:instrText xml:space="preserve"> PAGEREF _Toc226198318 \h </w:instrText>
             </w:r>
             <w:r>
               <w:rPr>
@@ -1515,7 +1513,7 @@
               <w:lang w:val="hu-HU" w:eastAsia="hu-HU"/>
             </w:rPr>
           </w:pPr>
-          <w:hyperlink w:anchor="_Toc225950335" w:history="1">
+          <w:hyperlink w:anchor="_Toc226198319" w:history="1">
             <w:r>
               <w:rPr>
                 <w:rStyle w:val="Hiperhivatkozs"/>
@@ -1542,7 +1540,7 @@
                 <w:noProof/>
                 <w:webHidden/>
               </w:rPr>
-              <w:instrText xml:space="preserve"> PAGEREF _Toc225950335 \h </w:instrText>
+              <w:instrText xml:space="preserve"> PAGEREF _Toc226198319 \h </w:instrText>
             </w:r>
             <w:r>
               <w:rPr>
@@ -1585,7 +1583,7 @@
               <w:lang w:val="hu-HU" w:eastAsia="hu-HU"/>
             </w:rPr>
           </w:pPr>
-          <w:hyperlink w:anchor="_Toc225950336" w:history="1">
+          <w:hyperlink w:anchor="_Toc226198320" w:history="1">
             <w:r>
               <w:rPr>
                 <w:rStyle w:val="Hiperhivatkozs"/>
@@ -1612,7 +1610,7 @@
                 <w:noProof/>
                 <w:webHidden/>
               </w:rPr>
-              <w:instrText xml:space="preserve"> PAGEREF _Toc225950336 \h </w:instrText>
+              <w:instrText xml:space="preserve"> PAGEREF _Toc226198320 \h </w:instrText>
             </w:r>
             <w:r>
               <w:rPr>
@@ -1655,7 +1653,7 @@
               <w:lang w:val="hu-HU" w:eastAsia="hu-HU"/>
             </w:rPr>
           </w:pPr>
-          <w:hyperlink w:anchor="_Toc225950337" w:history="1">
+          <w:hyperlink w:anchor="_Toc226198321" w:history="1">
             <w:r>
               <w:rPr>
                 <w:rStyle w:val="Hiperhivatkozs"/>
@@ -1682,7 +1680,7 @@
                 <w:noProof/>
                 <w:webHidden/>
               </w:rPr>
-              <w:instrText xml:space="preserve"> PAGEREF _Toc225950337 \h </w:instrText>
+              <w:instrText xml:space="preserve"> PAGEREF _Toc226198321 \h </w:instrText>
             </w:r>
             <w:r>
               <w:rPr>
@@ -1725,7 +1723,7 @@
               <w:lang w:val="hu-HU" w:eastAsia="hu-HU"/>
             </w:rPr>
           </w:pPr>
-          <w:hyperlink w:anchor="_Toc225950338" w:history="1">
+          <w:hyperlink w:anchor="_Toc226198322" w:history="1">
             <w:r>
               <w:rPr>
                 <w:rStyle w:val="Hiperhivatkozs"/>
@@ -1752,7 +1750,7 @@
                 <w:noProof/>
                 <w:webHidden/>
               </w:rPr>
-              <w:instrText xml:space="preserve"> PAGEREF _Toc225950338 \h </w:instrText>
+              <w:instrText xml:space="preserve"> PAGEREF _Toc226198322 \h </w:instrText>
             </w:r>
             <w:r>
               <w:rPr>
@@ -1795,7 +1793,7 @@
               <w:lang w:val="hu-HU" w:eastAsia="hu-HU"/>
             </w:rPr>
           </w:pPr>
-          <w:hyperlink w:anchor="_Toc225950339" w:history="1">
+          <w:hyperlink w:anchor="_Toc226198323" w:history="1">
             <w:r>
               <w:rPr>
                 <w:rStyle w:val="Hiperhivatkozs"/>
@@ -1822,7 +1820,7 @@
                 <w:noProof/>
                 <w:webHidden/>
               </w:rPr>
-              <w:instrText xml:space="preserve"> PAGEREF _Toc225950339 \h </w:instrText>
+              <w:instrText xml:space="preserve"> PAGEREF _Toc226198323 \h </w:instrText>
             </w:r>
             <w:r>
               <w:rPr>
@@ -1865,7 +1863,7 @@
               <w:lang w:val="hu-HU" w:eastAsia="hu-HU"/>
             </w:rPr>
           </w:pPr>
-          <w:hyperlink w:anchor="_Toc225950340" w:history="1">
+          <w:hyperlink w:anchor="_Toc226198324" w:history="1">
             <w:r>
               <w:rPr>
                 <w:rStyle w:val="Hiperhivatkozs"/>
@@ -1892,7 +1890,7 @@
                 <w:noProof/>
                 <w:webHidden/>
               </w:rPr>
-              <w:instrText xml:space="preserve"> PAGEREF _Toc225950340 \h </w:instrText>
+              <w:instrText xml:space="preserve"> PAGEREF _Toc226198324 \h </w:instrText>
             </w:r>
             <w:r>
               <w:rPr>
@@ -1935,7 +1933,7 @@
               <w:lang w:val="hu-HU" w:eastAsia="hu-HU"/>
             </w:rPr>
           </w:pPr>
-          <w:hyperlink w:anchor="_Toc225950341" w:history="1">
+          <w:hyperlink w:anchor="_Toc226198325" w:history="1">
             <w:r>
               <w:rPr>
                 <w:rStyle w:val="Hiperhivatkozs"/>
@@ -1962,7 +1960,7 @@
                 <w:noProof/>
                 <w:webHidden/>
               </w:rPr>
-              <w:instrText xml:space="preserve"> PAGEREF _Toc225950341 \h </w:instrText>
+              <w:instrText xml:space="preserve"> PAGEREF _Toc226198325 \h </w:instrText>
             </w:r>
             <w:r>
               <w:rPr>
@@ -2005,7 +2003,7 @@
               <w:lang w:val="hu-HU" w:eastAsia="hu-HU"/>
             </w:rPr>
           </w:pPr>
-          <w:hyperlink w:anchor="_Toc225950342" w:history="1">
+          <w:hyperlink w:anchor="_Toc226198326" w:history="1">
             <w:r>
               <w:rPr>
                 <w:rStyle w:val="Hiperhivatkozs"/>
@@ -2032,7 +2030,7 @@
                 <w:noProof/>
                 <w:webHidden/>
               </w:rPr>
-              <w:instrText xml:space="preserve"> PAGEREF _Toc225950342 \h </w:instrText>
+              <w:instrText xml:space="preserve"> PAGEREF _Toc226198326 \h </w:instrText>
             </w:r>
             <w:r>
               <w:rPr>
@@ -2075,7 +2073,7 @@
               <w:lang w:val="hu-HU" w:eastAsia="hu-HU"/>
             </w:rPr>
           </w:pPr>
-          <w:hyperlink w:anchor="_Toc225950343" w:history="1">
+          <w:hyperlink w:anchor="_Toc226198327" w:history="1">
             <w:r>
               <w:rPr>
                 <w:rStyle w:val="Hiperhivatkozs"/>
@@ -2102,7 +2100,7 @@
                 <w:noProof/>
                 <w:webHidden/>
               </w:rPr>
-              <w:instrText xml:space="preserve"> PAGEREF _Toc225950343 \h </w:instrText>
+              <w:instrText xml:space="preserve"> PAGEREF _Toc226198327 \h </w:instrText>
             </w:r>
             <w:r>
               <w:rPr>
@@ -2145,7 +2143,7 @@
               <w:lang w:val="hu-HU" w:eastAsia="hu-HU"/>
             </w:rPr>
           </w:pPr>
-          <w:hyperlink w:anchor="_Toc225950344" w:history="1">
+          <w:hyperlink w:anchor="_Toc226198328" w:history="1">
             <w:r>
               <w:rPr>
                 <w:rStyle w:val="Hiperhivatkozs"/>
@@ -2172,7 +2170,7 @@
                 <w:noProof/>
                 <w:webHidden/>
               </w:rPr>
-              <w:instrText xml:space="preserve"> PAGEREF _Toc225950344 \h </w:instrText>
+              <w:instrText xml:space="preserve"> PAGEREF _Toc226198328 \h </w:instrText>
             </w:r>
             <w:r>
               <w:rPr>
@@ -2215,7 +2213,7 @@
               <w:lang w:val="hu-HU" w:eastAsia="hu-HU"/>
             </w:rPr>
           </w:pPr>
-          <w:hyperlink w:anchor="_Toc225950345" w:history="1">
+          <w:hyperlink w:anchor="_Toc226198329" w:history="1">
             <w:r>
               <w:rPr>
                 <w:rStyle w:val="Hiperhivatkozs"/>
@@ -2242,7 +2240,7 @@
                 <w:noProof/>
                 <w:webHidden/>
               </w:rPr>
-              <w:instrText xml:space="preserve"> PAGEREF _Toc225950345 \h </w:instrText>
+              <w:instrText xml:space="preserve"> PAGEREF _Toc226198329 \h </w:instrText>
             </w:r>
             <w:r>
               <w:rPr>
@@ -2285,7 +2283,7 @@
               <w:lang w:val="hu-HU" w:eastAsia="hu-HU"/>
             </w:rPr>
           </w:pPr>
-          <w:hyperlink w:anchor="_Toc225950346" w:history="1">
+          <w:hyperlink w:anchor="_Toc226198330" w:history="1">
             <w:r>
               <w:rPr>
                 <w:rStyle w:val="Hiperhivatkozs"/>
@@ -2312,7 +2310,7 @@
                 <w:noProof/>
                 <w:webHidden/>
               </w:rPr>
-              <w:instrText xml:space="preserve"> PAGEREF _Toc225950346 \h </w:instrText>
+              <w:instrText xml:space="preserve"> PAGEREF _Toc226198330 \h </w:instrText>
             </w:r>
             <w:r>
               <w:rPr>
@@ -2355,7 +2353,7 @@
               <w:lang w:val="hu-HU" w:eastAsia="hu-HU"/>
             </w:rPr>
           </w:pPr>
-          <w:hyperlink w:anchor="_Toc225950347" w:history="1">
+          <w:hyperlink w:anchor="_Toc226198331" w:history="1">
             <w:r>
               <w:rPr>
                 <w:rStyle w:val="Hiperhivatkozs"/>
@@ -2382,7 +2380,7 @@
                 <w:noProof/>
                 <w:webHidden/>
               </w:rPr>
-              <w:instrText xml:space="preserve"> PAGEREF _Toc225950347 \h </w:instrText>
+              <w:instrText xml:space="preserve"> PAGEREF _Toc226198331 \h </w:instrText>
             </w:r>
             <w:r>
               <w:rPr>
@@ -2425,7 +2423,7 @@
               <w:lang w:val="hu-HU" w:eastAsia="hu-HU"/>
             </w:rPr>
           </w:pPr>
-          <w:hyperlink w:anchor="_Toc225950348" w:history="1">
+          <w:hyperlink w:anchor="_Toc226198332" w:history="1">
             <w:r>
               <w:rPr>
                 <w:rStyle w:val="Hiperhivatkozs"/>
@@ -2452,7 +2450,7 @@
                 <w:noProof/>
                 <w:webHidden/>
               </w:rPr>
-              <w:instrText xml:space="preserve"> PAGEREF _Toc225950348 \h </w:instrText>
+              <w:instrText xml:space="preserve"> PAGEREF _Toc226198332 \h </w:instrText>
             </w:r>
             <w:r>
               <w:rPr>
@@ -2495,13 +2493,22 @@
               <w:lang w:val="hu-HU" w:eastAsia="hu-HU"/>
             </w:rPr>
           </w:pPr>
-          <w:hyperlink w:anchor="_Toc225950349" w:history="1">
+          <w:hyperlink w:anchor="_Toc226198333" w:history="1">
             <w:r>
               <w:rPr>
                 <w:rStyle w:val="Hiperhivatkozs"/>
                 <w:noProof/>
               </w:rPr>
-              <w:t>10.1 Regisztráció (3.2.2 Regisztráció)</w:t>
+              <w:t>10.1 Regisztráció (3.2.2 Regisztr</w:t>
+            </w:r>
+            <w:bookmarkStart w:id="2" w:name="_GoBack"/>
+            <w:bookmarkEnd w:id="2"/>
+            <w:r>
+              <w:rPr>
+                <w:rStyle w:val="Hiperhivatkozs"/>
+                <w:noProof/>
+              </w:rPr>
+              <w:t>áció)</w:t>
             </w:r>
             <w:r>
               <w:rPr>
@@ -2522,7 +2529,7 @@
                 <w:noProof/>
                 <w:webHidden/>
               </w:rPr>
-              <w:instrText xml:space="preserve"> PAGEREF _Toc225950349 \h </w:instrText>
+              <w:instrText xml:space="preserve"> PAGEREF _Toc226198333 \h </w:instrText>
             </w:r>
             <w:r>
               <w:rPr>
@@ -2565,7 +2572,7 @@
               <w:lang w:val="hu-HU" w:eastAsia="hu-HU"/>
             </w:rPr>
           </w:pPr>
-          <w:hyperlink w:anchor="_Toc225950350" w:history="1">
+          <w:hyperlink w:anchor="_Toc226198334" w:history="1">
             <w:r>
               <w:rPr>
                 <w:rStyle w:val="Hiperhivatkozs"/>
@@ -2592,7 +2599,7 @@
                 <w:noProof/>
                 <w:webHidden/>
               </w:rPr>
-              <w:instrText xml:space="preserve"> PAGEREF _Toc225950350 \h </w:instrText>
+              <w:instrText xml:space="preserve"> PAGEREF _Toc226198334 \h </w:instrText>
             </w:r>
             <w:r>
               <w:rPr>
@@ -2635,7 +2642,7 @@
               <w:lang w:val="hu-HU" w:eastAsia="hu-HU"/>
             </w:rPr>
           </w:pPr>
-          <w:hyperlink w:anchor="_Toc225950351" w:history="1">
+          <w:hyperlink w:anchor="_Toc226198335" w:history="1">
             <w:r>
               <w:rPr>
                 <w:rStyle w:val="Hiperhivatkozs"/>
@@ -2662,7 +2669,7 @@
                 <w:noProof/>
                 <w:webHidden/>
               </w:rPr>
-              <w:instrText xml:space="preserve"> PAGEREF _Toc225950351 \h </w:instrText>
+              <w:instrText xml:space="preserve"> PAGEREF _Toc226198335 \h </w:instrText>
             </w:r>
             <w:r>
               <w:rPr>
@@ -2683,6 +2690,286 @@
                 <w:webHidden/>
               </w:rPr>
               <w:t>14</w:t>
+            </w:r>
+            <w:r>
+              <w:rPr>
+                <w:noProof/>
+                <w:webHidden/>
+              </w:rPr>
+              <w:fldChar w:fldCharType="end"/>
+            </w:r>
+          </w:hyperlink>
+        </w:p>
+        <w:p>
+          <w:pPr>
+            <w:pStyle w:val="TJ1"/>
+            <w:tabs>
+              <w:tab w:val="right" w:leader="dot" w:pos="9016"/>
+            </w:tabs>
+            <w:rPr>
+              <w:rFonts w:asciiTheme="minorHAnsi" w:eastAsiaTheme="minorEastAsia" w:hAnsiTheme="minorHAnsi" w:cstheme="minorBidi"/>
+              <w:noProof/>
+              <w:lang w:val="hu-HU" w:eastAsia="hu-HU"/>
+            </w:rPr>
+          </w:pPr>
+          <w:hyperlink w:anchor="_Toc226198336" w:history="1">
+            <w:r>
+              <w:rPr>
+                <w:rStyle w:val="Hiperhivatkozs"/>
+                <w:noProof/>
+              </w:rPr>
+              <w:t>12. Tesztelési eredmények (Regisztráció és Bejelentkezés)</w:t>
+            </w:r>
+            <w:r>
+              <w:rPr>
+                <w:noProof/>
+                <w:webHidden/>
+              </w:rPr>
+              <w:tab/>
+            </w:r>
+            <w:r>
+              <w:rPr>
+                <w:noProof/>
+                <w:webHidden/>
+              </w:rPr>
+              <w:fldChar w:fldCharType="begin"/>
+            </w:r>
+            <w:r>
+              <w:rPr>
+                <w:noProof/>
+                <w:webHidden/>
+              </w:rPr>
+              <w:instrText xml:space="preserve"> PAGEREF _Toc226198336 \h </w:instrText>
+            </w:r>
+            <w:r>
+              <w:rPr>
+                <w:noProof/>
+                <w:webHidden/>
+              </w:rPr>
+            </w:r>
+            <w:r>
+              <w:rPr>
+                <w:noProof/>
+                <w:webHidden/>
+              </w:rPr>
+              <w:fldChar w:fldCharType="separate"/>
+            </w:r>
+            <w:r>
+              <w:rPr>
+                <w:noProof/>
+                <w:webHidden/>
+              </w:rPr>
+              <w:t>15</w:t>
+            </w:r>
+            <w:r>
+              <w:rPr>
+                <w:noProof/>
+                <w:webHidden/>
+              </w:rPr>
+              <w:fldChar w:fldCharType="end"/>
+            </w:r>
+          </w:hyperlink>
+        </w:p>
+        <w:p>
+          <w:pPr>
+            <w:pStyle w:val="TJ3"/>
+            <w:tabs>
+              <w:tab w:val="right" w:leader="dot" w:pos="9016"/>
+            </w:tabs>
+            <w:rPr>
+              <w:rFonts w:asciiTheme="minorHAnsi" w:eastAsiaTheme="minorEastAsia" w:hAnsiTheme="minorHAnsi" w:cstheme="minorBidi"/>
+              <w:noProof/>
+              <w:lang w:val="hu-HU" w:eastAsia="hu-HU"/>
+            </w:rPr>
+          </w:pPr>
+          <w:hyperlink w:anchor="_Toc226198337" w:history="1">
+            <w:r>
+              <w:rPr>
+                <w:rStyle w:val="Hiperhivatkozs"/>
+                <w:noProof/>
+              </w:rPr>
+              <w:t>12.1 Teszt #1 Email cím validáció (EmailValidacioTesztek)</w:t>
+            </w:r>
+            <w:r>
+              <w:rPr>
+                <w:noProof/>
+                <w:webHidden/>
+              </w:rPr>
+              <w:tab/>
+            </w:r>
+            <w:r>
+              <w:rPr>
+                <w:noProof/>
+                <w:webHidden/>
+              </w:rPr>
+              <w:fldChar w:fldCharType="begin"/>
+            </w:r>
+            <w:r>
+              <w:rPr>
+                <w:noProof/>
+                <w:webHidden/>
+              </w:rPr>
+              <w:instrText xml:space="preserve"> PAGEREF _Toc226198337 \h </w:instrText>
+            </w:r>
+            <w:r>
+              <w:rPr>
+                <w:noProof/>
+                <w:webHidden/>
+              </w:rPr>
+            </w:r>
+            <w:r>
+              <w:rPr>
+                <w:noProof/>
+                <w:webHidden/>
+              </w:rPr>
+              <w:fldChar w:fldCharType="separate"/>
+            </w:r>
+            <w:r>
+              <w:rPr>
+                <w:noProof/>
+                <w:webHidden/>
+              </w:rPr>
+              <w:t>16</w:t>
+            </w:r>
+            <w:r>
+              <w:rPr>
+                <w:noProof/>
+                <w:webHidden/>
+              </w:rPr>
+              <w:fldChar w:fldCharType="end"/>
+            </w:r>
+          </w:hyperlink>
+        </w:p>
+        <w:p>
+          <w:pPr>
+            <w:pStyle w:val="TJ3"/>
+            <w:tabs>
+              <w:tab w:val="right" w:leader="dot" w:pos="9016"/>
+            </w:tabs>
+            <w:rPr>
+              <w:rFonts w:asciiTheme="minorHAnsi" w:eastAsiaTheme="minorEastAsia" w:hAnsiTheme="minorHAnsi" w:cstheme="minorBidi"/>
+              <w:noProof/>
+              <w:lang w:val="hu-HU" w:eastAsia="hu-HU"/>
+            </w:rPr>
+          </w:pPr>
+          <w:hyperlink w:anchor="_Toc226198338" w:history="1">
+            <w:r>
+              <w:rPr>
+                <w:rStyle w:val="Hiperhivatkozs"/>
+                <w:noProof/>
+              </w:rPr>
+              <w:t>12.2 Teszt #2 Csoportmeghívás validáció (CsoportMeghivasTesztek)</w:t>
+            </w:r>
+            <w:r>
+              <w:rPr>
+                <w:noProof/>
+                <w:webHidden/>
+              </w:rPr>
+              <w:tab/>
+            </w:r>
+            <w:r>
+              <w:rPr>
+                <w:noProof/>
+                <w:webHidden/>
+              </w:rPr>
+              <w:fldChar w:fldCharType="begin"/>
+            </w:r>
+            <w:r>
+              <w:rPr>
+                <w:noProof/>
+                <w:webHidden/>
+              </w:rPr>
+              <w:instrText xml:space="preserve"> PAGEREF _Toc226198338 \h </w:instrText>
+            </w:r>
+            <w:r>
+              <w:rPr>
+                <w:noProof/>
+                <w:webHidden/>
+              </w:rPr>
+            </w:r>
+            <w:r>
+              <w:rPr>
+                <w:noProof/>
+                <w:webHidden/>
+              </w:rPr>
+              <w:fldChar w:fldCharType="separate"/>
+            </w:r>
+            <w:r>
+              <w:rPr>
+                <w:noProof/>
+                <w:webHidden/>
+              </w:rPr>
+              <w:t>16</w:t>
+            </w:r>
+            <w:r>
+              <w:rPr>
+                <w:noProof/>
+                <w:webHidden/>
+              </w:rPr>
+              <w:fldChar w:fldCharType="end"/>
+            </w:r>
+          </w:hyperlink>
+        </w:p>
+        <w:p>
+          <w:pPr>
+            <w:pStyle w:val="TJ3"/>
+            <w:tabs>
+              <w:tab w:val="right" w:leader="dot" w:pos="9016"/>
+            </w:tabs>
+            <w:rPr>
+              <w:rFonts w:asciiTheme="minorHAnsi" w:eastAsiaTheme="minorEastAsia" w:hAnsiTheme="minorHAnsi" w:cstheme="minorBidi"/>
+              <w:noProof/>
+              <w:lang w:val="hu-HU" w:eastAsia="hu-HU"/>
+            </w:rPr>
+          </w:pPr>
+          <w:hyperlink w:anchor="_Toc226198339" w:history="1">
+            <w:r>
+              <w:rPr>
+                <w:rStyle w:val="Hiperhivatkozs"/>
+                <w:noProof/>
+              </w:rPr>
+              <w:t>12.3 Teszt #3 Admin szerepkör védelem (AdminVedelmTesztek)</w:t>
+            </w:r>
+            <w:r>
+              <w:rPr>
+                <w:noProof/>
+                <w:webHidden/>
+              </w:rPr>
+              <w:tab/>
+            </w:r>
+            <w:r>
+              <w:rPr>
+                <w:noProof/>
+                <w:webHidden/>
+              </w:rPr>
+              <w:fldChar w:fldCharType="begin"/>
+            </w:r>
+            <w:r>
+              <w:rPr>
+                <w:noProof/>
+                <w:webHidden/>
+              </w:rPr>
+              <w:instrText xml:space="preserve"> PAGEREF _Toc226198339 \h </w:instrText>
+            </w:r>
+            <w:r>
+              <w:rPr>
+                <w:noProof/>
+                <w:webHidden/>
+              </w:rPr>
+            </w:r>
+            <w:r>
+              <w:rPr>
+                <w:noProof/>
+                <w:webHidden/>
+              </w:rPr>
+              <w:fldChar w:fldCharType="separate"/>
+            </w:r>
+            <w:r>
+              <w:rPr>
+                <w:noProof/>
+                <w:webHidden/>
+              </w:rPr>
+              <w:t>17</w:t>
             </w:r>
             <w:r>
               <w:rPr>
@@ -2722,7 +3009,7 @@
         </w:rPr>
         <w:br w:type="page"/>
       </w:r>
-      <w:bookmarkStart w:id="5" w:name="_Toc225950315"/>
+      <w:bookmarkStart w:id="5" w:name="_Toc226198299"/>
       <w:r>
         <w:lastRenderedPageBreak/>
         <w:t>1. Feladatok és felelősségi körök (</w:t>
@@ -2951,7 +3238,7 @@
       <w:r>
         <w:br w:type="page"/>
       </w:r>
-      <w:bookmarkStart w:id="8" w:name="_Toc225950316"/>
+      <w:bookmarkStart w:id="8" w:name="_Toc226198300"/>
       <w:r>
         <w:lastRenderedPageBreak/>
         <w:t>2. Adatbázis-táblák (2.6.2)</w:t>
@@ -2965,7 +3252,7 @@
       </w:pPr>
       <w:bookmarkStart w:id="9" w:name="_Toc225706242"/>
       <w:bookmarkStart w:id="10" w:name="users-tábla"/>
-      <w:bookmarkStart w:id="11" w:name="_Toc225950317"/>
+      <w:bookmarkStart w:id="11" w:name="_Toc226198301"/>
       <w:r>
         <w:t>2.1 Users tábla</w:t>
       </w:r>
@@ -3800,7 +4087,7 @@
       </w:pPr>
       <w:bookmarkStart w:id="12" w:name="_Toc225706243"/>
       <w:bookmarkStart w:id="13" w:name="auditlog-tábla"/>
-      <w:bookmarkStart w:id="14" w:name="_Toc225950318"/>
+      <w:bookmarkStart w:id="14" w:name="_Toc226198302"/>
       <w:bookmarkEnd w:id="10"/>
       <w:r>
         <w:t>2.2 AuditLog tábla</w:t>
@@ -4414,7 +4701,7 @@
       </w:pPr>
       <w:bookmarkStart w:id="15" w:name="_Toc225706244"/>
       <w:bookmarkStart w:id="16" w:name="polls-tábla"/>
-      <w:bookmarkStart w:id="17" w:name="_Toc225950319"/>
+      <w:bookmarkStart w:id="17" w:name="_Toc226198303"/>
       <w:bookmarkEnd w:id="13"/>
       <w:r>
         <w:t>2.3 Polls tábla</w:t>
@@ -5100,7 +5387,7 @@
       </w:pPr>
       <w:bookmarkStart w:id="18" w:name="_Toc225706245"/>
       <w:bookmarkStart w:id="19" w:name="polloptions-tábla"/>
-      <w:bookmarkStart w:id="20" w:name="_Toc225950320"/>
+      <w:bookmarkStart w:id="20" w:name="_Toc226198304"/>
       <w:bookmarkEnd w:id="16"/>
       <w:r>
         <w:lastRenderedPageBreak/>
@@ -5534,7 +5821,7 @@
       </w:pPr>
       <w:bookmarkStart w:id="21" w:name="_Toc225706246"/>
       <w:bookmarkStart w:id="22" w:name="pollvotes-tábla"/>
-      <w:bookmarkStart w:id="23" w:name="_Toc225950321"/>
+      <w:bookmarkStart w:id="23" w:name="_Toc226198305"/>
       <w:bookmarkEnd w:id="19"/>
       <w:r>
         <w:t>2.5 PollVotes tábla</w:t>
@@ -6072,7 +6359,7 @@
       </w:pPr>
       <w:bookmarkStart w:id="24" w:name="_Toc225706247"/>
       <w:bookmarkStart w:id="25" w:name="teacherexams-tábla"/>
-      <w:bookmarkStart w:id="26" w:name="_Toc225950322"/>
+      <w:bookmarkStart w:id="26" w:name="_Toc226198306"/>
       <w:bookmarkEnd w:id="22"/>
       <w:r>
         <w:t>2.6 TeacherExams tábla</w:t>
@@ -6837,7 +7124,7 @@
       <w:r>
         <w:br w:type="page"/>
       </w:r>
-      <w:bookmarkStart w:id="29" w:name="_Toc225950323"/>
+      <w:bookmarkStart w:id="29" w:name="_Toc226198307"/>
       <w:r>
         <w:lastRenderedPageBreak/>
         <w:t>3. Tárolt eljárások (</w:t>
@@ -6859,7 +7146,7 @@
       </w:pPr>
       <w:bookmarkStart w:id="30" w:name="_Toc225706249"/>
       <w:bookmarkStart w:id="31" w:name="autentikációs-tárolt-eljárások"/>
-      <w:bookmarkStart w:id="32" w:name="_Toc225950324"/>
+      <w:bookmarkStart w:id="32" w:name="_Toc226198308"/>
       <w:r>
         <w:t>3.1 Autentikációs tárolt eljárások</w:t>
       </w:r>
@@ -7125,14 +7412,14 @@
       <w:pPr>
         <w:pStyle w:val="Cmsor1"/>
       </w:pPr>
-      <w:bookmarkStart w:id="33" w:name="backend-szolgáltatások"/>
-      <w:bookmarkStart w:id="34" w:name="_Toc225706250"/>
+      <w:bookmarkStart w:id="33" w:name="_Toc225706250"/>
+      <w:bookmarkStart w:id="34" w:name="backend-szolgáltatások"/>
       <w:bookmarkEnd w:id="28"/>
       <w:bookmarkEnd w:id="31"/>
       <w:r>
         <w:br w:type="page"/>
       </w:r>
-      <w:bookmarkStart w:id="35" w:name="_Toc225950325"/>
+      <w:bookmarkStart w:id="35" w:name="_Toc226198309"/>
       <w:r>
         <w:lastRenderedPageBreak/>
         <w:t>4. Backend szolgáltatások (2.9</w:t>
@@ -7143,7 +7430,7 @@
       <w:r>
         <w:t>)</w:t>
       </w:r>
-      <w:bookmarkEnd w:id="34"/>
+      <w:bookmarkEnd w:id="33"/>
       <w:bookmarkEnd w:id="35"/>
     </w:p>
     <w:p>
@@ -7152,7 +7439,7 @@
       </w:pPr>
       <w:bookmarkStart w:id="36" w:name="_Toc225706251"/>
       <w:bookmarkStart w:id="37" w:name="authservice-backend-2.9.1.1"/>
-      <w:bookmarkStart w:id="38" w:name="_Toc225950326"/>
+      <w:bookmarkStart w:id="38" w:name="_Toc226198310"/>
       <w:r>
         <w:t>4.1 AuthService (Backend</w:t>
       </w:r>
@@ -7316,7 +7603,7 @@
       </w:pPr>
       <w:bookmarkStart w:id="39" w:name="_Toc225706252"/>
       <w:bookmarkStart w:id="40" w:name="teacherservice-backend-2.9.1.5"/>
-      <w:bookmarkStart w:id="41" w:name="_Toc225950327"/>
+      <w:bookmarkStart w:id="41" w:name="_Toc226198311"/>
       <w:bookmarkEnd w:id="37"/>
       <w:r>
         <w:t>4.2 TeacherService (Backend</w:t>
@@ -7358,7 +7645,7 @@
       </w:pPr>
       <w:bookmarkStart w:id="42" w:name="_Toc225706253"/>
       <w:bookmarkStart w:id="43" w:name="adminservice-backend-2.9.5.1"/>
-      <w:bookmarkStart w:id="44" w:name="_Toc225950328"/>
+      <w:bookmarkStart w:id="44" w:name="_Toc226198312"/>
       <w:bookmarkEnd w:id="40"/>
       <w:r>
         <w:t>4.3 AdminService (Backend</w:t>
@@ -7389,26 +7676,26 @@
         <w:t>Az AdminService a rendszerkezelési műveleteket valósítja meg. Minden metódus az adminUserId paraméterrel ellenőrzi a jogosultságot a tárolt eljárás szintjén. Az audit log Details mezője emberi olvashatóságú szöveget tartalmaz (pl. „Felhasználó (ID:5) szerepköre módosítva → Teacher", „Csoport törölve (ID:12)") nem nyers azonosítópárokat.</w:t>
       </w:r>
       <w:bookmarkEnd w:id="1"/>
-      <w:bookmarkEnd w:id="33"/>
+      <w:bookmarkEnd w:id="34"/>
       <w:bookmarkEnd w:id="43"/>
     </w:p>
     <w:p>
       <w:pPr>
         <w:pStyle w:val="Cmsor1"/>
       </w:pPr>
-      <w:bookmarkStart w:id="45" w:name="modellek-és-dto-k"/>
-      <w:bookmarkStart w:id="46" w:name="_Toc225629535"/>
-      <w:bookmarkStart w:id="47" w:name="_Toc225706254"/>
+      <w:bookmarkStart w:id="45" w:name="_Toc225629535"/>
+      <w:bookmarkStart w:id="46" w:name="_Toc225706254"/>
+      <w:bookmarkStart w:id="47" w:name="modellek-és-dto-k"/>
       <w:r>
         <w:br w:type="page"/>
       </w:r>
-      <w:bookmarkStart w:id="48" w:name="_Toc225950329"/>
+      <w:bookmarkStart w:id="48" w:name="_Toc226198313"/>
       <w:r>
         <w:lastRenderedPageBreak/>
         <w:t>5. Modellek és DTO-k (2.9.3)</w:t>
       </w:r>
+      <w:bookmarkEnd w:id="45"/>
       <w:bookmarkEnd w:id="46"/>
-      <w:bookmarkEnd w:id="47"/>
       <w:bookmarkEnd w:id="48"/>
     </w:p>
     <w:p>
@@ -7418,7 +7705,7 @@
       <w:bookmarkStart w:id="49" w:name="_Toc225629536"/>
       <w:bookmarkStart w:id="50" w:name="_Toc225706255"/>
       <w:bookmarkStart w:id="51" w:name="autentikációs-dto-k-2.9.3.1"/>
-      <w:bookmarkStart w:id="52" w:name="_Toc225950330"/>
+      <w:bookmarkStart w:id="52" w:name="_Toc226198314"/>
       <w:r>
         <w:t>5.1 Autentikációs DTO-k (2.9.3.1 Autentikációs DTO-k)</w:t>
       </w:r>
@@ -7567,7 +7854,7 @@
       <w:bookmarkStart w:id="53" w:name="_Toc225629537"/>
       <w:bookmarkStart w:id="54" w:name="_Toc225706256"/>
       <w:bookmarkStart w:id="55" w:name="szavazási-dto-k-2.9.3.4"/>
-      <w:bookmarkStart w:id="56" w:name="_Toc225950331"/>
+      <w:bookmarkStart w:id="56" w:name="_Toc226198315"/>
       <w:bookmarkEnd w:id="51"/>
       <w:r>
         <w:t>5.2 Szavazási DTO-k (2.9.3.4 Szavazási DTO-k)</w:t>
@@ -7670,7 +7957,7 @@
       <w:bookmarkStart w:id="57" w:name="_Toc225629538"/>
       <w:bookmarkStart w:id="58" w:name="_Toc225706257"/>
       <w:bookmarkStart w:id="59" w:name="tanári-dolgozat-dto-k-2.9.3.5"/>
-      <w:bookmarkStart w:id="60" w:name="_Toc225950332"/>
+      <w:bookmarkStart w:id="60" w:name="_Toc226198316"/>
       <w:bookmarkEnd w:id="55"/>
       <w:r>
         <w:t>5.3 Tanári dolgozat DTO-k (2.9.3.5 Tanári dolgozat DTO-k)</w:t>
@@ -7712,12 +7999,12 @@
       <w:bookmarkStart w:id="61" w:name="_Toc225629539"/>
       <w:bookmarkStart w:id="62" w:name="_Toc225706258"/>
       <w:bookmarkStart w:id="63" w:name="főbb-algoritmusok"/>
-      <w:bookmarkEnd w:id="45"/>
+      <w:bookmarkEnd w:id="47"/>
       <w:bookmarkEnd w:id="59"/>
       <w:r>
         <w:br w:type="page"/>
       </w:r>
-      <w:bookmarkStart w:id="64" w:name="_Toc225950333"/>
+      <w:bookmarkStart w:id="64" w:name="_Toc226198317"/>
       <w:r>
         <w:lastRenderedPageBreak/>
         <w:t>6. Főbb algoritmusok</w:t>
@@ -7733,7 +8020,7 @@
       <w:bookmarkStart w:id="65" w:name="_Toc225629540"/>
       <w:bookmarkStart w:id="66" w:name="_Toc225706259"/>
       <w:bookmarkStart w:id="67" w:name="jwt-token-generálás-2.7.1"/>
-      <w:bookmarkStart w:id="68" w:name="_Toc225950334"/>
+      <w:bookmarkStart w:id="68" w:name="_Toc226198318"/>
       <w:r>
         <w:t>6.1 JWT-tokengenerálás (2.7.1 JWT-token alapú autentikáció)</w:t>
       </w:r>
@@ -7886,7 +8173,7 @@
       <w:bookmarkStart w:id="69" w:name="_Toc225629541"/>
       <w:bookmarkStart w:id="70" w:name="_Toc225706260"/>
       <w:bookmarkStart w:id="71" w:name="bcrypt-jelszókezelés-2.7.3"/>
-      <w:bookmarkStart w:id="72" w:name="_Toc225950335"/>
+      <w:bookmarkStart w:id="72" w:name="_Toc226198319"/>
       <w:bookmarkEnd w:id="67"/>
       <w:r>
         <w:t>6.2 BCrypt jelszókezelés (Főd.: 2.7.3 Jelszókezelés: BCrypt)</w:t>
@@ -7919,7 +8206,7 @@
       <w:bookmarkStart w:id="73" w:name="_Toc225629542"/>
       <w:bookmarkStart w:id="74" w:name="_Toc225706261"/>
       <w:bookmarkStart w:id="75" w:name="szavazási-algoritmus-upsert-2.8.6"/>
-      <w:bookmarkStart w:id="76" w:name="_Toc225950336"/>
+      <w:bookmarkStart w:id="76" w:name="_Toc226198320"/>
       <w:bookmarkEnd w:id="71"/>
       <w:r>
         <w:t>6.3 Szavazási algoritmus (upsert) (Főd.: 2.8.6 Szavazási algoritmus (Upsert))</w:t>
@@ -7957,7 +8244,7 @@
       <w:r>
         <w:br w:type="page"/>
       </w:r>
-      <w:bookmarkStart w:id="80" w:name="_Toc225950337"/>
+      <w:bookmarkStart w:id="80" w:name="_Toc226198321"/>
       <w:r>
         <w:lastRenderedPageBreak/>
         <w:t>7. Frontend oldalak</w:t>
@@ -7976,7 +8263,7 @@
       <w:bookmarkStart w:id="81" w:name="_Toc225629544"/>
       <w:bookmarkStart w:id="82" w:name="_Toc225706263"/>
       <w:bookmarkStart w:id="83" w:name="login.razor-3.2.3"/>
-      <w:bookmarkStart w:id="84" w:name="_Toc225950338"/>
+      <w:bookmarkStart w:id="84" w:name="_Toc226198322"/>
       <w:r>
         <w:t>7.1 Login.razor (Főd.: 2.10.2.2 Login.razor és Register.razor)</w:t>
       </w:r>
@@ -8008,7 +8295,7 @@
       <w:bookmarkStart w:id="85" w:name="_Toc225629545"/>
       <w:bookmarkStart w:id="86" w:name="_Toc225706264"/>
       <w:bookmarkStart w:id="87" w:name="register.razor-3.2.2"/>
-      <w:bookmarkStart w:id="88" w:name="_Toc225950339"/>
+      <w:bookmarkStart w:id="88" w:name="_Toc226198323"/>
       <w:bookmarkEnd w:id="83"/>
       <w:r>
         <w:t>7.2 Register.razor (2.10.2.2 Login.razor és Register.razor)</w:t>
@@ -8041,7 +8328,7 @@
       <w:bookmarkStart w:id="89" w:name="_Toc225629546"/>
       <w:bookmarkStart w:id="90" w:name="_Toc225706265"/>
       <w:bookmarkStart w:id="91" w:name="home.razor-3.2.1"/>
-      <w:bookmarkStart w:id="92" w:name="_Toc225950340"/>
+      <w:bookmarkStart w:id="92" w:name="_Toc226198324"/>
       <w:bookmarkEnd w:id="87"/>
       <w:r>
         <w:t xml:space="preserve">7.3 Home.razor </w:t>
@@ -8094,7 +8381,7 @@
       <w:bookmarkStart w:id="93" w:name="_Toc225629547"/>
       <w:bookmarkStart w:id="94" w:name="_Toc225706266"/>
       <w:bookmarkStart w:id="95" w:name="admin.razor-3.10"/>
-      <w:bookmarkStart w:id="96" w:name="_Toc225950341"/>
+      <w:bookmarkStart w:id="96" w:name="_Toc226198325"/>
       <w:bookmarkEnd w:id="91"/>
       <w:r>
         <w:t>7.4 Admin.razor (2.9.5.1 AdminController és AdminService)</w:t>
@@ -8170,7 +8457,7 @@
       <w:bookmarkStart w:id="97" w:name="_Toc225629548"/>
       <w:bookmarkStart w:id="98" w:name="_Toc225706267"/>
       <w:bookmarkStart w:id="99" w:name="fiok.razor"/>
-      <w:bookmarkStart w:id="100" w:name="_Toc225950342"/>
+      <w:bookmarkStart w:id="100" w:name="_Toc226198326"/>
       <w:bookmarkEnd w:id="95"/>
       <w:r>
         <w:t>7.5 Fiok.razor (2.10.1 Oldal-architektúra és navigáció)</w:t>
@@ -8208,7 +8495,7 @@
       <w:r>
         <w:br w:type="page"/>
       </w:r>
-      <w:bookmarkStart w:id="104" w:name="_Toc225950343"/>
+      <w:bookmarkStart w:id="104" w:name="_Toc226198327"/>
       <w:r>
         <w:lastRenderedPageBreak/>
         <w:t>8. Frontend szolgáltatások</w:t>
@@ -8224,7 +8511,7 @@
       <w:bookmarkStart w:id="105" w:name="_Toc225629550"/>
       <w:bookmarkStart w:id="106" w:name="_Toc225706269"/>
       <w:bookmarkStart w:id="107" w:name="authservice-frontend"/>
-      <w:bookmarkStart w:id="108" w:name="_Toc225950344"/>
+      <w:bookmarkStart w:id="108" w:name="_Toc226198328"/>
       <w:r>
         <w:t>8.1 AuthService (Frontend</w:t>
       </w:r>
@@ -8265,7 +8552,7 @@
       <w:bookmarkStart w:id="109" w:name="_Toc225629551"/>
       <w:bookmarkStart w:id="110" w:name="_Toc225706270"/>
       <w:bookmarkStart w:id="111" w:name="teacherservice-frontend"/>
-      <w:bookmarkStart w:id="112" w:name="_Toc225950345"/>
+      <w:bookmarkStart w:id="112" w:name="_Toc226198329"/>
       <w:bookmarkEnd w:id="107"/>
       <w:r>
         <w:t>8.2 TeacherService (Frontend</w:t>
@@ -8304,7 +8591,7 @@
       <w:bookmarkStart w:id="113" w:name="_Toc225629552"/>
       <w:bookmarkStart w:id="114" w:name="_Toc225706271"/>
       <w:bookmarkStart w:id="115" w:name="adminservice-frontend-2.9.5.2"/>
-      <w:bookmarkStart w:id="116" w:name="_Toc225950346"/>
+      <w:bookmarkStart w:id="116" w:name="_Toc226198330"/>
       <w:bookmarkEnd w:id="111"/>
       <w:r>
         <w:t>8.3 AdminService (Frontend</w:t>
@@ -8388,7 +8675,7 @@
       <w:r>
         <w:br w:type="page"/>
       </w:r>
-      <w:bookmarkStart w:id="120" w:name="_Toc225950347"/>
+      <w:bookmarkStart w:id="120" w:name="_Toc226198331"/>
       <w:r>
         <w:lastRenderedPageBreak/>
         <w:t>9. Tesztelési eredmények (Főd.: 2.11.2 Funkcionális tesztesetek)</w:t>
@@ -9553,7 +9840,7 @@
       <w:bookmarkStart w:id="124" w:name="_Toc225629555"/>
       <w:bookmarkStart w:id="125" w:name="_Toc225706274"/>
       <w:bookmarkStart w:id="126" w:name="a-kezdőoldal-3.2.1"/>
-      <w:bookmarkStart w:id="127" w:name="_Toc225950348"/>
+      <w:bookmarkStart w:id="127" w:name="_Toc226198332"/>
       <w:bookmarkEnd w:id="121"/>
       <w:bookmarkEnd w:id="122"/>
       <w:r>
@@ -9588,7 +9875,7 @@
       <w:bookmarkStart w:id="128" w:name="_Toc225629556"/>
       <w:bookmarkStart w:id="129" w:name="_Toc225706275"/>
       <w:bookmarkStart w:id="130" w:name="regisztráció-3.2.2"/>
-      <w:bookmarkStart w:id="131" w:name="_Toc225950349"/>
+      <w:bookmarkStart w:id="131" w:name="_Toc226198333"/>
       <w:bookmarkEnd w:id="126"/>
       <w:r>
         <w:t>10.1 Regisztráció (3.2.2 Regisztráció)</w:t>
@@ -10249,7 +10536,7 @@
       <w:bookmarkStart w:id="132" w:name="_Toc225629557"/>
       <w:bookmarkStart w:id="133" w:name="_Toc225706276"/>
       <w:bookmarkStart w:id="134" w:name="bejelentkezés-3.2.3"/>
-      <w:bookmarkStart w:id="135" w:name="_Toc225950350"/>
+      <w:bookmarkStart w:id="135" w:name="_Toc226198334"/>
       <w:bookmarkEnd w:id="130"/>
       <w:r>
         <w:t>10.2 Bejelentkezés (3.2.3 Bejelentkezés)</w:t>
@@ -10287,7 +10574,7 @@
       <w:r>
         <w:br w:type="page"/>
       </w:r>
-      <w:bookmarkStart w:id="139" w:name="_Toc225950351"/>
+      <w:bookmarkStart w:id="139" w:name="_Toc226198335"/>
       <w:r>
         <w:lastRenderedPageBreak/>
         <w:t>11. Hibaelhárítás – Bejelentkezési problémák (2.11.2 Funkcionális tesztesetek)</w:t>
@@ -10498,12 +10785,3669 @@
     </w:tbl>
     <w:p>
       <w:pPr>
+        <w:pStyle w:val="Cmsor1"/>
+      </w:pPr>
+      <w:r>
+        <w:br w:type="page"/>
+      </w:r>
+      <w:bookmarkStart w:id="140" w:name="_Toc226198336"/>
+      <w:r>
+        <w:lastRenderedPageBreak/>
+        <w:t>12. Tesztelési eredmények (Regisztráció és Bejelentkezés)</w:t>
+      </w:r>
+      <w:bookmarkEnd w:id="140"/>
+    </w:p>
+    <w:p>
+      <w:pPr>
         <w:spacing w:before="80" w:after="120" w:line="360" w:lineRule="auto"/>
         <w:jc w:val="both"/>
+      </w:pPr>
+      <w:r>
         <w:rPr>
-          <w:rFonts w:ascii="Arial" w:hAnsi="Arial" w:cs="Arial"/>
-          <w:sz w:val="24"/>
+          <w:b/>
+          <w:bCs/>
+          <w:i/>
+          <w:iCs/>
         </w:rPr>
+        <w:t>Regisztráció és bejelentkezés</w:t>
+      </w:r>
+    </w:p>
+    <w:tbl>
+      <w:tblPr>
+        <w:tblW w:w="9360" w:type="dxa"/>
+        <w:tblBorders>
+          <w:top w:val="single" w:sz="4" w:space="0" w:color="CCCCCC"/>
+          <w:left w:val="single" w:sz="4" w:space="0" w:color="CCCCCC"/>
+          <w:bottom w:val="single" w:sz="4" w:space="0" w:color="CCCCCC"/>
+          <w:right w:val="single" w:sz="4" w:space="0" w:color="CCCCCC"/>
+          <w:insideH w:val="single" w:sz="4" w:space="0" w:color="CCCCCC"/>
+          <w:insideV w:val="single" w:sz="4" w:space="0" w:color="CCCCCC"/>
+        </w:tblBorders>
+        <w:tblLook w:val="04A0" w:firstRow="1" w:lastRow="0" w:firstColumn="1" w:lastColumn="0" w:noHBand="0" w:noVBand="1"/>
+      </w:tblPr>
+      <w:tblGrid>
+        <w:gridCol w:w="3000"/>
+        <w:gridCol w:w="3200"/>
+        <w:gridCol w:w="3160"/>
+      </w:tblGrid>
+      <w:tr>
+        <w:tc>
+          <w:tcPr>
+            <w:tcW w:w="3000" w:type="dxa"/>
+            <w:tcBorders>
+              <w:top w:val="single" w:sz="4" w:space="0" w:color="999999"/>
+              <w:left w:val="single" w:sz="4" w:space="0" w:color="999999"/>
+              <w:bottom w:val="single" w:sz="4" w:space="0" w:color="999999"/>
+              <w:right w:val="single" w:sz="4" w:space="0" w:color="999999"/>
+            </w:tcBorders>
+            <w:shd w:val="clear" w:color="auto" w:fill="D6E4F7"/>
+            <w:tcMar>
+              <w:top w:w="60" w:type="dxa"/>
+              <w:left w:w="100" w:type="dxa"/>
+              <w:bottom w:w="60" w:type="dxa"/>
+              <w:right w:w="100" w:type="dxa"/>
+            </w:tcMar>
+          </w:tcPr>
+          <w:p>
+            <w:pPr>
+              <w:jc w:val="both"/>
+            </w:pPr>
+            <w:r>
+              <w:rPr>
+                <w:b/>
+                <w:bCs/>
+                <w:sz w:val="20"/>
+                <w:szCs w:val="20"/>
+              </w:rPr>
+              <w:t>Teszteset</w:t>
+            </w:r>
+          </w:p>
+        </w:tc>
+        <w:tc>
+          <w:tcPr>
+            <w:tcW w:w="3200" w:type="dxa"/>
+            <w:tcBorders>
+              <w:top w:val="single" w:sz="4" w:space="0" w:color="999999"/>
+              <w:left w:val="single" w:sz="4" w:space="0" w:color="999999"/>
+              <w:bottom w:val="single" w:sz="4" w:space="0" w:color="999999"/>
+              <w:right w:val="single" w:sz="4" w:space="0" w:color="999999"/>
+            </w:tcBorders>
+            <w:shd w:val="clear" w:color="auto" w:fill="D6E4F7"/>
+            <w:tcMar>
+              <w:top w:w="60" w:type="dxa"/>
+              <w:left w:w="100" w:type="dxa"/>
+              <w:bottom w:w="60" w:type="dxa"/>
+              <w:right w:w="100" w:type="dxa"/>
+            </w:tcMar>
+          </w:tcPr>
+          <w:p>
+            <w:pPr>
+              <w:jc w:val="both"/>
+            </w:pPr>
+            <w:r>
+              <w:rPr>
+                <w:b/>
+                <w:bCs/>
+                <w:sz w:val="20"/>
+                <w:szCs w:val="20"/>
+              </w:rPr>
+              <w:t>Várt viselkedés</w:t>
+            </w:r>
+          </w:p>
+        </w:tc>
+        <w:tc>
+          <w:tcPr>
+            <w:tcW w:w="3160" w:type="dxa"/>
+            <w:tcBorders>
+              <w:top w:val="single" w:sz="4" w:space="0" w:color="999999"/>
+              <w:left w:val="single" w:sz="4" w:space="0" w:color="999999"/>
+              <w:bottom w:val="single" w:sz="4" w:space="0" w:color="999999"/>
+              <w:right w:val="single" w:sz="4" w:space="0" w:color="999999"/>
+            </w:tcBorders>
+            <w:shd w:val="clear" w:color="auto" w:fill="D6E4F7"/>
+            <w:tcMar>
+              <w:top w:w="60" w:type="dxa"/>
+              <w:left w:w="100" w:type="dxa"/>
+              <w:bottom w:w="60" w:type="dxa"/>
+              <w:right w:w="100" w:type="dxa"/>
+            </w:tcMar>
+          </w:tcPr>
+          <w:p>
+            <w:pPr>
+              <w:jc w:val="both"/>
+            </w:pPr>
+            <w:r>
+              <w:rPr>
+                <w:b/>
+                <w:bCs/>
+                <w:sz w:val="20"/>
+                <w:szCs w:val="20"/>
+              </w:rPr>
+              <w:t>Tényleges eredmény</w:t>
+            </w:r>
+          </w:p>
+        </w:tc>
+      </w:tr>
+      <w:tr>
+        <w:tc>
+          <w:tcPr>
+            <w:tcW w:w="3000" w:type="dxa"/>
+            <w:tcBorders>
+              <w:top w:val="single" w:sz="4" w:space="0" w:color="999999"/>
+              <w:left w:val="single" w:sz="4" w:space="0" w:color="999999"/>
+              <w:bottom w:val="single" w:sz="4" w:space="0" w:color="999999"/>
+              <w:right w:val="single" w:sz="4" w:space="0" w:color="999999"/>
+            </w:tcBorders>
+            <w:tcMar>
+              <w:top w:w="60" w:type="dxa"/>
+              <w:left w:w="100" w:type="dxa"/>
+              <w:bottom w:w="60" w:type="dxa"/>
+              <w:right w:w="100" w:type="dxa"/>
+            </w:tcMar>
+          </w:tcPr>
+          <w:p>
+            <w:pPr>
+              <w:jc w:val="both"/>
+            </w:pPr>
+            <w:r>
+              <w:rPr>
+                <w:sz w:val="20"/>
+                <w:szCs w:val="20"/>
+              </w:rPr>
+              <w:t>Üres felhasználónév megadása</w:t>
+            </w:r>
+          </w:p>
+        </w:tc>
+        <w:tc>
+          <w:tcPr>
+            <w:tcW w:w="3200" w:type="dxa"/>
+            <w:tcBorders>
+              <w:top w:val="single" w:sz="4" w:space="0" w:color="999999"/>
+              <w:left w:val="single" w:sz="4" w:space="0" w:color="999999"/>
+              <w:bottom w:val="single" w:sz="4" w:space="0" w:color="999999"/>
+              <w:right w:val="single" w:sz="4" w:space="0" w:color="999999"/>
+            </w:tcBorders>
+            <w:tcMar>
+              <w:top w:w="60" w:type="dxa"/>
+              <w:left w:w="100" w:type="dxa"/>
+              <w:bottom w:w="60" w:type="dxa"/>
+              <w:right w:w="100" w:type="dxa"/>
+            </w:tcMar>
+          </w:tcPr>
+          <w:p>
+            <w:pPr>
+              <w:jc w:val="both"/>
+            </w:pPr>
+            <w:r>
+              <w:rPr>
+                <w:sz w:val="20"/>
+                <w:szCs w:val="20"/>
+              </w:rPr>
+              <w:t>Hibaüzenet: „A felhasználónév kötelező!”</w:t>
+            </w:r>
+          </w:p>
+        </w:tc>
+        <w:tc>
+          <w:tcPr>
+            <w:tcW w:w="3160" w:type="dxa"/>
+            <w:tcBorders>
+              <w:top w:val="single" w:sz="4" w:space="0" w:color="999999"/>
+              <w:left w:val="single" w:sz="4" w:space="0" w:color="999999"/>
+              <w:bottom w:val="single" w:sz="4" w:space="0" w:color="999999"/>
+              <w:right w:val="single" w:sz="4" w:space="0" w:color="999999"/>
+            </w:tcBorders>
+            <w:tcMar>
+              <w:top w:w="60" w:type="dxa"/>
+              <w:left w:w="100" w:type="dxa"/>
+              <w:bottom w:w="60" w:type="dxa"/>
+              <w:right w:w="100" w:type="dxa"/>
+            </w:tcMar>
+          </w:tcPr>
+          <w:p>
+            <w:pPr>
+              <w:jc w:val="both"/>
+            </w:pPr>
+            <w:r>
+              <w:rPr>
+                <w:sz w:val="20"/>
+                <w:szCs w:val="20"/>
+              </w:rPr>
+              <w:t>Megfelelő</w:t>
+            </w:r>
+          </w:p>
+        </w:tc>
+      </w:tr>
+      <w:tr>
+        <w:tc>
+          <w:tcPr>
+            <w:tcW w:w="3000" w:type="dxa"/>
+            <w:tcBorders>
+              <w:top w:val="single" w:sz="4" w:space="0" w:color="999999"/>
+              <w:left w:val="single" w:sz="4" w:space="0" w:color="999999"/>
+              <w:bottom w:val="single" w:sz="4" w:space="0" w:color="999999"/>
+              <w:right w:val="single" w:sz="4" w:space="0" w:color="999999"/>
+            </w:tcBorders>
+            <w:tcMar>
+              <w:top w:w="60" w:type="dxa"/>
+              <w:left w:w="100" w:type="dxa"/>
+              <w:bottom w:w="60" w:type="dxa"/>
+              <w:right w:w="100" w:type="dxa"/>
+            </w:tcMar>
+          </w:tcPr>
+          <w:p>
+            <w:pPr>
+              <w:jc w:val="both"/>
+            </w:pPr>
+            <w:r>
+              <w:rPr>
+                <w:sz w:val="20"/>
+                <w:szCs w:val="20"/>
+              </w:rPr>
+              <w:t>3 karakternél rövidebb felhasználónév</w:t>
+            </w:r>
+          </w:p>
+        </w:tc>
+        <w:tc>
+          <w:tcPr>
+            <w:tcW w:w="3200" w:type="dxa"/>
+            <w:tcBorders>
+              <w:top w:val="single" w:sz="4" w:space="0" w:color="999999"/>
+              <w:left w:val="single" w:sz="4" w:space="0" w:color="999999"/>
+              <w:bottom w:val="single" w:sz="4" w:space="0" w:color="999999"/>
+              <w:right w:val="single" w:sz="4" w:space="0" w:color="999999"/>
+            </w:tcBorders>
+            <w:tcMar>
+              <w:top w:w="60" w:type="dxa"/>
+              <w:left w:w="100" w:type="dxa"/>
+              <w:bottom w:w="60" w:type="dxa"/>
+              <w:right w:w="100" w:type="dxa"/>
+            </w:tcMar>
+          </w:tcPr>
+          <w:p>
+            <w:pPr>
+              <w:jc w:val="both"/>
+            </w:pPr>
+            <w:r>
+              <w:rPr>
+                <w:sz w:val="20"/>
+                <w:szCs w:val="20"/>
+              </w:rPr>
+              <w:t>Validációs hiba (StringLength min=3)</w:t>
+            </w:r>
+          </w:p>
+        </w:tc>
+        <w:tc>
+          <w:tcPr>
+            <w:tcW w:w="3160" w:type="dxa"/>
+            <w:tcBorders>
+              <w:top w:val="single" w:sz="4" w:space="0" w:color="999999"/>
+              <w:left w:val="single" w:sz="4" w:space="0" w:color="999999"/>
+              <w:bottom w:val="single" w:sz="4" w:space="0" w:color="999999"/>
+              <w:right w:val="single" w:sz="4" w:space="0" w:color="999999"/>
+            </w:tcBorders>
+            <w:tcMar>
+              <w:top w:w="60" w:type="dxa"/>
+              <w:left w:w="100" w:type="dxa"/>
+              <w:bottom w:w="60" w:type="dxa"/>
+              <w:right w:w="100" w:type="dxa"/>
+            </w:tcMar>
+          </w:tcPr>
+          <w:p>
+            <w:pPr>
+              <w:jc w:val="both"/>
+            </w:pPr>
+            <w:r>
+              <w:rPr>
+                <w:sz w:val="20"/>
+                <w:szCs w:val="20"/>
+              </w:rPr>
+              <w:t>Megfelelő</w:t>
+            </w:r>
+          </w:p>
+        </w:tc>
+      </w:tr>
+      <w:tr>
+        <w:tc>
+          <w:tcPr>
+            <w:tcW w:w="3000" w:type="dxa"/>
+            <w:tcBorders>
+              <w:top w:val="single" w:sz="4" w:space="0" w:color="999999"/>
+              <w:left w:val="single" w:sz="4" w:space="0" w:color="999999"/>
+              <w:bottom w:val="single" w:sz="4" w:space="0" w:color="999999"/>
+              <w:right w:val="single" w:sz="4" w:space="0" w:color="999999"/>
+            </w:tcBorders>
+            <w:tcMar>
+              <w:top w:w="60" w:type="dxa"/>
+              <w:left w:w="100" w:type="dxa"/>
+              <w:bottom w:w="60" w:type="dxa"/>
+              <w:right w:w="100" w:type="dxa"/>
+            </w:tcMar>
+          </w:tcPr>
+          <w:p>
+            <w:pPr>
+              <w:jc w:val="both"/>
+            </w:pPr>
+            <w:r>
+              <w:rPr>
+                <w:sz w:val="20"/>
+                <w:szCs w:val="20"/>
+              </w:rPr>
+              <w:t>Már létező felhasználónévvel regisztráció</w:t>
+            </w:r>
+          </w:p>
+        </w:tc>
+        <w:tc>
+          <w:tcPr>
+            <w:tcW w:w="3200" w:type="dxa"/>
+            <w:tcBorders>
+              <w:top w:val="single" w:sz="4" w:space="0" w:color="999999"/>
+              <w:left w:val="single" w:sz="4" w:space="0" w:color="999999"/>
+              <w:bottom w:val="single" w:sz="4" w:space="0" w:color="999999"/>
+              <w:right w:val="single" w:sz="4" w:space="0" w:color="999999"/>
+            </w:tcBorders>
+            <w:tcMar>
+              <w:top w:w="60" w:type="dxa"/>
+              <w:left w:w="100" w:type="dxa"/>
+              <w:bottom w:w="60" w:type="dxa"/>
+              <w:right w:w="100" w:type="dxa"/>
+            </w:tcMar>
+          </w:tcPr>
+          <w:p>
+            <w:pPr>
+              <w:jc w:val="both"/>
+            </w:pPr>
+            <w:r>
+              <w:rPr>
+                <w:sz w:val="20"/>
+                <w:szCs w:val="20"/>
+              </w:rPr>
+              <w:t>Tárolt eljárás visszatér: „A felhasználónév már foglalt!”</w:t>
+            </w:r>
+          </w:p>
+        </w:tc>
+        <w:tc>
+          <w:tcPr>
+            <w:tcW w:w="3160" w:type="dxa"/>
+            <w:tcBorders>
+              <w:top w:val="single" w:sz="4" w:space="0" w:color="999999"/>
+              <w:left w:val="single" w:sz="4" w:space="0" w:color="999999"/>
+              <w:bottom w:val="single" w:sz="4" w:space="0" w:color="999999"/>
+              <w:right w:val="single" w:sz="4" w:space="0" w:color="999999"/>
+            </w:tcBorders>
+            <w:tcMar>
+              <w:top w:w="60" w:type="dxa"/>
+              <w:left w:w="100" w:type="dxa"/>
+              <w:bottom w:w="60" w:type="dxa"/>
+              <w:right w:w="100" w:type="dxa"/>
+            </w:tcMar>
+          </w:tcPr>
+          <w:p>
+            <w:pPr>
+              <w:jc w:val="both"/>
+            </w:pPr>
+            <w:r>
+              <w:rPr>
+                <w:sz w:val="20"/>
+                <w:szCs w:val="20"/>
+              </w:rPr>
+              <w:t>Megfelelő</w:t>
+            </w:r>
+          </w:p>
+        </w:tc>
+      </w:tr>
+      <w:tr>
+        <w:tc>
+          <w:tcPr>
+            <w:tcW w:w="3000" w:type="dxa"/>
+            <w:tcBorders>
+              <w:top w:val="single" w:sz="4" w:space="0" w:color="999999"/>
+              <w:left w:val="single" w:sz="4" w:space="0" w:color="999999"/>
+              <w:bottom w:val="single" w:sz="4" w:space="0" w:color="999999"/>
+              <w:right w:val="single" w:sz="4" w:space="0" w:color="999999"/>
+            </w:tcBorders>
+            <w:tcMar>
+              <w:top w:w="60" w:type="dxa"/>
+              <w:left w:w="100" w:type="dxa"/>
+              <w:bottom w:w="60" w:type="dxa"/>
+              <w:right w:w="100" w:type="dxa"/>
+            </w:tcMar>
+          </w:tcPr>
+          <w:p>
+            <w:pPr>
+              <w:jc w:val="both"/>
+            </w:pPr>
+            <w:r>
+              <w:rPr>
+                <w:sz w:val="20"/>
+                <w:szCs w:val="20"/>
+              </w:rPr>
+              <w:t>Már létező e-mail címmel regisztráció</w:t>
+            </w:r>
+          </w:p>
+        </w:tc>
+        <w:tc>
+          <w:tcPr>
+            <w:tcW w:w="3200" w:type="dxa"/>
+            <w:tcBorders>
+              <w:top w:val="single" w:sz="4" w:space="0" w:color="999999"/>
+              <w:left w:val="single" w:sz="4" w:space="0" w:color="999999"/>
+              <w:bottom w:val="single" w:sz="4" w:space="0" w:color="999999"/>
+              <w:right w:val="single" w:sz="4" w:space="0" w:color="999999"/>
+            </w:tcBorders>
+            <w:tcMar>
+              <w:top w:w="60" w:type="dxa"/>
+              <w:left w:w="100" w:type="dxa"/>
+              <w:bottom w:w="60" w:type="dxa"/>
+              <w:right w:w="100" w:type="dxa"/>
+            </w:tcMar>
+          </w:tcPr>
+          <w:p>
+            <w:pPr>
+              <w:jc w:val="both"/>
+            </w:pPr>
+            <w:r>
+              <w:rPr>
+                <w:sz w:val="20"/>
+                <w:szCs w:val="20"/>
+              </w:rPr>
+              <w:t>Tárolt eljárás visszatér: „Az email cím már használatban van!”</w:t>
+            </w:r>
+          </w:p>
+        </w:tc>
+        <w:tc>
+          <w:tcPr>
+            <w:tcW w:w="3160" w:type="dxa"/>
+            <w:tcBorders>
+              <w:top w:val="single" w:sz="4" w:space="0" w:color="999999"/>
+              <w:left w:val="single" w:sz="4" w:space="0" w:color="999999"/>
+              <w:bottom w:val="single" w:sz="4" w:space="0" w:color="999999"/>
+              <w:right w:val="single" w:sz="4" w:space="0" w:color="999999"/>
+            </w:tcBorders>
+            <w:tcMar>
+              <w:top w:w="60" w:type="dxa"/>
+              <w:left w:w="100" w:type="dxa"/>
+              <w:bottom w:w="60" w:type="dxa"/>
+              <w:right w:w="100" w:type="dxa"/>
+            </w:tcMar>
+          </w:tcPr>
+          <w:p>
+            <w:pPr>
+              <w:jc w:val="both"/>
+            </w:pPr>
+            <w:r>
+              <w:rPr>
+                <w:sz w:val="20"/>
+                <w:szCs w:val="20"/>
+              </w:rPr>
+              <w:t>Megfelelő</w:t>
+            </w:r>
+          </w:p>
+        </w:tc>
+      </w:tr>
+      <w:tr>
+        <w:tc>
+          <w:tcPr>
+            <w:tcW w:w="3000" w:type="dxa"/>
+            <w:tcBorders>
+              <w:top w:val="single" w:sz="4" w:space="0" w:color="999999"/>
+              <w:left w:val="single" w:sz="4" w:space="0" w:color="999999"/>
+              <w:bottom w:val="single" w:sz="4" w:space="0" w:color="999999"/>
+              <w:right w:val="single" w:sz="4" w:space="0" w:color="999999"/>
+            </w:tcBorders>
+            <w:tcMar>
+              <w:top w:w="60" w:type="dxa"/>
+              <w:left w:w="100" w:type="dxa"/>
+              <w:bottom w:w="60" w:type="dxa"/>
+              <w:right w:w="100" w:type="dxa"/>
+            </w:tcMar>
+          </w:tcPr>
+          <w:p>
+            <w:pPr>
+              <w:jc w:val="both"/>
+            </w:pPr>
+            <w:r>
+              <w:rPr>
+                <w:sz w:val="20"/>
+                <w:szCs w:val="20"/>
+              </w:rPr>
+              <w:t>8 karakternél rövidebb jelszó</w:t>
+            </w:r>
+          </w:p>
+        </w:tc>
+        <w:tc>
+          <w:tcPr>
+            <w:tcW w:w="3200" w:type="dxa"/>
+            <w:tcBorders>
+              <w:top w:val="single" w:sz="4" w:space="0" w:color="999999"/>
+              <w:left w:val="single" w:sz="4" w:space="0" w:color="999999"/>
+              <w:bottom w:val="single" w:sz="4" w:space="0" w:color="999999"/>
+              <w:right w:val="single" w:sz="4" w:space="0" w:color="999999"/>
+            </w:tcBorders>
+            <w:tcMar>
+              <w:top w:w="60" w:type="dxa"/>
+              <w:left w:w="100" w:type="dxa"/>
+              <w:bottom w:w="60" w:type="dxa"/>
+              <w:right w:w="100" w:type="dxa"/>
+            </w:tcMar>
+          </w:tcPr>
+          <w:p>
+            <w:pPr>
+              <w:jc w:val="both"/>
+            </w:pPr>
+            <w:r>
+              <w:rPr>
+                <w:sz w:val="20"/>
+                <w:szCs w:val="20"/>
+              </w:rPr>
+              <w:t>Validációs hiba (StringLength min=8)</w:t>
+            </w:r>
+          </w:p>
+        </w:tc>
+        <w:tc>
+          <w:tcPr>
+            <w:tcW w:w="3160" w:type="dxa"/>
+            <w:tcBorders>
+              <w:top w:val="single" w:sz="4" w:space="0" w:color="999999"/>
+              <w:left w:val="single" w:sz="4" w:space="0" w:color="999999"/>
+              <w:bottom w:val="single" w:sz="4" w:space="0" w:color="999999"/>
+              <w:right w:val="single" w:sz="4" w:space="0" w:color="999999"/>
+            </w:tcBorders>
+            <w:tcMar>
+              <w:top w:w="60" w:type="dxa"/>
+              <w:left w:w="100" w:type="dxa"/>
+              <w:bottom w:w="60" w:type="dxa"/>
+              <w:right w:w="100" w:type="dxa"/>
+            </w:tcMar>
+          </w:tcPr>
+          <w:p>
+            <w:pPr>
+              <w:jc w:val="both"/>
+            </w:pPr>
+            <w:r>
+              <w:rPr>
+                <w:sz w:val="20"/>
+                <w:szCs w:val="20"/>
+              </w:rPr>
+              <w:t>Megfelelő</w:t>
+            </w:r>
+          </w:p>
+        </w:tc>
+      </w:tr>
+      <w:tr>
+        <w:tc>
+          <w:tcPr>
+            <w:tcW w:w="3000" w:type="dxa"/>
+            <w:tcBorders>
+              <w:top w:val="single" w:sz="4" w:space="0" w:color="999999"/>
+              <w:left w:val="single" w:sz="4" w:space="0" w:color="999999"/>
+              <w:bottom w:val="single" w:sz="4" w:space="0" w:color="999999"/>
+              <w:right w:val="single" w:sz="4" w:space="0" w:color="999999"/>
+            </w:tcBorders>
+            <w:tcMar>
+              <w:top w:w="60" w:type="dxa"/>
+              <w:left w:w="100" w:type="dxa"/>
+              <w:bottom w:w="60" w:type="dxa"/>
+              <w:right w:w="100" w:type="dxa"/>
+            </w:tcMar>
+          </w:tcPr>
+          <w:p>
+            <w:pPr>
+              <w:jc w:val="both"/>
+            </w:pPr>
+            <w:r>
+              <w:rPr>
+                <w:sz w:val="20"/>
+                <w:szCs w:val="20"/>
+              </w:rPr>
+              <w:t>Érvénytelen email formátum</w:t>
+            </w:r>
+          </w:p>
+        </w:tc>
+        <w:tc>
+          <w:tcPr>
+            <w:tcW w:w="3200" w:type="dxa"/>
+            <w:tcBorders>
+              <w:top w:val="single" w:sz="4" w:space="0" w:color="999999"/>
+              <w:left w:val="single" w:sz="4" w:space="0" w:color="999999"/>
+              <w:bottom w:val="single" w:sz="4" w:space="0" w:color="999999"/>
+              <w:right w:val="single" w:sz="4" w:space="0" w:color="999999"/>
+            </w:tcBorders>
+            <w:tcMar>
+              <w:top w:w="60" w:type="dxa"/>
+              <w:left w:w="100" w:type="dxa"/>
+              <w:bottom w:w="60" w:type="dxa"/>
+              <w:right w:w="100" w:type="dxa"/>
+            </w:tcMar>
+          </w:tcPr>
+          <w:p>
+            <w:pPr>
+              <w:jc w:val="both"/>
+            </w:pPr>
+            <w:r>
+              <w:rPr>
+                <w:sz w:val="20"/>
+                <w:szCs w:val="20"/>
+              </w:rPr>
+              <w:t>[EmailAddress] attribútum elutasítja</w:t>
+            </w:r>
+          </w:p>
+        </w:tc>
+        <w:tc>
+          <w:tcPr>
+            <w:tcW w:w="3160" w:type="dxa"/>
+            <w:tcBorders>
+              <w:top w:val="single" w:sz="4" w:space="0" w:color="999999"/>
+              <w:left w:val="single" w:sz="4" w:space="0" w:color="999999"/>
+              <w:bottom w:val="single" w:sz="4" w:space="0" w:color="999999"/>
+              <w:right w:val="single" w:sz="4" w:space="0" w:color="999999"/>
+            </w:tcBorders>
+            <w:tcMar>
+              <w:top w:w="60" w:type="dxa"/>
+              <w:left w:w="100" w:type="dxa"/>
+              <w:bottom w:w="60" w:type="dxa"/>
+              <w:right w:w="100" w:type="dxa"/>
+            </w:tcMar>
+          </w:tcPr>
+          <w:p>
+            <w:pPr>
+              <w:jc w:val="both"/>
+            </w:pPr>
+            <w:r>
+              <w:rPr>
+                <w:sz w:val="20"/>
+                <w:szCs w:val="20"/>
+              </w:rPr>
+              <w:t>Megfelelő</w:t>
+            </w:r>
+          </w:p>
+        </w:tc>
+      </w:tr>
+      <w:tr>
+        <w:tc>
+          <w:tcPr>
+            <w:tcW w:w="3000" w:type="dxa"/>
+            <w:tcBorders>
+              <w:top w:val="single" w:sz="4" w:space="0" w:color="999999"/>
+              <w:left w:val="single" w:sz="4" w:space="0" w:color="999999"/>
+              <w:bottom w:val="single" w:sz="4" w:space="0" w:color="999999"/>
+              <w:right w:val="single" w:sz="4" w:space="0" w:color="999999"/>
+            </w:tcBorders>
+            <w:tcMar>
+              <w:top w:w="60" w:type="dxa"/>
+              <w:left w:w="100" w:type="dxa"/>
+              <w:bottom w:w="60" w:type="dxa"/>
+              <w:right w:w="100" w:type="dxa"/>
+            </w:tcMar>
+          </w:tcPr>
+          <w:p>
+            <w:pPr>
+              <w:jc w:val="both"/>
+            </w:pPr>
+            <w:r>
+              <w:rPr>
+                <w:sz w:val="20"/>
+                <w:szCs w:val="20"/>
+              </w:rPr>
+              <w:t>Helyes adatokkal regisztráció</w:t>
+            </w:r>
+          </w:p>
+        </w:tc>
+        <w:tc>
+          <w:tcPr>
+            <w:tcW w:w="3200" w:type="dxa"/>
+            <w:tcBorders>
+              <w:top w:val="single" w:sz="4" w:space="0" w:color="999999"/>
+              <w:left w:val="single" w:sz="4" w:space="0" w:color="999999"/>
+              <w:bottom w:val="single" w:sz="4" w:space="0" w:color="999999"/>
+              <w:right w:val="single" w:sz="4" w:space="0" w:color="999999"/>
+            </w:tcBorders>
+            <w:tcMar>
+              <w:top w:w="60" w:type="dxa"/>
+              <w:left w:w="100" w:type="dxa"/>
+              <w:bottom w:w="60" w:type="dxa"/>
+              <w:right w:w="100" w:type="dxa"/>
+            </w:tcMar>
+          </w:tcPr>
+          <w:p>
+            <w:pPr>
+              <w:jc w:val="both"/>
+            </w:pPr>
+            <w:r>
+              <w:rPr>
+                <w:sz w:val="20"/>
+                <w:szCs w:val="20"/>
+              </w:rPr>
+              <w:t>Sikeres fióklétrehozás, JWT token generálás</w:t>
+            </w:r>
+          </w:p>
+        </w:tc>
+        <w:tc>
+          <w:tcPr>
+            <w:tcW w:w="3160" w:type="dxa"/>
+            <w:tcBorders>
+              <w:top w:val="single" w:sz="4" w:space="0" w:color="999999"/>
+              <w:left w:val="single" w:sz="4" w:space="0" w:color="999999"/>
+              <w:bottom w:val="single" w:sz="4" w:space="0" w:color="999999"/>
+              <w:right w:val="single" w:sz="4" w:space="0" w:color="999999"/>
+            </w:tcBorders>
+            <w:tcMar>
+              <w:top w:w="60" w:type="dxa"/>
+              <w:left w:w="100" w:type="dxa"/>
+              <w:bottom w:w="60" w:type="dxa"/>
+              <w:right w:w="100" w:type="dxa"/>
+            </w:tcMar>
+          </w:tcPr>
+          <w:p>
+            <w:pPr>
+              <w:jc w:val="both"/>
+            </w:pPr>
+            <w:r>
+              <w:rPr>
+                <w:sz w:val="20"/>
+                <w:szCs w:val="20"/>
+              </w:rPr>
+              <w:t>Megfelelő</w:t>
+            </w:r>
+          </w:p>
+        </w:tc>
+      </w:tr>
+      <w:tr>
+        <w:tc>
+          <w:tcPr>
+            <w:tcW w:w="3000" w:type="dxa"/>
+            <w:tcBorders>
+              <w:top w:val="single" w:sz="4" w:space="0" w:color="999999"/>
+              <w:left w:val="single" w:sz="4" w:space="0" w:color="999999"/>
+              <w:bottom w:val="single" w:sz="4" w:space="0" w:color="999999"/>
+              <w:right w:val="single" w:sz="4" w:space="0" w:color="999999"/>
+            </w:tcBorders>
+            <w:tcMar>
+              <w:top w:w="60" w:type="dxa"/>
+              <w:left w:w="100" w:type="dxa"/>
+              <w:bottom w:w="60" w:type="dxa"/>
+              <w:right w:w="100" w:type="dxa"/>
+            </w:tcMar>
+          </w:tcPr>
+          <w:p>
+            <w:pPr>
+              <w:jc w:val="both"/>
+            </w:pPr>
+            <w:r>
+              <w:rPr>
+                <w:sz w:val="20"/>
+                <w:szCs w:val="20"/>
+              </w:rPr>
+              <w:t>Hibás jelszóval bejelentkezés</w:t>
+            </w:r>
+          </w:p>
+        </w:tc>
+        <w:tc>
+          <w:tcPr>
+            <w:tcW w:w="3200" w:type="dxa"/>
+            <w:tcBorders>
+              <w:top w:val="single" w:sz="4" w:space="0" w:color="999999"/>
+              <w:left w:val="single" w:sz="4" w:space="0" w:color="999999"/>
+              <w:bottom w:val="single" w:sz="4" w:space="0" w:color="999999"/>
+              <w:right w:val="single" w:sz="4" w:space="0" w:color="999999"/>
+            </w:tcBorders>
+            <w:tcMar>
+              <w:top w:w="60" w:type="dxa"/>
+              <w:left w:w="100" w:type="dxa"/>
+              <w:bottom w:w="60" w:type="dxa"/>
+              <w:right w:w="100" w:type="dxa"/>
+            </w:tcMar>
+          </w:tcPr>
+          <w:p>
+            <w:pPr>
+              <w:jc w:val="both"/>
+            </w:pPr>
+            <w:r>
+              <w:rPr>
+                <w:sz w:val="20"/>
+                <w:szCs w:val="20"/>
+              </w:rPr>
+              <w:t>BCrypt.Verify false, „Hibás felhasználónév vagy jelszó!”</w:t>
+            </w:r>
+          </w:p>
+        </w:tc>
+        <w:tc>
+          <w:tcPr>
+            <w:tcW w:w="3160" w:type="dxa"/>
+            <w:tcBorders>
+              <w:top w:val="single" w:sz="4" w:space="0" w:color="999999"/>
+              <w:left w:val="single" w:sz="4" w:space="0" w:color="999999"/>
+              <w:bottom w:val="single" w:sz="4" w:space="0" w:color="999999"/>
+              <w:right w:val="single" w:sz="4" w:space="0" w:color="999999"/>
+            </w:tcBorders>
+            <w:tcMar>
+              <w:top w:w="60" w:type="dxa"/>
+              <w:left w:w="100" w:type="dxa"/>
+              <w:bottom w:w="60" w:type="dxa"/>
+              <w:right w:w="100" w:type="dxa"/>
+            </w:tcMar>
+          </w:tcPr>
+          <w:p>
+            <w:pPr>
+              <w:jc w:val="both"/>
+            </w:pPr>
+            <w:r>
+              <w:rPr>
+                <w:sz w:val="20"/>
+                <w:szCs w:val="20"/>
+              </w:rPr>
+              <w:t>Megfelelő</w:t>
+            </w:r>
+          </w:p>
+        </w:tc>
+      </w:tr>
+      <w:tr>
+        <w:tc>
+          <w:tcPr>
+            <w:tcW w:w="3000" w:type="dxa"/>
+            <w:tcBorders>
+              <w:top w:val="single" w:sz="4" w:space="0" w:color="999999"/>
+              <w:left w:val="single" w:sz="4" w:space="0" w:color="999999"/>
+              <w:bottom w:val="single" w:sz="4" w:space="0" w:color="999999"/>
+              <w:right w:val="single" w:sz="4" w:space="0" w:color="999999"/>
+            </w:tcBorders>
+            <w:tcMar>
+              <w:top w:w="60" w:type="dxa"/>
+              <w:left w:w="100" w:type="dxa"/>
+              <w:bottom w:w="60" w:type="dxa"/>
+              <w:right w:w="100" w:type="dxa"/>
+            </w:tcMar>
+          </w:tcPr>
+          <w:p>
+            <w:pPr>
+              <w:jc w:val="both"/>
+            </w:pPr>
+            <w:r>
+              <w:rPr>
+                <w:sz w:val="20"/>
+                <w:szCs w:val="20"/>
+              </w:rPr>
+              <w:t>Nem létező felhasználónévvel bejelentkezés</w:t>
+            </w:r>
+          </w:p>
+        </w:tc>
+        <w:tc>
+          <w:tcPr>
+            <w:tcW w:w="3200" w:type="dxa"/>
+            <w:tcBorders>
+              <w:top w:val="single" w:sz="4" w:space="0" w:color="999999"/>
+              <w:left w:val="single" w:sz="4" w:space="0" w:color="999999"/>
+              <w:bottom w:val="single" w:sz="4" w:space="0" w:color="999999"/>
+              <w:right w:val="single" w:sz="4" w:space="0" w:color="999999"/>
+            </w:tcBorders>
+            <w:tcMar>
+              <w:top w:w="60" w:type="dxa"/>
+              <w:left w:w="100" w:type="dxa"/>
+              <w:bottom w:w="60" w:type="dxa"/>
+              <w:right w:w="100" w:type="dxa"/>
+            </w:tcMar>
+          </w:tcPr>
+          <w:p>
+            <w:pPr>
+              <w:jc w:val="both"/>
+            </w:pPr>
+            <w:r>
+              <w:rPr>
+                <w:sz w:val="20"/>
+                <w:szCs w:val="20"/>
+              </w:rPr>
+              <w:t>Tárolt eljárás: „A felhasználó nem található!”</w:t>
+            </w:r>
+          </w:p>
+        </w:tc>
+        <w:tc>
+          <w:tcPr>
+            <w:tcW w:w="3160" w:type="dxa"/>
+            <w:tcBorders>
+              <w:top w:val="single" w:sz="4" w:space="0" w:color="999999"/>
+              <w:left w:val="single" w:sz="4" w:space="0" w:color="999999"/>
+              <w:bottom w:val="single" w:sz="4" w:space="0" w:color="999999"/>
+              <w:right w:val="single" w:sz="4" w:space="0" w:color="999999"/>
+            </w:tcBorders>
+            <w:tcMar>
+              <w:top w:w="60" w:type="dxa"/>
+              <w:left w:w="100" w:type="dxa"/>
+              <w:bottom w:w="60" w:type="dxa"/>
+              <w:right w:w="100" w:type="dxa"/>
+            </w:tcMar>
+          </w:tcPr>
+          <w:p>
+            <w:pPr>
+              <w:jc w:val="both"/>
+            </w:pPr>
+            <w:r>
+              <w:rPr>
+                <w:sz w:val="20"/>
+                <w:szCs w:val="20"/>
+              </w:rPr>
+              <w:t>Megfelelő</w:t>
+            </w:r>
+          </w:p>
+        </w:tc>
+      </w:tr>
+    </w:tbl>
+    <w:p>
+      <w:pPr>
+        <w:spacing w:before="80" w:after="120" w:line="360" w:lineRule="auto"/>
+        <w:jc w:val="both"/>
+      </w:pPr>
+      <w:r>
+        <w:rPr>
+          <w:b/>
+          <w:i/>
+        </w:rPr>
+        <w:t>Admin panel</w:t>
+      </w:r>
+    </w:p>
+    <w:tbl>
+      <w:tblPr>
+        <w:tblW w:w="9360" w:type="dxa"/>
+        <w:tblBorders>
+          <w:top w:val="single" w:sz="4" w:space="0" w:color="CCCCCC"/>
+          <w:left w:val="single" w:sz="4" w:space="0" w:color="CCCCCC"/>
+          <w:bottom w:val="single" w:sz="4" w:space="0" w:color="CCCCCC"/>
+          <w:right w:val="single" w:sz="4" w:space="0" w:color="CCCCCC"/>
+          <w:insideH w:val="single" w:sz="4" w:space="0" w:color="CCCCCC"/>
+          <w:insideV w:val="single" w:sz="4" w:space="0" w:color="CCCCCC"/>
+        </w:tblBorders>
+        <w:tblLook w:val="04A0" w:firstRow="1" w:lastRow="0" w:firstColumn="1" w:lastColumn="0" w:noHBand="0" w:noVBand="1"/>
+      </w:tblPr>
+      <w:tblGrid>
+        <w:gridCol w:w="3120"/>
+        <w:gridCol w:w="3120"/>
+        <w:gridCol w:w="3120"/>
+      </w:tblGrid>
+      <w:tr>
+        <w:tc>
+          <w:tcPr>
+            <w:tcW w:w="3120" w:type="dxa"/>
+            <w:shd w:val="clear" w:color="auto" w:fill="D6E4F7"/>
+            <w:tcMar>
+              <w:top w:w="80" w:type="dxa"/>
+              <w:left w:w="120" w:type="dxa"/>
+              <w:bottom w:w="80" w:type="dxa"/>
+              <w:right w:w="120" w:type="dxa"/>
+            </w:tcMar>
+          </w:tcPr>
+          <w:p>
+            <w:pPr>
+              <w:jc w:val="both"/>
+            </w:pPr>
+            <w:r>
+              <w:rPr>
+                <w:b/>
+                <w:sz w:val="20"/>
+              </w:rPr>
+              <w:t>Teszteset</w:t>
+            </w:r>
+          </w:p>
+        </w:tc>
+        <w:tc>
+          <w:tcPr>
+            <w:tcW w:w="3120" w:type="dxa"/>
+            <w:shd w:val="clear" w:color="auto" w:fill="D6E4F7"/>
+            <w:tcMar>
+              <w:top w:w="80" w:type="dxa"/>
+              <w:left w:w="120" w:type="dxa"/>
+              <w:bottom w:w="80" w:type="dxa"/>
+              <w:right w:w="120" w:type="dxa"/>
+            </w:tcMar>
+          </w:tcPr>
+          <w:p>
+            <w:pPr>
+              <w:jc w:val="both"/>
+            </w:pPr>
+            <w:r>
+              <w:rPr>
+                <w:b/>
+                <w:sz w:val="20"/>
+              </w:rPr>
+              <w:t>Várt viselkedés</w:t>
+            </w:r>
+          </w:p>
+        </w:tc>
+        <w:tc>
+          <w:tcPr>
+            <w:tcW w:w="3120" w:type="dxa"/>
+            <w:shd w:val="clear" w:color="auto" w:fill="D6E4F7"/>
+            <w:tcMar>
+              <w:top w:w="80" w:type="dxa"/>
+              <w:left w:w="120" w:type="dxa"/>
+              <w:bottom w:w="80" w:type="dxa"/>
+              <w:right w:w="120" w:type="dxa"/>
+            </w:tcMar>
+          </w:tcPr>
+          <w:p>
+            <w:pPr>
+              <w:jc w:val="both"/>
+            </w:pPr>
+            <w:r>
+              <w:rPr>
+                <w:b/>
+                <w:sz w:val="20"/>
+              </w:rPr>
+              <w:t>Tényleges eredmény</w:t>
+            </w:r>
+          </w:p>
+        </w:tc>
+      </w:tr>
+      <w:tr>
+        <w:tc>
+          <w:tcPr>
+            <w:tcW w:w="3120" w:type="dxa"/>
+            <w:tcMar>
+              <w:top w:w="80" w:type="dxa"/>
+              <w:left w:w="120" w:type="dxa"/>
+              <w:bottom w:w="80" w:type="dxa"/>
+              <w:right w:w="120" w:type="dxa"/>
+            </w:tcMar>
+          </w:tcPr>
+          <w:p>
+            <w:pPr>
+              <w:jc w:val="both"/>
+            </w:pPr>
+            <w:r>
+              <w:rPr>
+                <w:sz w:val="20"/>
+              </w:rPr>
+              <w:t>Admin panel betöltése</w:t>
+            </w:r>
+          </w:p>
+        </w:tc>
+        <w:tc>
+          <w:tcPr>
+            <w:tcW w:w="3120" w:type="dxa"/>
+            <w:tcMar>
+              <w:top w:w="80" w:type="dxa"/>
+              <w:left w:w="120" w:type="dxa"/>
+              <w:bottom w:w="80" w:type="dxa"/>
+              <w:right w:w="120" w:type="dxa"/>
+            </w:tcMar>
+          </w:tcPr>
+          <w:p>
+            <w:pPr>
+              <w:jc w:val="both"/>
+            </w:pPr>
+            <w:r>
+              <w:rPr>
+                <w:sz w:val="20"/>
+              </w:rPr>
+              <w:t>Áttekintés fül azonnal megjelenik a statisztikákkal</w:t>
+            </w:r>
+          </w:p>
+        </w:tc>
+        <w:tc>
+          <w:tcPr>
+            <w:tcW w:w="3120" w:type="dxa"/>
+            <w:tcMar>
+              <w:top w:w="80" w:type="dxa"/>
+              <w:left w:w="120" w:type="dxa"/>
+              <w:bottom w:w="80" w:type="dxa"/>
+              <w:right w:w="120" w:type="dxa"/>
+            </w:tcMar>
+          </w:tcPr>
+          <w:p>
+            <w:pPr>
+              <w:jc w:val="both"/>
+            </w:pPr>
+            <w:r>
+              <w:rPr>
+                <w:sz w:val="20"/>
+              </w:rPr>
+              <w:t>Megfelelő</w:t>
+            </w:r>
+          </w:p>
+        </w:tc>
+      </w:tr>
+      <w:tr>
+        <w:tc>
+          <w:tcPr>
+            <w:tcW w:w="3120" w:type="dxa"/>
+            <w:tcMar>
+              <w:top w:w="80" w:type="dxa"/>
+              <w:left w:w="120" w:type="dxa"/>
+              <w:bottom w:w="80" w:type="dxa"/>
+              <w:right w:w="120" w:type="dxa"/>
+            </w:tcMar>
+          </w:tcPr>
+          <w:p>
+            <w:pPr>
+              <w:jc w:val="both"/>
+            </w:pPr>
+            <w:r>
+              <w:rPr>
+                <w:sz w:val="20"/>
+              </w:rPr>
+              <w:t>Admin más admint próbál törölni</w:t>
+            </w:r>
+          </w:p>
+        </w:tc>
+        <w:tc>
+          <w:tcPr>
+            <w:tcW w:w="3120" w:type="dxa"/>
+            <w:tcMar>
+              <w:top w:w="80" w:type="dxa"/>
+              <w:left w:w="120" w:type="dxa"/>
+              <w:bottom w:w="80" w:type="dxa"/>
+              <w:right w:w="120" w:type="dxa"/>
+            </w:tcMar>
+          </w:tcPr>
+          <w:p>
+            <w:pPr>
+              <w:jc w:val="both"/>
+            </w:pPr>
+            <w:r>
+              <w:rPr>
+                <w:sz w:val="20"/>
+              </w:rPr>
+              <w:t>Törlés/tiltás gombok nem jelennek meg, „Védett" felirat látható</w:t>
+            </w:r>
+          </w:p>
+        </w:tc>
+        <w:tc>
+          <w:tcPr>
+            <w:tcW w:w="3120" w:type="dxa"/>
+            <w:tcMar>
+              <w:top w:w="80" w:type="dxa"/>
+              <w:left w:w="120" w:type="dxa"/>
+              <w:bottom w:w="80" w:type="dxa"/>
+              <w:right w:w="120" w:type="dxa"/>
+            </w:tcMar>
+          </w:tcPr>
+          <w:p>
+            <w:pPr>
+              <w:jc w:val="both"/>
+            </w:pPr>
+            <w:r>
+              <w:rPr>
+                <w:sz w:val="20"/>
+              </w:rPr>
+              <w:t>Megfelelő</w:t>
+            </w:r>
+          </w:p>
+        </w:tc>
+      </w:tr>
+      <w:tr>
+        <w:tc>
+          <w:tcPr>
+            <w:tcW w:w="3120" w:type="dxa"/>
+            <w:tcMar>
+              <w:top w:w="80" w:type="dxa"/>
+              <w:left w:w="120" w:type="dxa"/>
+              <w:bottom w:w="80" w:type="dxa"/>
+              <w:right w:w="120" w:type="dxa"/>
+            </w:tcMar>
+          </w:tcPr>
+          <w:p>
+            <w:pPr>
+              <w:jc w:val="both"/>
+            </w:pPr>
+            <w:r>
+              <w:rPr>
+                <w:sz w:val="20"/>
+              </w:rPr>
+              <w:t>Admin más admin szerepkörét próbálja módosítani</w:t>
+            </w:r>
+          </w:p>
+        </w:tc>
+        <w:tc>
+          <w:tcPr>
+            <w:tcW w:w="3120" w:type="dxa"/>
+            <w:tcMar>
+              <w:top w:w="80" w:type="dxa"/>
+              <w:left w:w="120" w:type="dxa"/>
+              <w:bottom w:w="80" w:type="dxa"/>
+              <w:right w:w="120" w:type="dxa"/>
+            </w:tcMar>
+          </w:tcPr>
+          <w:p>
+            <w:pPr>
+              <w:jc w:val="both"/>
+            </w:pPr>
+            <w:r>
+              <w:rPr>
+                <w:sz w:val="20"/>
+              </w:rPr>
+              <w:t>A szerepkör select disabled, nem módosítható</w:t>
+            </w:r>
+          </w:p>
+        </w:tc>
+        <w:tc>
+          <w:tcPr>
+            <w:tcW w:w="3120" w:type="dxa"/>
+            <w:tcMar>
+              <w:top w:w="80" w:type="dxa"/>
+              <w:left w:w="120" w:type="dxa"/>
+              <w:bottom w:w="80" w:type="dxa"/>
+              <w:right w:w="120" w:type="dxa"/>
+            </w:tcMar>
+          </w:tcPr>
+          <w:p>
+            <w:pPr>
+              <w:jc w:val="both"/>
+            </w:pPr>
+            <w:r>
+              <w:rPr>
+                <w:sz w:val="20"/>
+              </w:rPr>
+              <w:t>Megfelelő</w:t>
+            </w:r>
+          </w:p>
+        </w:tc>
+      </w:tr>
+      <w:tr>
+        <w:tc>
+          <w:tcPr>
+            <w:tcW w:w="3120" w:type="dxa"/>
+            <w:tcMar>
+              <w:top w:w="80" w:type="dxa"/>
+              <w:left w:w="120" w:type="dxa"/>
+              <w:bottom w:w="80" w:type="dxa"/>
+              <w:right w:w="120" w:type="dxa"/>
+            </w:tcMar>
+          </w:tcPr>
+          <w:p>
+            <w:pPr>
+              <w:jc w:val="both"/>
+            </w:pPr>
+            <w:r>
+              <w:rPr>
+                <w:sz w:val="20"/>
+              </w:rPr>
+              <w:t>Felhasználó nevének átírása (ceruza ikon)</w:t>
+            </w:r>
+          </w:p>
+        </w:tc>
+        <w:tc>
+          <w:tcPr>
+            <w:tcW w:w="3120" w:type="dxa"/>
+            <w:tcMar>
+              <w:top w:w="80" w:type="dxa"/>
+              <w:left w:w="120" w:type="dxa"/>
+              <w:bottom w:w="80" w:type="dxa"/>
+              <w:right w:w="120" w:type="dxa"/>
+            </w:tcMar>
+          </w:tcPr>
+          <w:p>
+            <w:pPr>
+              <w:jc w:val="both"/>
+            </w:pPr>
+            <w:r>
+              <w:rPr>
+                <w:sz w:val="20"/>
+              </w:rPr>
+              <w:t>sp_Admin_RenameUser frissíti a nevet, AuditLog bejegyzés</w:t>
+            </w:r>
+          </w:p>
+        </w:tc>
+        <w:tc>
+          <w:tcPr>
+            <w:tcW w:w="3120" w:type="dxa"/>
+            <w:tcMar>
+              <w:top w:w="80" w:type="dxa"/>
+              <w:left w:w="120" w:type="dxa"/>
+              <w:bottom w:w="80" w:type="dxa"/>
+              <w:right w:w="120" w:type="dxa"/>
+            </w:tcMar>
+          </w:tcPr>
+          <w:p>
+            <w:pPr>
+              <w:jc w:val="both"/>
+            </w:pPr>
+            <w:r>
+              <w:rPr>
+                <w:sz w:val="20"/>
+              </w:rPr>
+              <w:t>Megfelelő</w:t>
+            </w:r>
+          </w:p>
+        </w:tc>
+      </w:tr>
+      <w:tr>
+        <w:tc>
+          <w:tcPr>
+            <w:tcW w:w="3120" w:type="dxa"/>
+            <w:tcMar>
+              <w:top w:w="80" w:type="dxa"/>
+              <w:left w:w="120" w:type="dxa"/>
+              <w:bottom w:w="80" w:type="dxa"/>
+              <w:right w:w="120" w:type="dxa"/>
+            </w:tcMar>
+          </w:tcPr>
+          <w:p>
+            <w:pPr>
+              <w:jc w:val="both"/>
+            </w:pPr>
+            <w:r>
+              <w:rPr>
+                <w:sz w:val="20"/>
+              </w:rPr>
+              <w:t>Admin Csoportok oldalon minden csoportot lát</w:t>
+            </w:r>
+          </w:p>
+        </w:tc>
+        <w:tc>
+          <w:tcPr>
+            <w:tcW w:w="3120" w:type="dxa"/>
+            <w:tcMar>
+              <w:top w:w="80" w:type="dxa"/>
+              <w:left w:w="120" w:type="dxa"/>
+              <w:bottom w:w="80" w:type="dxa"/>
+              <w:right w:w="120" w:type="dxa"/>
+            </w:tcMar>
+          </w:tcPr>
+          <w:p>
+            <w:pPr>
+              <w:jc w:val="both"/>
+            </w:pPr>
+            <w:r>
+              <w:rPr>
+                <w:sz w:val="20"/>
+              </w:rPr>
+              <w:t>sp_GetMyGroups admin ága minden csoportot visszaad</w:t>
+            </w:r>
+          </w:p>
+        </w:tc>
+        <w:tc>
+          <w:tcPr>
+            <w:tcW w:w="3120" w:type="dxa"/>
+            <w:tcMar>
+              <w:top w:w="80" w:type="dxa"/>
+              <w:left w:w="120" w:type="dxa"/>
+              <w:bottom w:w="80" w:type="dxa"/>
+              <w:right w:w="120" w:type="dxa"/>
+            </w:tcMar>
+          </w:tcPr>
+          <w:p>
+            <w:pPr>
+              <w:jc w:val="both"/>
+            </w:pPr>
+            <w:r>
+              <w:rPr>
+                <w:sz w:val="20"/>
+              </w:rPr>
+              <w:t>Megfelelő</w:t>
+            </w:r>
+          </w:p>
+        </w:tc>
+      </w:tr>
+      <w:tr>
+        <w:tc>
+          <w:tcPr>
+            <w:tcW w:w="3120" w:type="dxa"/>
+            <w:tcMar>
+              <w:top w:w="80" w:type="dxa"/>
+              <w:left w:w="120" w:type="dxa"/>
+              <w:bottom w:w="80" w:type="dxa"/>
+              <w:right w:w="120" w:type="dxa"/>
+            </w:tcMar>
+          </w:tcPr>
+          <w:p>
+            <w:pPr>
+              <w:jc w:val="both"/>
+            </w:pPr>
+            <w:r>
+              <w:rPr>
+                <w:sz w:val="20"/>
+              </w:rPr>
+              <w:t>Admin csoport órarendjét, feladatait, szavazásait megtekinti</w:t>
+            </w:r>
+          </w:p>
+        </w:tc>
+        <w:tc>
+          <w:tcPr>
+            <w:tcW w:w="3120" w:type="dxa"/>
+            <w:tcMar>
+              <w:top w:w="80" w:type="dxa"/>
+              <w:left w:w="120" w:type="dxa"/>
+              <w:bottom w:w="80" w:type="dxa"/>
+              <w:right w:w="120" w:type="dxa"/>
+            </w:tcMar>
+          </w:tcPr>
+          <w:p>
+            <w:pPr>
+              <w:jc w:val="both"/>
+            </w:pPr>
+            <w:r>
+              <w:rPr>
+                <w:sz w:val="20"/>
+              </w:rPr>
+              <w:t>Admin jogosultság felülírja a tagság-ellenőrzést a t</w:t>
+            </w:r>
+            <w:r>
+              <w:rPr>
+                <w:sz w:val="20"/>
+                <w:szCs w:val="20"/>
+              </w:rPr>
+              <w:t>árolt eljárások</w:t>
+            </w:r>
+            <w:r>
+              <w:rPr>
+                <w:sz w:val="20"/>
+              </w:rPr>
+              <w:t>ban</w:t>
+            </w:r>
+          </w:p>
+        </w:tc>
+        <w:tc>
+          <w:tcPr>
+            <w:tcW w:w="3120" w:type="dxa"/>
+            <w:tcMar>
+              <w:top w:w="80" w:type="dxa"/>
+              <w:left w:w="120" w:type="dxa"/>
+              <w:bottom w:w="80" w:type="dxa"/>
+              <w:right w:w="120" w:type="dxa"/>
+            </w:tcMar>
+          </w:tcPr>
+          <w:p>
+            <w:pPr>
+              <w:jc w:val="both"/>
+            </w:pPr>
+            <w:r>
+              <w:rPr>
+                <w:sz w:val="20"/>
+              </w:rPr>
+              <w:t>Megfelelő</w:t>
+            </w:r>
+          </w:p>
+        </w:tc>
+      </w:tr>
+      <w:tr>
+        <w:tc>
+          <w:tcPr>
+            <w:tcW w:w="3120" w:type="dxa"/>
+            <w:tcMar>
+              <w:top w:w="80" w:type="dxa"/>
+              <w:left w:w="120" w:type="dxa"/>
+              <w:bottom w:w="80" w:type="dxa"/>
+              <w:right w:w="120" w:type="dxa"/>
+            </w:tcMar>
+          </w:tcPr>
+          <w:p>
+            <w:pPr>
+              <w:jc w:val="both"/>
+            </w:pPr>
+            <w:r>
+              <w:rPr>
+                <w:sz w:val="20"/>
+              </w:rPr>
+              <w:t>Admin piros téma megjelenése minden oldalon</w:t>
+            </w:r>
+          </w:p>
+        </w:tc>
+        <w:tc>
+          <w:tcPr>
+            <w:tcW w:w="3120" w:type="dxa"/>
+            <w:tcMar>
+              <w:top w:w="80" w:type="dxa"/>
+              <w:left w:w="120" w:type="dxa"/>
+              <w:bottom w:w="80" w:type="dxa"/>
+              <w:right w:w="120" w:type="dxa"/>
+            </w:tcMar>
+          </w:tcPr>
+          <w:p>
+            <w:pPr>
+              <w:jc w:val="both"/>
+            </w:pPr>
+            <w:r>
+              <w:rPr>
+                <w:sz w:val="20"/>
+              </w:rPr>
+              <w:t>Topbar, sidebar, gombok piros/bordó (#e53935, #b71c1c) színben</w:t>
+            </w:r>
+          </w:p>
+        </w:tc>
+        <w:tc>
+          <w:tcPr>
+            <w:tcW w:w="3120" w:type="dxa"/>
+            <w:tcMar>
+              <w:top w:w="80" w:type="dxa"/>
+              <w:left w:w="120" w:type="dxa"/>
+              <w:bottom w:w="80" w:type="dxa"/>
+              <w:right w:w="120" w:type="dxa"/>
+            </w:tcMar>
+          </w:tcPr>
+          <w:p>
+            <w:pPr>
+              <w:jc w:val="both"/>
+            </w:pPr>
+            <w:r>
+              <w:rPr>
+                <w:sz w:val="20"/>
+              </w:rPr>
+              <w:t>Megfelelő</w:t>
+            </w:r>
+          </w:p>
+        </w:tc>
+      </w:tr>
+      <w:tr>
+        <w:tc>
+          <w:tcPr>
+            <w:tcW w:w="3120" w:type="dxa"/>
+            <w:tcMar>
+              <w:top w:w="80" w:type="dxa"/>
+              <w:left w:w="120" w:type="dxa"/>
+              <w:bottom w:w="80" w:type="dxa"/>
+              <w:right w:w="120" w:type="dxa"/>
+            </w:tcMar>
+          </w:tcPr>
+          <w:p>
+            <w:pPr>
+              <w:jc w:val="both"/>
+            </w:pPr>
+            <w:r>
+              <w:rPr>
+                <w:sz w:val="20"/>
+              </w:rPr>
+              <w:t>Nem-admin felhasználó /admin URL-re navigál</w:t>
+            </w:r>
+          </w:p>
+        </w:tc>
+        <w:tc>
+          <w:tcPr>
+            <w:tcW w:w="3120" w:type="dxa"/>
+            <w:tcMar>
+              <w:top w:w="80" w:type="dxa"/>
+              <w:left w:w="120" w:type="dxa"/>
+              <w:bottom w:w="80" w:type="dxa"/>
+              <w:right w:w="120" w:type="dxa"/>
+            </w:tcMar>
+          </w:tcPr>
+          <w:p>
+            <w:pPr>
+              <w:jc w:val="both"/>
+            </w:pPr>
+            <w:r>
+              <w:rPr>
+                <w:sz w:val="20"/>
+              </w:rPr>
+              <w:t>„Nincs admin jogosultságod" üzenet, vissza a Dashboard-ra</w:t>
+            </w:r>
+          </w:p>
+        </w:tc>
+        <w:tc>
+          <w:tcPr>
+            <w:tcW w:w="3120" w:type="dxa"/>
+            <w:tcMar>
+              <w:top w:w="80" w:type="dxa"/>
+              <w:left w:w="120" w:type="dxa"/>
+              <w:bottom w:w="80" w:type="dxa"/>
+              <w:right w:w="120" w:type="dxa"/>
+            </w:tcMar>
+          </w:tcPr>
+          <w:p>
+            <w:pPr>
+              <w:jc w:val="both"/>
+            </w:pPr>
+            <w:r>
+              <w:rPr>
+                <w:sz w:val="20"/>
+              </w:rPr>
+              <w:t>Megfelelő</w:t>
+            </w:r>
+          </w:p>
+        </w:tc>
+      </w:tr>
+      <w:tr>
+        <w:tc>
+          <w:tcPr>
+            <w:tcW w:w="3120" w:type="dxa"/>
+            <w:tcMar>
+              <w:top w:w="80" w:type="dxa"/>
+              <w:left w:w="120" w:type="dxa"/>
+              <w:bottom w:w="80" w:type="dxa"/>
+              <w:right w:w="120" w:type="dxa"/>
+            </w:tcMar>
+          </w:tcPr>
+          <w:p>
+            <w:pPr>
+              <w:jc w:val="both"/>
+            </w:pPr>
+            <w:r>
+              <w:rPr>
+                <w:sz w:val="20"/>
+              </w:rPr>
+              <w:t>Mobil nézetben (600px alatt) felhasználói chip elrejtése</w:t>
+            </w:r>
+          </w:p>
+        </w:tc>
+        <w:tc>
+          <w:tcPr>
+            <w:tcW w:w="3120" w:type="dxa"/>
+            <w:tcMar>
+              <w:top w:w="80" w:type="dxa"/>
+              <w:left w:w="120" w:type="dxa"/>
+              <w:bottom w:w="80" w:type="dxa"/>
+              <w:right w:w="120" w:type="dxa"/>
+            </w:tcMar>
+          </w:tcPr>
+          <w:p>
+            <w:pPr>
+              <w:jc w:val="both"/>
+            </w:pPr>
+            <w:r>
+              <w:rPr>
+                <w:sz w:val="20"/>
+              </w:rPr>
+              <w:t>User chip eltűnik, tabok és gombok kisebbek, oszlopok rejtve</w:t>
+            </w:r>
+          </w:p>
+        </w:tc>
+        <w:tc>
+          <w:tcPr>
+            <w:tcW w:w="3120" w:type="dxa"/>
+            <w:tcMar>
+              <w:top w:w="80" w:type="dxa"/>
+              <w:left w:w="120" w:type="dxa"/>
+              <w:bottom w:w="80" w:type="dxa"/>
+              <w:right w:w="120" w:type="dxa"/>
+            </w:tcMar>
+          </w:tcPr>
+          <w:p>
+            <w:pPr>
+              <w:jc w:val="both"/>
+            </w:pPr>
+            <w:r>
+              <w:rPr>
+                <w:sz w:val="20"/>
+              </w:rPr>
+              <w:t>Megfelelő</w:t>
+            </w:r>
+          </w:p>
+        </w:tc>
+      </w:tr>
+    </w:tbl>
+    <w:p>
+      <w:pPr>
+        <w:pStyle w:val="Cmsor3"/>
+      </w:pPr>
+      <w:bookmarkStart w:id="141" w:name="_Toc226154949"/>
+      <w:bookmarkStart w:id="142" w:name="_Toc226198337"/>
+      <w:r>
+        <w:lastRenderedPageBreak/>
+        <w:t>12.1</w:t>
+      </w:r>
+      <w:r>
+        <w:t xml:space="preserve"> Teszt #1 Email cím validáció (EmailValidacioTesztek)</w:t>
+      </w:r>
+      <w:bookmarkEnd w:id="141"/>
+      <w:bookmarkEnd w:id="142"/>
+    </w:p>
+    <w:p>
+      <w:pPr>
+        <w:spacing w:before="60" w:after="80" w:line="360" w:lineRule="auto"/>
+        <w:jc w:val="both"/>
+      </w:pPr>
+      <w:r>
+        <w:t>A .NET beépített EmailAddressAttribute validátorát teszteli 7 esettel Theory-ként. A validáció a regisztrációs és a csoportmeghívó API végpontokon fut, megakadályozva érvénytelen email-cím felvételét.</w:t>
+      </w:r>
+    </w:p>
+    <w:tbl>
+      <w:tblPr>
+        <w:tblW w:w="9026" w:type="dxa"/>
+        <w:tblBorders>
+          <w:top w:val="single" w:sz="4" w:space="0" w:color="auto"/>
+          <w:left w:val="single" w:sz="4" w:space="0" w:color="auto"/>
+          <w:bottom w:val="single" w:sz="4" w:space="0" w:color="auto"/>
+          <w:right w:val="single" w:sz="4" w:space="0" w:color="auto"/>
+          <w:insideH w:val="single" w:sz="4" w:space="0" w:color="auto"/>
+          <w:insideV w:val="single" w:sz="4" w:space="0" w:color="auto"/>
+        </w:tblBorders>
+        <w:tblCellMar>
+          <w:left w:w="10" w:type="dxa"/>
+          <w:right w:w="10" w:type="dxa"/>
+        </w:tblCellMar>
+        <w:tblLook w:val="04A0" w:firstRow="1" w:lastRow="0" w:firstColumn="1" w:lastColumn="0" w:noHBand="0" w:noVBand="1"/>
+      </w:tblPr>
+      <w:tblGrid>
+        <w:gridCol w:w="2312"/>
+        <w:gridCol w:w="4366"/>
+        <w:gridCol w:w="791"/>
+        <w:gridCol w:w="1557"/>
+      </w:tblGrid>
+      <w:tr>
+        <w:trPr>
+          <w:tblHeader/>
+        </w:trPr>
+        <w:tc>
+          <w:tcPr>
+            <w:tcW w:w="0" w:type="auto"/>
+            <w:tcBorders>
+              <w:top w:val="single" w:sz="6" w:space="0" w:color="B0C4DE"/>
+              <w:left w:val="single" w:sz="6" w:space="0" w:color="B0C4DE"/>
+              <w:bottom w:val="single" w:sz="6" w:space="0" w:color="B0C4DE"/>
+              <w:right w:val="single" w:sz="6" w:space="0" w:color="B0C4DE"/>
+            </w:tcBorders>
+            <w:shd w:val="clear" w:color="auto" w:fill="D6E4F0"/>
+            <w:tcMar>
+              <w:top w:w="80" w:type="dxa"/>
+              <w:left w:w="120" w:type="dxa"/>
+              <w:bottom w:w="80" w:type="dxa"/>
+              <w:right w:w="120" w:type="dxa"/>
+            </w:tcMar>
+            <w:vAlign w:val="center"/>
+          </w:tcPr>
+          <w:p>
+            <w:pPr>
+              <w:jc w:val="both"/>
+            </w:pPr>
+            <w:r>
+              <w:rPr>
+                <w:b/>
+                <w:bCs/>
+                <w:color w:val="000000"/>
+              </w:rPr>
+              <w:t>Email cím</w:t>
+            </w:r>
+          </w:p>
+        </w:tc>
+        <w:tc>
+          <w:tcPr>
+            <w:tcW w:w="0" w:type="auto"/>
+            <w:tcBorders>
+              <w:top w:val="single" w:sz="6" w:space="0" w:color="B0C4DE"/>
+              <w:left w:val="single" w:sz="6" w:space="0" w:color="B0C4DE"/>
+              <w:bottom w:val="single" w:sz="6" w:space="0" w:color="B0C4DE"/>
+              <w:right w:val="single" w:sz="6" w:space="0" w:color="B0C4DE"/>
+            </w:tcBorders>
+            <w:shd w:val="clear" w:color="auto" w:fill="D6E4F0"/>
+            <w:tcMar>
+              <w:top w:w="80" w:type="dxa"/>
+              <w:left w:w="120" w:type="dxa"/>
+              <w:bottom w:w="80" w:type="dxa"/>
+              <w:right w:w="120" w:type="dxa"/>
+            </w:tcMar>
+            <w:vAlign w:val="center"/>
+          </w:tcPr>
+          <w:p>
+            <w:pPr>
+              <w:jc w:val="both"/>
+            </w:pPr>
+            <w:r>
+              <w:rPr>
+                <w:b/>
+                <w:bCs/>
+                <w:color w:val="000000"/>
+              </w:rPr>
+              <w:t>Leírás</w:t>
+            </w:r>
+          </w:p>
+        </w:tc>
+        <w:tc>
+          <w:tcPr>
+            <w:tcW w:w="0" w:type="auto"/>
+            <w:tcBorders>
+              <w:top w:val="single" w:sz="6" w:space="0" w:color="B0C4DE"/>
+              <w:left w:val="single" w:sz="6" w:space="0" w:color="B0C4DE"/>
+              <w:bottom w:val="single" w:sz="6" w:space="0" w:color="B0C4DE"/>
+              <w:right w:val="single" w:sz="6" w:space="0" w:color="B0C4DE"/>
+            </w:tcBorders>
+            <w:shd w:val="clear" w:color="auto" w:fill="D6E4F0"/>
+            <w:tcMar>
+              <w:top w:w="80" w:type="dxa"/>
+              <w:left w:w="120" w:type="dxa"/>
+              <w:bottom w:w="80" w:type="dxa"/>
+              <w:right w:w="120" w:type="dxa"/>
+            </w:tcMar>
+            <w:vAlign w:val="center"/>
+          </w:tcPr>
+          <w:p>
+            <w:pPr>
+              <w:jc w:val="both"/>
+            </w:pPr>
+            <w:r>
+              <w:rPr>
+                <w:b/>
+                <w:bCs/>
+                <w:color w:val="000000"/>
+              </w:rPr>
+              <w:t>Elvárt</w:t>
+            </w:r>
+          </w:p>
+        </w:tc>
+        <w:tc>
+          <w:tcPr>
+            <w:tcW w:w="0" w:type="auto"/>
+            <w:tcBorders>
+              <w:top w:val="single" w:sz="6" w:space="0" w:color="B0C4DE"/>
+              <w:left w:val="single" w:sz="6" w:space="0" w:color="B0C4DE"/>
+              <w:bottom w:val="single" w:sz="6" w:space="0" w:color="B0C4DE"/>
+              <w:right w:val="single" w:sz="6" w:space="0" w:color="B0C4DE"/>
+            </w:tcBorders>
+            <w:shd w:val="clear" w:color="auto" w:fill="D6E4F0"/>
+            <w:tcMar>
+              <w:top w:w="80" w:type="dxa"/>
+              <w:left w:w="120" w:type="dxa"/>
+              <w:bottom w:w="80" w:type="dxa"/>
+              <w:right w:w="120" w:type="dxa"/>
+            </w:tcMar>
+            <w:vAlign w:val="center"/>
+          </w:tcPr>
+          <w:p>
+            <w:pPr>
+              <w:jc w:val="both"/>
+            </w:pPr>
+            <w:r>
+              <w:rPr>
+                <w:b/>
+                <w:bCs/>
+                <w:color w:val="000000"/>
+              </w:rPr>
+              <w:t>Eredmény</w:t>
+            </w:r>
+          </w:p>
+        </w:tc>
+      </w:tr>
+      <w:tr>
+        <w:tc>
+          <w:tcPr>
+            <w:tcW w:w="0" w:type="auto"/>
+            <w:tcBorders>
+              <w:top w:val="single" w:sz="6" w:space="0" w:color="B0C4DE"/>
+              <w:left w:val="single" w:sz="6" w:space="0" w:color="B0C4DE"/>
+              <w:bottom w:val="single" w:sz="6" w:space="0" w:color="B0C4DE"/>
+              <w:right w:val="single" w:sz="6" w:space="0" w:color="B0C4DE"/>
+            </w:tcBorders>
+            <w:tcMar>
+              <w:top w:w="80" w:type="dxa"/>
+              <w:left w:w="120" w:type="dxa"/>
+              <w:bottom w:w="80" w:type="dxa"/>
+              <w:right w:w="120" w:type="dxa"/>
+            </w:tcMar>
+            <w:vAlign w:val="center"/>
+          </w:tcPr>
+          <w:p>
+            <w:pPr>
+              <w:jc w:val="both"/>
+            </w:pPr>
+            <w:r>
+              <w:rPr>
+                <w:color w:val="000000"/>
+              </w:rPr>
+              <w:t>janos@iskola.hu</w:t>
+            </w:r>
+          </w:p>
+        </w:tc>
+        <w:tc>
+          <w:tcPr>
+            <w:tcW w:w="0" w:type="auto"/>
+            <w:tcBorders>
+              <w:top w:val="single" w:sz="6" w:space="0" w:color="B0C4DE"/>
+              <w:left w:val="single" w:sz="6" w:space="0" w:color="B0C4DE"/>
+              <w:bottom w:val="single" w:sz="6" w:space="0" w:color="B0C4DE"/>
+              <w:right w:val="single" w:sz="6" w:space="0" w:color="B0C4DE"/>
+            </w:tcBorders>
+            <w:tcMar>
+              <w:top w:w="80" w:type="dxa"/>
+              <w:left w:w="120" w:type="dxa"/>
+              <w:bottom w:w="80" w:type="dxa"/>
+              <w:right w:w="120" w:type="dxa"/>
+            </w:tcMar>
+            <w:vAlign w:val="center"/>
+          </w:tcPr>
+          <w:p>
+            <w:pPr>
+              <w:jc w:val="both"/>
+            </w:pPr>
+            <w:r>
+              <w:rPr>
+                <w:color w:val="000000"/>
+              </w:rPr>
+              <w:t>Érvényes — általános formátum</w:t>
+            </w:r>
+          </w:p>
+        </w:tc>
+        <w:tc>
+          <w:tcPr>
+            <w:tcW w:w="0" w:type="auto"/>
+            <w:tcBorders>
+              <w:top w:val="single" w:sz="6" w:space="0" w:color="B0C4DE"/>
+              <w:left w:val="single" w:sz="6" w:space="0" w:color="B0C4DE"/>
+              <w:bottom w:val="single" w:sz="6" w:space="0" w:color="B0C4DE"/>
+              <w:right w:val="single" w:sz="6" w:space="0" w:color="B0C4DE"/>
+            </w:tcBorders>
+            <w:tcMar>
+              <w:top w:w="80" w:type="dxa"/>
+              <w:left w:w="120" w:type="dxa"/>
+              <w:bottom w:w="80" w:type="dxa"/>
+              <w:right w:w="120" w:type="dxa"/>
+            </w:tcMar>
+            <w:vAlign w:val="center"/>
+          </w:tcPr>
+          <w:p>
+            <w:pPr>
+              <w:jc w:val="both"/>
+            </w:pPr>
+            <w:r>
+              <w:rPr>
+                <w:color w:val="000000"/>
+              </w:rPr>
+              <w:t>true</w:t>
+            </w:r>
+          </w:p>
+        </w:tc>
+        <w:tc>
+          <w:tcPr>
+            <w:tcW w:w="0" w:type="auto"/>
+            <w:tcBorders>
+              <w:top w:val="single" w:sz="6" w:space="0" w:color="B0C4DE"/>
+              <w:left w:val="single" w:sz="6" w:space="0" w:color="B0C4DE"/>
+              <w:bottom w:val="single" w:sz="6" w:space="0" w:color="B0C4DE"/>
+              <w:right w:val="single" w:sz="6" w:space="0" w:color="B0C4DE"/>
+            </w:tcBorders>
+            <w:tcMar>
+              <w:top w:w="80" w:type="dxa"/>
+              <w:left w:w="120" w:type="dxa"/>
+              <w:bottom w:w="80" w:type="dxa"/>
+              <w:right w:w="120" w:type="dxa"/>
+            </w:tcMar>
+            <w:vAlign w:val="center"/>
+          </w:tcPr>
+          <w:p>
+            <w:pPr>
+              <w:jc w:val="both"/>
+            </w:pPr>
+            <w:r>
+              <w:rPr>
+                <w:b/>
+                <w:bCs/>
+                <w:color w:val="0A6A0A"/>
+              </w:rPr>
+              <w:t>✅ Teljesített</w:t>
+            </w:r>
+          </w:p>
+        </w:tc>
+      </w:tr>
+      <w:tr>
+        <w:tc>
+          <w:tcPr>
+            <w:tcW w:w="0" w:type="auto"/>
+            <w:tcBorders>
+              <w:top w:val="single" w:sz="6" w:space="0" w:color="B0C4DE"/>
+              <w:left w:val="single" w:sz="6" w:space="0" w:color="B0C4DE"/>
+              <w:bottom w:val="single" w:sz="6" w:space="0" w:color="B0C4DE"/>
+              <w:right w:val="single" w:sz="6" w:space="0" w:color="B0C4DE"/>
+            </w:tcBorders>
+            <w:tcMar>
+              <w:top w:w="80" w:type="dxa"/>
+              <w:left w:w="120" w:type="dxa"/>
+              <w:bottom w:w="80" w:type="dxa"/>
+              <w:right w:w="120" w:type="dxa"/>
+            </w:tcMar>
+            <w:vAlign w:val="center"/>
+          </w:tcPr>
+          <w:p>
+            <w:pPr>
+              <w:jc w:val="both"/>
+            </w:pPr>
+            <w:r>
+              <w:rPr>
+                <w:color w:val="000000"/>
+              </w:rPr>
+              <w:t>teszt.user@gmail.com</w:t>
+            </w:r>
+          </w:p>
+        </w:tc>
+        <w:tc>
+          <w:tcPr>
+            <w:tcW w:w="0" w:type="auto"/>
+            <w:tcBorders>
+              <w:top w:val="single" w:sz="6" w:space="0" w:color="B0C4DE"/>
+              <w:left w:val="single" w:sz="6" w:space="0" w:color="B0C4DE"/>
+              <w:bottom w:val="single" w:sz="6" w:space="0" w:color="B0C4DE"/>
+              <w:right w:val="single" w:sz="6" w:space="0" w:color="B0C4DE"/>
+            </w:tcBorders>
+            <w:tcMar>
+              <w:top w:w="80" w:type="dxa"/>
+              <w:left w:w="120" w:type="dxa"/>
+              <w:bottom w:w="80" w:type="dxa"/>
+              <w:right w:w="120" w:type="dxa"/>
+            </w:tcMar>
+            <w:vAlign w:val="center"/>
+          </w:tcPr>
+          <w:p>
+            <w:pPr>
+              <w:jc w:val="both"/>
+            </w:pPr>
+            <w:r>
+              <w:rPr>
+                <w:color w:val="000000"/>
+              </w:rPr>
+              <w:t>Érvényes — pont a helyi részben</w:t>
+            </w:r>
+          </w:p>
+        </w:tc>
+        <w:tc>
+          <w:tcPr>
+            <w:tcW w:w="0" w:type="auto"/>
+            <w:tcBorders>
+              <w:top w:val="single" w:sz="6" w:space="0" w:color="B0C4DE"/>
+              <w:left w:val="single" w:sz="6" w:space="0" w:color="B0C4DE"/>
+              <w:bottom w:val="single" w:sz="6" w:space="0" w:color="B0C4DE"/>
+              <w:right w:val="single" w:sz="6" w:space="0" w:color="B0C4DE"/>
+            </w:tcBorders>
+            <w:tcMar>
+              <w:top w:w="80" w:type="dxa"/>
+              <w:left w:w="120" w:type="dxa"/>
+              <w:bottom w:w="80" w:type="dxa"/>
+              <w:right w:w="120" w:type="dxa"/>
+            </w:tcMar>
+            <w:vAlign w:val="center"/>
+          </w:tcPr>
+          <w:p>
+            <w:pPr>
+              <w:jc w:val="both"/>
+            </w:pPr>
+            <w:r>
+              <w:rPr>
+                <w:color w:val="000000"/>
+              </w:rPr>
+              <w:t>true</w:t>
+            </w:r>
+          </w:p>
+        </w:tc>
+        <w:tc>
+          <w:tcPr>
+            <w:tcW w:w="0" w:type="auto"/>
+            <w:tcBorders>
+              <w:top w:val="single" w:sz="6" w:space="0" w:color="B0C4DE"/>
+              <w:left w:val="single" w:sz="6" w:space="0" w:color="B0C4DE"/>
+              <w:bottom w:val="single" w:sz="6" w:space="0" w:color="B0C4DE"/>
+              <w:right w:val="single" w:sz="6" w:space="0" w:color="B0C4DE"/>
+            </w:tcBorders>
+            <w:tcMar>
+              <w:top w:w="80" w:type="dxa"/>
+              <w:left w:w="120" w:type="dxa"/>
+              <w:bottom w:w="80" w:type="dxa"/>
+              <w:right w:w="120" w:type="dxa"/>
+            </w:tcMar>
+            <w:vAlign w:val="center"/>
+          </w:tcPr>
+          <w:p>
+            <w:pPr>
+              <w:jc w:val="both"/>
+            </w:pPr>
+            <w:r>
+              <w:rPr>
+                <w:b/>
+                <w:bCs/>
+                <w:color w:val="0A6A0A"/>
+              </w:rPr>
+              <w:t>✅ Teljesített</w:t>
+            </w:r>
+          </w:p>
+        </w:tc>
+      </w:tr>
+      <w:tr>
+        <w:tc>
+          <w:tcPr>
+            <w:tcW w:w="0" w:type="auto"/>
+            <w:tcBorders>
+              <w:top w:val="single" w:sz="6" w:space="0" w:color="B0C4DE"/>
+              <w:left w:val="single" w:sz="6" w:space="0" w:color="B0C4DE"/>
+              <w:bottom w:val="single" w:sz="6" w:space="0" w:color="B0C4DE"/>
+              <w:right w:val="single" w:sz="6" w:space="0" w:color="B0C4DE"/>
+            </w:tcBorders>
+            <w:tcMar>
+              <w:top w:w="80" w:type="dxa"/>
+              <w:left w:w="120" w:type="dxa"/>
+              <w:bottom w:w="80" w:type="dxa"/>
+              <w:right w:w="120" w:type="dxa"/>
+            </w:tcMar>
+            <w:vAlign w:val="center"/>
+          </w:tcPr>
+          <w:p>
+            <w:pPr>
+              <w:jc w:val="both"/>
+            </w:pPr>
+            <w:r>
+              <w:rPr>
+                <w:color w:val="000000"/>
+              </w:rPr>
+              <w:t>user+tag@domain.org</w:t>
+            </w:r>
+          </w:p>
+        </w:tc>
+        <w:tc>
+          <w:tcPr>
+            <w:tcW w:w="0" w:type="auto"/>
+            <w:tcBorders>
+              <w:top w:val="single" w:sz="6" w:space="0" w:color="B0C4DE"/>
+              <w:left w:val="single" w:sz="6" w:space="0" w:color="B0C4DE"/>
+              <w:bottom w:val="single" w:sz="6" w:space="0" w:color="B0C4DE"/>
+              <w:right w:val="single" w:sz="6" w:space="0" w:color="B0C4DE"/>
+            </w:tcBorders>
+            <w:tcMar>
+              <w:top w:w="80" w:type="dxa"/>
+              <w:left w:w="120" w:type="dxa"/>
+              <w:bottom w:w="80" w:type="dxa"/>
+              <w:right w:w="120" w:type="dxa"/>
+            </w:tcMar>
+            <w:vAlign w:val="center"/>
+          </w:tcPr>
+          <w:p>
+            <w:pPr>
+              <w:jc w:val="both"/>
+            </w:pPr>
+            <w:r>
+              <w:rPr>
+                <w:color w:val="000000"/>
+              </w:rPr>
+              <w:t>Érvényes — plus-tag a helyi részben</w:t>
+            </w:r>
+          </w:p>
+        </w:tc>
+        <w:tc>
+          <w:tcPr>
+            <w:tcW w:w="0" w:type="auto"/>
+            <w:tcBorders>
+              <w:top w:val="single" w:sz="6" w:space="0" w:color="B0C4DE"/>
+              <w:left w:val="single" w:sz="6" w:space="0" w:color="B0C4DE"/>
+              <w:bottom w:val="single" w:sz="6" w:space="0" w:color="B0C4DE"/>
+              <w:right w:val="single" w:sz="6" w:space="0" w:color="B0C4DE"/>
+            </w:tcBorders>
+            <w:tcMar>
+              <w:top w:w="80" w:type="dxa"/>
+              <w:left w:w="120" w:type="dxa"/>
+              <w:bottom w:w="80" w:type="dxa"/>
+              <w:right w:w="120" w:type="dxa"/>
+            </w:tcMar>
+            <w:vAlign w:val="center"/>
+          </w:tcPr>
+          <w:p>
+            <w:pPr>
+              <w:jc w:val="both"/>
+            </w:pPr>
+            <w:r>
+              <w:rPr>
+                <w:color w:val="000000"/>
+              </w:rPr>
+              <w:t>true</w:t>
+            </w:r>
+          </w:p>
+        </w:tc>
+        <w:tc>
+          <w:tcPr>
+            <w:tcW w:w="0" w:type="auto"/>
+            <w:tcBorders>
+              <w:top w:val="single" w:sz="6" w:space="0" w:color="B0C4DE"/>
+              <w:left w:val="single" w:sz="6" w:space="0" w:color="B0C4DE"/>
+              <w:bottom w:val="single" w:sz="6" w:space="0" w:color="B0C4DE"/>
+              <w:right w:val="single" w:sz="6" w:space="0" w:color="B0C4DE"/>
+            </w:tcBorders>
+            <w:tcMar>
+              <w:top w:w="80" w:type="dxa"/>
+              <w:left w:w="120" w:type="dxa"/>
+              <w:bottom w:w="80" w:type="dxa"/>
+              <w:right w:w="120" w:type="dxa"/>
+            </w:tcMar>
+            <w:vAlign w:val="center"/>
+          </w:tcPr>
+          <w:p>
+            <w:pPr>
+              <w:jc w:val="both"/>
+            </w:pPr>
+            <w:r>
+              <w:rPr>
+                <w:b/>
+                <w:bCs/>
+                <w:color w:val="0A6A0A"/>
+              </w:rPr>
+              <w:t>✅ Teljesített</w:t>
+            </w:r>
+          </w:p>
+        </w:tc>
+      </w:tr>
+      <w:tr>
+        <w:tc>
+          <w:tcPr>
+            <w:tcW w:w="0" w:type="auto"/>
+            <w:tcBorders>
+              <w:top w:val="single" w:sz="6" w:space="0" w:color="B0C4DE"/>
+              <w:left w:val="single" w:sz="6" w:space="0" w:color="B0C4DE"/>
+              <w:bottom w:val="single" w:sz="6" w:space="0" w:color="B0C4DE"/>
+              <w:right w:val="single" w:sz="6" w:space="0" w:color="B0C4DE"/>
+            </w:tcBorders>
+            <w:tcMar>
+              <w:top w:w="80" w:type="dxa"/>
+              <w:left w:w="120" w:type="dxa"/>
+              <w:bottom w:w="80" w:type="dxa"/>
+              <w:right w:w="120" w:type="dxa"/>
+            </w:tcMar>
+            <w:vAlign w:val="center"/>
+          </w:tcPr>
+          <w:p>
+            <w:pPr>
+              <w:jc w:val="both"/>
+            </w:pPr>
+            <w:r>
+              <w:rPr>
+                <w:color w:val="000000"/>
+              </w:rPr>
+              <w:t>nemvalid</w:t>
+            </w:r>
+          </w:p>
+        </w:tc>
+        <w:tc>
+          <w:tcPr>
+            <w:tcW w:w="0" w:type="auto"/>
+            <w:tcBorders>
+              <w:top w:val="single" w:sz="6" w:space="0" w:color="B0C4DE"/>
+              <w:left w:val="single" w:sz="6" w:space="0" w:color="B0C4DE"/>
+              <w:bottom w:val="single" w:sz="6" w:space="0" w:color="B0C4DE"/>
+              <w:right w:val="single" w:sz="6" w:space="0" w:color="B0C4DE"/>
+            </w:tcBorders>
+            <w:tcMar>
+              <w:top w:w="80" w:type="dxa"/>
+              <w:left w:w="120" w:type="dxa"/>
+              <w:bottom w:w="80" w:type="dxa"/>
+              <w:right w:w="120" w:type="dxa"/>
+            </w:tcMar>
+            <w:vAlign w:val="center"/>
+          </w:tcPr>
+          <w:p>
+            <w:pPr>
+              <w:jc w:val="both"/>
+            </w:pPr>
+            <w:r>
+              <w:rPr>
+                <w:color w:val="000000"/>
+              </w:rPr>
+              <w:t>Érvénytelen — hiányzik az @ jel</w:t>
+            </w:r>
+          </w:p>
+        </w:tc>
+        <w:tc>
+          <w:tcPr>
+            <w:tcW w:w="0" w:type="auto"/>
+            <w:tcBorders>
+              <w:top w:val="single" w:sz="6" w:space="0" w:color="B0C4DE"/>
+              <w:left w:val="single" w:sz="6" w:space="0" w:color="B0C4DE"/>
+              <w:bottom w:val="single" w:sz="6" w:space="0" w:color="B0C4DE"/>
+              <w:right w:val="single" w:sz="6" w:space="0" w:color="B0C4DE"/>
+            </w:tcBorders>
+            <w:tcMar>
+              <w:top w:w="80" w:type="dxa"/>
+              <w:left w:w="120" w:type="dxa"/>
+              <w:bottom w:w="80" w:type="dxa"/>
+              <w:right w:w="120" w:type="dxa"/>
+            </w:tcMar>
+            <w:vAlign w:val="center"/>
+          </w:tcPr>
+          <w:p>
+            <w:pPr>
+              <w:jc w:val="both"/>
+            </w:pPr>
+            <w:r>
+              <w:rPr>
+                <w:color w:val="000000"/>
+              </w:rPr>
+              <w:t>false</w:t>
+            </w:r>
+          </w:p>
+        </w:tc>
+        <w:tc>
+          <w:tcPr>
+            <w:tcW w:w="0" w:type="auto"/>
+            <w:tcBorders>
+              <w:top w:val="single" w:sz="6" w:space="0" w:color="B0C4DE"/>
+              <w:left w:val="single" w:sz="6" w:space="0" w:color="B0C4DE"/>
+              <w:bottom w:val="single" w:sz="6" w:space="0" w:color="B0C4DE"/>
+              <w:right w:val="single" w:sz="6" w:space="0" w:color="B0C4DE"/>
+            </w:tcBorders>
+            <w:tcMar>
+              <w:top w:w="80" w:type="dxa"/>
+              <w:left w:w="120" w:type="dxa"/>
+              <w:bottom w:w="80" w:type="dxa"/>
+              <w:right w:w="120" w:type="dxa"/>
+            </w:tcMar>
+            <w:vAlign w:val="center"/>
+          </w:tcPr>
+          <w:p>
+            <w:pPr>
+              <w:jc w:val="both"/>
+            </w:pPr>
+            <w:r>
+              <w:rPr>
+                <w:b/>
+                <w:bCs/>
+                <w:color w:val="0A6A0A"/>
+              </w:rPr>
+              <w:t>✅ Teljesített</w:t>
+            </w:r>
+          </w:p>
+        </w:tc>
+      </w:tr>
+      <w:tr>
+        <w:tc>
+          <w:tcPr>
+            <w:tcW w:w="0" w:type="auto"/>
+            <w:tcBorders>
+              <w:top w:val="single" w:sz="6" w:space="0" w:color="B0C4DE"/>
+              <w:left w:val="single" w:sz="6" w:space="0" w:color="B0C4DE"/>
+              <w:bottom w:val="single" w:sz="6" w:space="0" w:color="B0C4DE"/>
+              <w:right w:val="single" w:sz="6" w:space="0" w:color="B0C4DE"/>
+            </w:tcBorders>
+            <w:tcMar>
+              <w:top w:w="80" w:type="dxa"/>
+              <w:left w:w="120" w:type="dxa"/>
+              <w:bottom w:w="80" w:type="dxa"/>
+              <w:right w:w="120" w:type="dxa"/>
+            </w:tcMar>
+            <w:vAlign w:val="center"/>
+          </w:tcPr>
+          <w:p>
+            <w:pPr>
+              <w:jc w:val="both"/>
+            </w:pPr>
+            <w:r>
+              <w:rPr>
+                <w:color w:val="000000"/>
+              </w:rPr>
+              <w:t>@nincsfelhasznalo.hu</w:t>
+            </w:r>
+          </w:p>
+        </w:tc>
+        <w:tc>
+          <w:tcPr>
+            <w:tcW w:w="0" w:type="auto"/>
+            <w:tcBorders>
+              <w:top w:val="single" w:sz="6" w:space="0" w:color="B0C4DE"/>
+              <w:left w:val="single" w:sz="6" w:space="0" w:color="B0C4DE"/>
+              <w:bottom w:val="single" w:sz="6" w:space="0" w:color="B0C4DE"/>
+              <w:right w:val="single" w:sz="6" w:space="0" w:color="B0C4DE"/>
+            </w:tcBorders>
+            <w:tcMar>
+              <w:top w:w="80" w:type="dxa"/>
+              <w:left w:w="120" w:type="dxa"/>
+              <w:bottom w:w="80" w:type="dxa"/>
+              <w:right w:w="120" w:type="dxa"/>
+            </w:tcMar>
+            <w:vAlign w:val="center"/>
+          </w:tcPr>
+          <w:p>
+            <w:pPr>
+              <w:jc w:val="both"/>
+            </w:pPr>
+            <w:r>
+              <w:rPr>
+                <w:color w:val="000000"/>
+              </w:rPr>
+              <w:t>Érvénytelen — üres helyi rész</w:t>
+            </w:r>
+          </w:p>
+        </w:tc>
+        <w:tc>
+          <w:tcPr>
+            <w:tcW w:w="0" w:type="auto"/>
+            <w:tcBorders>
+              <w:top w:val="single" w:sz="6" w:space="0" w:color="B0C4DE"/>
+              <w:left w:val="single" w:sz="6" w:space="0" w:color="B0C4DE"/>
+              <w:bottom w:val="single" w:sz="6" w:space="0" w:color="B0C4DE"/>
+              <w:right w:val="single" w:sz="6" w:space="0" w:color="B0C4DE"/>
+            </w:tcBorders>
+            <w:tcMar>
+              <w:top w:w="80" w:type="dxa"/>
+              <w:left w:w="120" w:type="dxa"/>
+              <w:bottom w:w="80" w:type="dxa"/>
+              <w:right w:w="120" w:type="dxa"/>
+            </w:tcMar>
+            <w:vAlign w:val="center"/>
+          </w:tcPr>
+          <w:p>
+            <w:pPr>
+              <w:jc w:val="both"/>
+            </w:pPr>
+            <w:r>
+              <w:rPr>
+                <w:color w:val="000000"/>
+              </w:rPr>
+              <w:t>false</w:t>
+            </w:r>
+          </w:p>
+        </w:tc>
+        <w:tc>
+          <w:tcPr>
+            <w:tcW w:w="0" w:type="auto"/>
+            <w:tcBorders>
+              <w:top w:val="single" w:sz="6" w:space="0" w:color="B0C4DE"/>
+              <w:left w:val="single" w:sz="6" w:space="0" w:color="B0C4DE"/>
+              <w:bottom w:val="single" w:sz="6" w:space="0" w:color="B0C4DE"/>
+              <w:right w:val="single" w:sz="6" w:space="0" w:color="B0C4DE"/>
+            </w:tcBorders>
+            <w:tcMar>
+              <w:top w:w="80" w:type="dxa"/>
+              <w:left w:w="120" w:type="dxa"/>
+              <w:bottom w:w="80" w:type="dxa"/>
+              <w:right w:w="120" w:type="dxa"/>
+            </w:tcMar>
+            <w:vAlign w:val="center"/>
+          </w:tcPr>
+          <w:p>
+            <w:pPr>
+              <w:jc w:val="both"/>
+            </w:pPr>
+            <w:r>
+              <w:rPr>
+                <w:b/>
+                <w:bCs/>
+                <w:color w:val="0A6A0A"/>
+              </w:rPr>
+              <w:t>✅ Teljesített</w:t>
+            </w:r>
+          </w:p>
+        </w:tc>
+      </w:tr>
+      <w:tr>
+        <w:tc>
+          <w:tcPr>
+            <w:tcW w:w="0" w:type="auto"/>
+            <w:tcBorders>
+              <w:top w:val="single" w:sz="6" w:space="0" w:color="B0C4DE"/>
+              <w:left w:val="single" w:sz="6" w:space="0" w:color="B0C4DE"/>
+              <w:bottom w:val="single" w:sz="6" w:space="0" w:color="B0C4DE"/>
+              <w:right w:val="single" w:sz="6" w:space="0" w:color="B0C4DE"/>
+            </w:tcBorders>
+            <w:tcMar>
+              <w:top w:w="80" w:type="dxa"/>
+              <w:left w:w="120" w:type="dxa"/>
+              <w:bottom w:w="80" w:type="dxa"/>
+              <w:right w:w="120" w:type="dxa"/>
+            </w:tcMar>
+            <w:vAlign w:val="center"/>
+          </w:tcPr>
+          <w:p>
+            <w:pPr>
+              <w:jc w:val="both"/>
+            </w:pPr>
+            <w:r>
+              <w:rPr>
+                <w:color w:val="000000"/>
+              </w:rPr>
+              <w:t>nincs@tartomany</w:t>
+            </w:r>
+          </w:p>
+        </w:tc>
+        <w:tc>
+          <w:tcPr>
+            <w:tcW w:w="0" w:type="auto"/>
+            <w:tcBorders>
+              <w:top w:val="single" w:sz="6" w:space="0" w:color="B0C4DE"/>
+              <w:left w:val="single" w:sz="6" w:space="0" w:color="B0C4DE"/>
+              <w:bottom w:val="single" w:sz="6" w:space="0" w:color="B0C4DE"/>
+              <w:right w:val="single" w:sz="6" w:space="0" w:color="B0C4DE"/>
+            </w:tcBorders>
+            <w:tcMar>
+              <w:top w:w="80" w:type="dxa"/>
+              <w:left w:w="120" w:type="dxa"/>
+              <w:bottom w:w="80" w:type="dxa"/>
+              <w:right w:w="120" w:type="dxa"/>
+            </w:tcMar>
+            <w:vAlign w:val="center"/>
+          </w:tcPr>
+          <w:p>
+            <w:pPr>
+              <w:jc w:val="both"/>
+            </w:pPr>
+            <w:r>
+              <w:rPr>
+                <w:color w:val="000000"/>
+              </w:rPr>
+              <w:t xml:space="preserve">Érvénytelen — hiányzik a TLD </w:t>
+            </w:r>
+            <w:proofErr w:type="gramStart"/>
+            <w:r>
+              <w:rPr>
+                <w:color w:val="000000"/>
+              </w:rPr>
+              <w:t>(.hu/.com</w:t>
+            </w:r>
+            <w:proofErr w:type="gramEnd"/>
+            <w:r>
+              <w:rPr>
+                <w:color w:val="000000"/>
+              </w:rPr>
+              <w:t xml:space="preserve"> stb.)</w:t>
+            </w:r>
+          </w:p>
+        </w:tc>
+        <w:tc>
+          <w:tcPr>
+            <w:tcW w:w="0" w:type="auto"/>
+            <w:tcBorders>
+              <w:top w:val="single" w:sz="6" w:space="0" w:color="B0C4DE"/>
+              <w:left w:val="single" w:sz="6" w:space="0" w:color="B0C4DE"/>
+              <w:bottom w:val="single" w:sz="6" w:space="0" w:color="B0C4DE"/>
+              <w:right w:val="single" w:sz="6" w:space="0" w:color="B0C4DE"/>
+            </w:tcBorders>
+            <w:tcMar>
+              <w:top w:w="80" w:type="dxa"/>
+              <w:left w:w="120" w:type="dxa"/>
+              <w:bottom w:w="80" w:type="dxa"/>
+              <w:right w:w="120" w:type="dxa"/>
+            </w:tcMar>
+            <w:vAlign w:val="center"/>
+          </w:tcPr>
+          <w:p>
+            <w:pPr>
+              <w:jc w:val="both"/>
+            </w:pPr>
+            <w:r>
+              <w:rPr>
+                <w:color w:val="000000"/>
+              </w:rPr>
+              <w:t>false</w:t>
+            </w:r>
+          </w:p>
+        </w:tc>
+        <w:tc>
+          <w:tcPr>
+            <w:tcW w:w="0" w:type="auto"/>
+            <w:tcBorders>
+              <w:top w:val="single" w:sz="6" w:space="0" w:color="B0C4DE"/>
+              <w:left w:val="single" w:sz="6" w:space="0" w:color="B0C4DE"/>
+              <w:bottom w:val="single" w:sz="6" w:space="0" w:color="B0C4DE"/>
+              <w:right w:val="single" w:sz="6" w:space="0" w:color="B0C4DE"/>
+            </w:tcBorders>
+            <w:tcMar>
+              <w:top w:w="80" w:type="dxa"/>
+              <w:left w:w="120" w:type="dxa"/>
+              <w:bottom w:w="80" w:type="dxa"/>
+              <w:right w:w="120" w:type="dxa"/>
+            </w:tcMar>
+            <w:vAlign w:val="center"/>
+          </w:tcPr>
+          <w:p>
+            <w:pPr>
+              <w:jc w:val="both"/>
+            </w:pPr>
+            <w:r>
+              <w:rPr>
+                <w:b/>
+                <w:bCs/>
+                <w:color w:val="0A6A0A"/>
+              </w:rPr>
+              <w:t>✅ Teljesített</w:t>
+            </w:r>
+          </w:p>
+        </w:tc>
+      </w:tr>
+      <w:tr>
+        <w:tc>
+          <w:tcPr>
+            <w:tcW w:w="0" w:type="auto"/>
+            <w:tcBorders>
+              <w:top w:val="single" w:sz="6" w:space="0" w:color="B0C4DE"/>
+              <w:left w:val="single" w:sz="6" w:space="0" w:color="B0C4DE"/>
+              <w:bottom w:val="single" w:sz="6" w:space="0" w:color="B0C4DE"/>
+              <w:right w:val="single" w:sz="6" w:space="0" w:color="B0C4DE"/>
+            </w:tcBorders>
+            <w:tcMar>
+              <w:top w:w="80" w:type="dxa"/>
+              <w:left w:w="120" w:type="dxa"/>
+              <w:bottom w:w="80" w:type="dxa"/>
+              <w:right w:w="120" w:type="dxa"/>
+            </w:tcMar>
+            <w:vAlign w:val="center"/>
+          </w:tcPr>
+          <w:p>
+            <w:pPr>
+              <w:jc w:val="both"/>
+            </w:pPr>
+            <w:r>
+              <w:rPr>
+                <w:color w:val="000000"/>
+              </w:rPr>
+              <w:t>(üres string)</w:t>
+            </w:r>
+          </w:p>
+        </w:tc>
+        <w:tc>
+          <w:tcPr>
+            <w:tcW w:w="0" w:type="auto"/>
+            <w:tcBorders>
+              <w:top w:val="single" w:sz="6" w:space="0" w:color="B0C4DE"/>
+              <w:left w:val="single" w:sz="6" w:space="0" w:color="B0C4DE"/>
+              <w:bottom w:val="single" w:sz="6" w:space="0" w:color="B0C4DE"/>
+              <w:right w:val="single" w:sz="6" w:space="0" w:color="B0C4DE"/>
+            </w:tcBorders>
+            <w:tcMar>
+              <w:top w:w="80" w:type="dxa"/>
+              <w:left w:w="120" w:type="dxa"/>
+              <w:bottom w:w="80" w:type="dxa"/>
+              <w:right w:w="120" w:type="dxa"/>
+            </w:tcMar>
+            <w:vAlign w:val="center"/>
+          </w:tcPr>
+          <w:p>
+            <w:pPr>
+              <w:jc w:val="both"/>
+            </w:pPr>
+            <w:r>
+              <w:rPr>
+                <w:color w:val="000000"/>
+              </w:rPr>
+              <w:t>Érvénytelen — üres bemenet</w:t>
+            </w:r>
+          </w:p>
+        </w:tc>
+        <w:tc>
+          <w:tcPr>
+            <w:tcW w:w="0" w:type="auto"/>
+            <w:tcBorders>
+              <w:top w:val="single" w:sz="6" w:space="0" w:color="B0C4DE"/>
+              <w:left w:val="single" w:sz="6" w:space="0" w:color="B0C4DE"/>
+              <w:bottom w:val="single" w:sz="6" w:space="0" w:color="B0C4DE"/>
+              <w:right w:val="single" w:sz="6" w:space="0" w:color="B0C4DE"/>
+            </w:tcBorders>
+            <w:tcMar>
+              <w:top w:w="80" w:type="dxa"/>
+              <w:left w:w="120" w:type="dxa"/>
+              <w:bottom w:w="80" w:type="dxa"/>
+              <w:right w:w="120" w:type="dxa"/>
+            </w:tcMar>
+            <w:vAlign w:val="center"/>
+          </w:tcPr>
+          <w:p>
+            <w:pPr>
+              <w:jc w:val="both"/>
+            </w:pPr>
+            <w:r>
+              <w:rPr>
+                <w:color w:val="000000"/>
+              </w:rPr>
+              <w:t>false</w:t>
+            </w:r>
+          </w:p>
+        </w:tc>
+        <w:tc>
+          <w:tcPr>
+            <w:tcW w:w="0" w:type="auto"/>
+            <w:tcBorders>
+              <w:top w:val="single" w:sz="6" w:space="0" w:color="B0C4DE"/>
+              <w:left w:val="single" w:sz="6" w:space="0" w:color="B0C4DE"/>
+              <w:bottom w:val="single" w:sz="6" w:space="0" w:color="B0C4DE"/>
+              <w:right w:val="single" w:sz="6" w:space="0" w:color="B0C4DE"/>
+            </w:tcBorders>
+            <w:tcMar>
+              <w:top w:w="80" w:type="dxa"/>
+              <w:left w:w="120" w:type="dxa"/>
+              <w:bottom w:w="80" w:type="dxa"/>
+              <w:right w:w="120" w:type="dxa"/>
+            </w:tcMar>
+            <w:vAlign w:val="center"/>
+          </w:tcPr>
+          <w:p>
+            <w:pPr>
+              <w:jc w:val="both"/>
+            </w:pPr>
+            <w:r>
+              <w:rPr>
+                <w:b/>
+                <w:bCs/>
+                <w:color w:val="0A6A0A"/>
+              </w:rPr>
+              <w:t>✅ Teljesített</w:t>
+            </w:r>
+          </w:p>
+        </w:tc>
+      </w:tr>
+    </w:tbl>
+    <w:p>
+      <w:pPr>
+        <w:pStyle w:val="Cmsor3"/>
+        <w:spacing w:before="200" w:after="20" w:line="360" w:lineRule="auto"/>
+      </w:pPr>
+      <w:bookmarkStart w:id="143" w:name="_Toc226154950"/>
+      <w:bookmarkStart w:id="144" w:name="_Toc226198338"/>
+      <w:r>
+        <w:t>12.2 Teszt #2 Csoportmeghívás validáció (CsoportMeghivasTesztek)</w:t>
+      </w:r>
+      <w:bookmarkEnd w:id="143"/>
+      <w:bookmarkEnd w:id="144"/>
+    </w:p>
+    <w:p>
+      <w:pPr>
+        <w:spacing w:before="80" w:after="120" w:line="360" w:lineRule="auto"/>
+        <w:jc w:val="both"/>
+      </w:pPr>
+      <w:r>
+        <w:t>A csoportba való meghívás előtti ellenőrzési logikát teszteli. A rendszer meghívás előtt sorrendben ellenőrzi: 1) már tag-e az illető, 2) van-e már függőben lévő meghívása, 3) érvényes-e az email cím.</w:t>
+      </w:r>
+    </w:p>
+    <w:p>
+      <w:pPr>
+        <w:spacing w:before="80" w:after="120" w:line="360" w:lineRule="auto"/>
+        <w:jc w:val="both"/>
+      </w:pPr>
+      <w:r>
+        <w:rPr>
+          <w:b/>
+          <w:bCs/>
+        </w:rPr>
+        <w:t xml:space="preserve">Teszt fixture állapota: </w:t>
+      </w:r>
+      <w:r>
+        <w:t>meglévő tagok: kovacs.janos@iskola.hu | függőben: var.peter@iskola.hu</w:t>
+      </w:r>
+    </w:p>
+    <w:tbl>
+      <w:tblPr>
+        <w:tblW w:w="9026" w:type="dxa"/>
+        <w:tblBorders>
+          <w:top w:val="single" w:sz="4" w:space="0" w:color="auto"/>
+          <w:left w:val="single" w:sz="4" w:space="0" w:color="auto"/>
+          <w:bottom w:val="single" w:sz="4" w:space="0" w:color="auto"/>
+          <w:right w:val="single" w:sz="4" w:space="0" w:color="auto"/>
+          <w:insideH w:val="single" w:sz="4" w:space="0" w:color="auto"/>
+          <w:insideV w:val="single" w:sz="4" w:space="0" w:color="auto"/>
+        </w:tblBorders>
+        <w:tblCellMar>
+          <w:left w:w="10" w:type="dxa"/>
+          <w:right w:w="10" w:type="dxa"/>
+        </w:tblCellMar>
+        <w:tblLook w:val="04A0" w:firstRow="1" w:lastRow="0" w:firstColumn="1" w:lastColumn="0" w:noHBand="0" w:noVBand="1"/>
+      </w:tblPr>
+      <w:tblGrid>
+        <w:gridCol w:w="4244"/>
+        <w:gridCol w:w="3176"/>
+        <w:gridCol w:w="1606"/>
+      </w:tblGrid>
+      <w:tr>
+        <w:trPr>
+          <w:tblHeader/>
+        </w:trPr>
+        <w:tc>
+          <w:tcPr>
+            <w:tcW w:w="4244" w:type="dxa"/>
+            <w:tcBorders>
+              <w:top w:val="single" w:sz="6" w:space="0" w:color="B0C4DE"/>
+              <w:left w:val="single" w:sz="6" w:space="0" w:color="B0C4DE"/>
+              <w:bottom w:val="single" w:sz="6" w:space="0" w:color="B0C4DE"/>
+              <w:right w:val="single" w:sz="6" w:space="0" w:color="B0C4DE"/>
+            </w:tcBorders>
+            <w:shd w:val="clear" w:color="auto" w:fill="D6E4F0"/>
+            <w:tcMar>
+              <w:top w:w="80" w:type="dxa"/>
+              <w:left w:w="120" w:type="dxa"/>
+              <w:bottom w:w="80" w:type="dxa"/>
+              <w:right w:w="120" w:type="dxa"/>
+            </w:tcMar>
+            <w:vAlign w:val="center"/>
+          </w:tcPr>
+          <w:p>
+            <w:pPr>
+              <w:jc w:val="both"/>
+            </w:pPr>
+            <w:r>
+              <w:rPr>
+                <w:b/>
+                <w:bCs/>
+                <w:color w:val="000000"/>
+              </w:rPr>
+              <w:t>Teszteset neve</w:t>
+            </w:r>
+          </w:p>
+        </w:tc>
+        <w:tc>
+          <w:tcPr>
+            <w:tcW w:w="3176" w:type="dxa"/>
+            <w:tcBorders>
+              <w:top w:val="single" w:sz="6" w:space="0" w:color="B0C4DE"/>
+              <w:left w:val="single" w:sz="6" w:space="0" w:color="B0C4DE"/>
+              <w:bottom w:val="single" w:sz="6" w:space="0" w:color="B0C4DE"/>
+              <w:right w:val="single" w:sz="6" w:space="0" w:color="B0C4DE"/>
+            </w:tcBorders>
+            <w:shd w:val="clear" w:color="auto" w:fill="D6E4F0"/>
+            <w:tcMar>
+              <w:top w:w="80" w:type="dxa"/>
+              <w:left w:w="120" w:type="dxa"/>
+              <w:bottom w:w="80" w:type="dxa"/>
+              <w:right w:w="120" w:type="dxa"/>
+            </w:tcMar>
+            <w:vAlign w:val="center"/>
+          </w:tcPr>
+          <w:p>
+            <w:pPr>
+              <w:jc w:val="both"/>
+            </w:pPr>
+            <w:r>
+              <w:rPr>
+                <w:b/>
+                <w:bCs/>
+                <w:color w:val="000000"/>
+              </w:rPr>
+              <w:t>Elvárt viselkedés</w:t>
+            </w:r>
+          </w:p>
+        </w:tc>
+        <w:tc>
+          <w:tcPr>
+            <w:tcW w:w="1606" w:type="dxa"/>
+            <w:tcBorders>
+              <w:top w:val="single" w:sz="6" w:space="0" w:color="B0C4DE"/>
+              <w:left w:val="single" w:sz="6" w:space="0" w:color="B0C4DE"/>
+              <w:bottom w:val="single" w:sz="6" w:space="0" w:color="B0C4DE"/>
+              <w:right w:val="single" w:sz="6" w:space="0" w:color="B0C4DE"/>
+            </w:tcBorders>
+            <w:shd w:val="clear" w:color="auto" w:fill="D6E4F0"/>
+            <w:tcMar>
+              <w:top w:w="80" w:type="dxa"/>
+              <w:left w:w="120" w:type="dxa"/>
+              <w:bottom w:w="80" w:type="dxa"/>
+              <w:right w:w="120" w:type="dxa"/>
+            </w:tcMar>
+            <w:vAlign w:val="center"/>
+          </w:tcPr>
+          <w:p>
+            <w:pPr>
+              <w:jc w:val="both"/>
+            </w:pPr>
+            <w:r>
+              <w:rPr>
+                <w:b/>
+                <w:bCs/>
+                <w:color w:val="000000"/>
+              </w:rPr>
+              <w:t>Eredmény</w:t>
+            </w:r>
+          </w:p>
+        </w:tc>
+      </w:tr>
+      <w:tr>
+        <w:tc>
+          <w:tcPr>
+            <w:tcW w:w="4244" w:type="dxa"/>
+            <w:tcBorders>
+              <w:top w:val="single" w:sz="6" w:space="0" w:color="B0C4DE"/>
+              <w:left w:val="single" w:sz="6" w:space="0" w:color="B0C4DE"/>
+              <w:bottom w:val="single" w:sz="6" w:space="0" w:color="B0C4DE"/>
+              <w:right w:val="single" w:sz="6" w:space="0" w:color="B0C4DE"/>
+            </w:tcBorders>
+            <w:tcMar>
+              <w:top w:w="80" w:type="dxa"/>
+              <w:left w:w="120" w:type="dxa"/>
+              <w:bottom w:w="80" w:type="dxa"/>
+              <w:right w:w="120" w:type="dxa"/>
+            </w:tcMar>
+            <w:vAlign w:val="center"/>
+          </w:tcPr>
+          <w:p>
+            <w:pPr>
+              <w:jc w:val="both"/>
+            </w:pPr>
+            <w:r>
+              <w:rPr>
+                <w:color w:val="000000"/>
+              </w:rPr>
+              <w:t>Meglevo_Tag_Meghivasa_Hibat_Ad</w:t>
+            </w:r>
+          </w:p>
+        </w:tc>
+        <w:tc>
+          <w:tcPr>
+            <w:tcW w:w="3176" w:type="dxa"/>
+            <w:tcBorders>
+              <w:top w:val="single" w:sz="6" w:space="0" w:color="B0C4DE"/>
+              <w:left w:val="single" w:sz="6" w:space="0" w:color="B0C4DE"/>
+              <w:bottom w:val="single" w:sz="6" w:space="0" w:color="B0C4DE"/>
+              <w:right w:val="single" w:sz="6" w:space="0" w:color="B0C4DE"/>
+            </w:tcBorders>
+            <w:tcMar>
+              <w:top w:w="80" w:type="dxa"/>
+              <w:left w:w="120" w:type="dxa"/>
+              <w:bottom w:w="80" w:type="dxa"/>
+              <w:right w:w="120" w:type="dxa"/>
+            </w:tcMar>
+            <w:vAlign w:val="center"/>
+          </w:tcPr>
+          <w:p>
+            <w:pPr>
+              <w:jc w:val="both"/>
+            </w:pPr>
+            <w:r>
+              <w:rPr>
+                <w:color w:val="000000"/>
+              </w:rPr>
+              <w:t>"kovacs.janos@iskola.hu" → "már tagja a csoportnak"</w:t>
+            </w:r>
+          </w:p>
+        </w:tc>
+        <w:tc>
+          <w:tcPr>
+            <w:tcW w:w="0" w:type="auto"/>
+            <w:tcBorders>
+              <w:top w:val="single" w:sz="6" w:space="0" w:color="B0C4DE"/>
+              <w:left w:val="single" w:sz="6" w:space="0" w:color="B0C4DE"/>
+              <w:bottom w:val="single" w:sz="6" w:space="0" w:color="B0C4DE"/>
+              <w:right w:val="single" w:sz="6" w:space="0" w:color="B0C4DE"/>
+            </w:tcBorders>
+            <w:tcMar>
+              <w:top w:w="80" w:type="dxa"/>
+              <w:left w:w="120" w:type="dxa"/>
+              <w:bottom w:w="80" w:type="dxa"/>
+              <w:right w:w="120" w:type="dxa"/>
+            </w:tcMar>
+            <w:vAlign w:val="center"/>
+          </w:tcPr>
+          <w:p>
+            <w:pPr>
+              <w:jc w:val="both"/>
+            </w:pPr>
+            <w:r>
+              <w:rPr>
+                <w:b/>
+                <w:bCs/>
+                <w:color w:val="0A6A0A"/>
+              </w:rPr>
+              <w:t>✅ Teljesített</w:t>
+            </w:r>
+          </w:p>
+        </w:tc>
+      </w:tr>
+      <w:tr>
+        <w:tc>
+          <w:tcPr>
+            <w:tcW w:w="4244" w:type="dxa"/>
+            <w:tcBorders>
+              <w:top w:val="single" w:sz="6" w:space="0" w:color="B0C4DE"/>
+              <w:left w:val="single" w:sz="6" w:space="0" w:color="B0C4DE"/>
+              <w:bottom w:val="single" w:sz="6" w:space="0" w:color="B0C4DE"/>
+              <w:right w:val="single" w:sz="6" w:space="0" w:color="B0C4DE"/>
+            </w:tcBorders>
+            <w:tcMar>
+              <w:top w:w="80" w:type="dxa"/>
+              <w:left w:w="120" w:type="dxa"/>
+              <w:bottom w:w="80" w:type="dxa"/>
+              <w:right w:w="120" w:type="dxa"/>
+            </w:tcMar>
+            <w:vAlign w:val="center"/>
+          </w:tcPr>
+          <w:p>
+            <w:pPr>
+              <w:jc w:val="both"/>
+            </w:pPr>
+            <w:r>
+              <w:rPr>
+                <w:color w:val="000000"/>
+              </w:rPr>
+              <w:t>Fuggob_Meghivas_Ujrameghivasa_Hibat_Ad</w:t>
+            </w:r>
+          </w:p>
+        </w:tc>
+        <w:tc>
+          <w:tcPr>
+            <w:tcW w:w="3176" w:type="dxa"/>
+            <w:tcBorders>
+              <w:top w:val="single" w:sz="6" w:space="0" w:color="B0C4DE"/>
+              <w:left w:val="single" w:sz="6" w:space="0" w:color="B0C4DE"/>
+              <w:bottom w:val="single" w:sz="6" w:space="0" w:color="B0C4DE"/>
+              <w:right w:val="single" w:sz="6" w:space="0" w:color="B0C4DE"/>
+            </w:tcBorders>
+            <w:tcMar>
+              <w:top w:w="80" w:type="dxa"/>
+              <w:left w:w="120" w:type="dxa"/>
+              <w:bottom w:w="80" w:type="dxa"/>
+              <w:right w:w="120" w:type="dxa"/>
+            </w:tcMar>
+            <w:vAlign w:val="center"/>
+          </w:tcPr>
+          <w:p>
+            <w:pPr>
+              <w:jc w:val="both"/>
+            </w:pPr>
+            <w:r>
+              <w:rPr>
+                <w:color w:val="000000"/>
+              </w:rPr>
+              <w:t>"var.peter@iskola.hu" → "már meg van hívva"</w:t>
+            </w:r>
+          </w:p>
+        </w:tc>
+        <w:tc>
+          <w:tcPr>
+            <w:tcW w:w="0" w:type="auto"/>
+            <w:tcBorders>
+              <w:top w:val="single" w:sz="6" w:space="0" w:color="B0C4DE"/>
+              <w:left w:val="single" w:sz="6" w:space="0" w:color="B0C4DE"/>
+              <w:bottom w:val="single" w:sz="6" w:space="0" w:color="B0C4DE"/>
+              <w:right w:val="single" w:sz="6" w:space="0" w:color="B0C4DE"/>
+            </w:tcBorders>
+            <w:tcMar>
+              <w:top w:w="80" w:type="dxa"/>
+              <w:left w:w="120" w:type="dxa"/>
+              <w:bottom w:w="80" w:type="dxa"/>
+              <w:right w:w="120" w:type="dxa"/>
+            </w:tcMar>
+            <w:vAlign w:val="center"/>
+          </w:tcPr>
+          <w:p>
+            <w:pPr>
+              <w:jc w:val="both"/>
+            </w:pPr>
+            <w:r>
+              <w:rPr>
+                <w:b/>
+                <w:bCs/>
+                <w:color w:val="0A6A0A"/>
+              </w:rPr>
+              <w:t>✅ Teljesített</w:t>
+            </w:r>
+          </w:p>
+        </w:tc>
+      </w:tr>
+      <w:tr>
+        <w:tc>
+          <w:tcPr>
+            <w:tcW w:w="4244" w:type="dxa"/>
+            <w:tcBorders>
+              <w:top w:val="single" w:sz="6" w:space="0" w:color="B0C4DE"/>
+              <w:left w:val="single" w:sz="6" w:space="0" w:color="B0C4DE"/>
+              <w:bottom w:val="single" w:sz="6" w:space="0" w:color="B0C4DE"/>
+              <w:right w:val="single" w:sz="6" w:space="0" w:color="B0C4DE"/>
+            </w:tcBorders>
+            <w:tcMar>
+              <w:top w:w="80" w:type="dxa"/>
+              <w:left w:w="120" w:type="dxa"/>
+              <w:bottom w:w="80" w:type="dxa"/>
+              <w:right w:w="120" w:type="dxa"/>
+            </w:tcMar>
+            <w:vAlign w:val="center"/>
+          </w:tcPr>
+          <w:p>
+            <w:pPr>
+              <w:jc w:val="both"/>
+            </w:pPr>
+            <w:r>
+              <w:rPr>
+                <w:color w:val="000000"/>
+              </w:rPr>
+              <w:t>Uj_Felhasznalo_Meghivasa_Sikeres</w:t>
+            </w:r>
+          </w:p>
+        </w:tc>
+        <w:tc>
+          <w:tcPr>
+            <w:tcW w:w="3176" w:type="dxa"/>
+            <w:tcBorders>
+              <w:top w:val="single" w:sz="6" w:space="0" w:color="B0C4DE"/>
+              <w:left w:val="single" w:sz="6" w:space="0" w:color="B0C4DE"/>
+              <w:bottom w:val="single" w:sz="6" w:space="0" w:color="B0C4DE"/>
+              <w:right w:val="single" w:sz="6" w:space="0" w:color="B0C4DE"/>
+            </w:tcBorders>
+            <w:tcMar>
+              <w:top w:w="80" w:type="dxa"/>
+              <w:left w:w="120" w:type="dxa"/>
+              <w:bottom w:w="80" w:type="dxa"/>
+              <w:right w:w="120" w:type="dxa"/>
+            </w:tcMar>
+            <w:vAlign w:val="center"/>
+          </w:tcPr>
+          <w:p>
+            <w:pPr>
+              <w:jc w:val="both"/>
+            </w:pPr>
+            <w:r>
+              <w:rPr>
+                <w:color w:val="000000"/>
+              </w:rPr>
+              <w:t>"uj.felhasznalo@iskola.hu" → "OK" (sikeres meghívás)</w:t>
+            </w:r>
+          </w:p>
+        </w:tc>
+        <w:tc>
+          <w:tcPr>
+            <w:tcW w:w="0" w:type="auto"/>
+            <w:tcBorders>
+              <w:top w:val="single" w:sz="6" w:space="0" w:color="B0C4DE"/>
+              <w:left w:val="single" w:sz="6" w:space="0" w:color="B0C4DE"/>
+              <w:bottom w:val="single" w:sz="6" w:space="0" w:color="B0C4DE"/>
+              <w:right w:val="single" w:sz="6" w:space="0" w:color="B0C4DE"/>
+            </w:tcBorders>
+            <w:tcMar>
+              <w:top w:w="80" w:type="dxa"/>
+              <w:left w:w="120" w:type="dxa"/>
+              <w:bottom w:w="80" w:type="dxa"/>
+              <w:right w:w="120" w:type="dxa"/>
+            </w:tcMar>
+            <w:vAlign w:val="center"/>
+          </w:tcPr>
+          <w:p>
+            <w:pPr>
+              <w:jc w:val="both"/>
+            </w:pPr>
+            <w:r>
+              <w:rPr>
+                <w:b/>
+                <w:bCs/>
+                <w:color w:val="0A6A0A"/>
+              </w:rPr>
+              <w:t>✅ Teljesített</w:t>
+            </w:r>
+          </w:p>
+        </w:tc>
+      </w:tr>
+      <w:tr>
+        <w:tc>
+          <w:tcPr>
+            <w:tcW w:w="4244" w:type="dxa"/>
+            <w:tcBorders>
+              <w:top w:val="single" w:sz="6" w:space="0" w:color="B0C4DE"/>
+              <w:left w:val="single" w:sz="6" w:space="0" w:color="B0C4DE"/>
+              <w:bottom w:val="single" w:sz="6" w:space="0" w:color="B0C4DE"/>
+              <w:right w:val="single" w:sz="6" w:space="0" w:color="B0C4DE"/>
+            </w:tcBorders>
+            <w:tcMar>
+              <w:top w:w="80" w:type="dxa"/>
+              <w:left w:w="120" w:type="dxa"/>
+              <w:bottom w:w="80" w:type="dxa"/>
+              <w:right w:w="120" w:type="dxa"/>
+            </w:tcMar>
+            <w:vAlign w:val="center"/>
+          </w:tcPr>
+          <w:p>
+            <w:pPr>
+              <w:jc w:val="both"/>
+            </w:pPr>
+            <w:r>
+              <w:rPr>
+                <w:color w:val="000000"/>
+              </w:rPr>
+              <w:t>Ervenytelen_Email_Hibat_Ad</w:t>
+            </w:r>
+          </w:p>
+        </w:tc>
+        <w:tc>
+          <w:tcPr>
+            <w:tcW w:w="3176" w:type="dxa"/>
+            <w:tcBorders>
+              <w:top w:val="single" w:sz="6" w:space="0" w:color="B0C4DE"/>
+              <w:left w:val="single" w:sz="6" w:space="0" w:color="B0C4DE"/>
+              <w:bottom w:val="single" w:sz="6" w:space="0" w:color="B0C4DE"/>
+              <w:right w:val="single" w:sz="6" w:space="0" w:color="B0C4DE"/>
+            </w:tcBorders>
+            <w:tcMar>
+              <w:top w:w="80" w:type="dxa"/>
+              <w:left w:w="120" w:type="dxa"/>
+              <w:bottom w:w="80" w:type="dxa"/>
+              <w:right w:w="120" w:type="dxa"/>
+            </w:tcMar>
+            <w:vAlign w:val="center"/>
+          </w:tcPr>
+          <w:p>
+            <w:pPr>
+              <w:jc w:val="both"/>
+            </w:pPr>
+            <w:r>
+              <w:rPr>
+                <w:color w:val="000000"/>
+              </w:rPr>
+              <w:t>"nemvalidemail" → nem "OK" (email validáció megakadályozza)</w:t>
+            </w:r>
+          </w:p>
+        </w:tc>
+        <w:tc>
+          <w:tcPr>
+            <w:tcW w:w="0" w:type="auto"/>
+            <w:tcBorders>
+              <w:top w:val="single" w:sz="6" w:space="0" w:color="B0C4DE"/>
+              <w:left w:val="single" w:sz="6" w:space="0" w:color="B0C4DE"/>
+              <w:bottom w:val="single" w:sz="6" w:space="0" w:color="B0C4DE"/>
+              <w:right w:val="single" w:sz="6" w:space="0" w:color="B0C4DE"/>
+            </w:tcBorders>
+            <w:tcMar>
+              <w:top w:w="80" w:type="dxa"/>
+              <w:left w:w="120" w:type="dxa"/>
+              <w:bottom w:w="80" w:type="dxa"/>
+              <w:right w:w="120" w:type="dxa"/>
+            </w:tcMar>
+            <w:vAlign w:val="center"/>
+          </w:tcPr>
+          <w:p>
+            <w:pPr>
+              <w:jc w:val="both"/>
+            </w:pPr>
+            <w:r>
+              <w:rPr>
+                <w:b/>
+                <w:bCs/>
+                <w:color w:val="0A6A0A"/>
+              </w:rPr>
+              <w:t>✅ Teljesített</w:t>
+            </w:r>
+          </w:p>
+        </w:tc>
+      </w:tr>
+    </w:tbl>
+    <w:p>
+      <w:pPr>
+        <w:pStyle w:val="Cmsor3"/>
+      </w:pPr>
+      <w:r>
+        <w:br w:type="page"/>
+      </w:r>
+      <w:bookmarkStart w:id="145" w:name="_Toc226154951"/>
+      <w:bookmarkStart w:id="146" w:name="_Toc226198339"/>
+      <w:r>
+        <w:lastRenderedPageBreak/>
+        <w:t>12.3 Teszt #3 Admin szerepkör védelem (AdminVedelmTesztek)</w:t>
+      </w:r>
+      <w:bookmarkEnd w:id="145"/>
+      <w:bookmarkEnd w:id="146"/>
+    </w:p>
+    <w:p>
+      <w:pPr>
+        <w:spacing w:before="60" w:after="80" w:line="360" w:lineRule="auto"/>
+        <w:jc w:val="both"/>
+      </w:pPr>
+      <w:r>
+        <w:t>Az admin panel biztonsági megszorításait teszteli. Két fő szabály: (1) adminok nem törölhetik önmagukat, (2) adminok nem módosíthatják más adminok szerepkörét, de módosíthatnak Student/Teacher szerepkört.</w:t>
+      </w:r>
+    </w:p>
+    <w:tbl>
+      <w:tblPr>
+        <w:tblW w:w="9026" w:type="dxa"/>
+        <w:tblBorders>
+          <w:top w:val="single" w:sz="4" w:space="0" w:color="auto"/>
+          <w:left w:val="single" w:sz="4" w:space="0" w:color="auto"/>
+          <w:bottom w:val="single" w:sz="4" w:space="0" w:color="auto"/>
+          <w:right w:val="single" w:sz="4" w:space="0" w:color="auto"/>
+          <w:insideH w:val="single" w:sz="4" w:space="0" w:color="auto"/>
+          <w:insideV w:val="single" w:sz="4" w:space="0" w:color="auto"/>
+        </w:tblBorders>
+        <w:tblCellMar>
+          <w:left w:w="10" w:type="dxa"/>
+          <w:right w:w="10" w:type="dxa"/>
+        </w:tblCellMar>
+        <w:tblLook w:val="04A0" w:firstRow="1" w:lastRow="0" w:firstColumn="1" w:lastColumn="0" w:noHBand="0" w:noVBand="1"/>
+      </w:tblPr>
+      <w:tblGrid>
+        <w:gridCol w:w="5285"/>
+        <w:gridCol w:w="2239"/>
+        <w:gridCol w:w="1502"/>
+      </w:tblGrid>
+      <w:tr>
+        <w:trPr>
+          <w:tblHeader/>
+        </w:trPr>
+        <w:tc>
+          <w:tcPr>
+            <w:tcW w:w="5294" w:type="dxa"/>
+            <w:tcBorders>
+              <w:top w:val="single" w:sz="6" w:space="0" w:color="B0C4DE"/>
+              <w:left w:val="single" w:sz="6" w:space="0" w:color="B0C4DE"/>
+              <w:bottom w:val="single" w:sz="6" w:space="0" w:color="B0C4DE"/>
+              <w:right w:val="single" w:sz="6" w:space="0" w:color="B0C4DE"/>
+            </w:tcBorders>
+            <w:shd w:val="clear" w:color="auto" w:fill="D6E4F0"/>
+            <w:tcMar>
+              <w:top w:w="80" w:type="dxa"/>
+              <w:left w:w="120" w:type="dxa"/>
+              <w:bottom w:w="80" w:type="dxa"/>
+              <w:right w:w="120" w:type="dxa"/>
+            </w:tcMar>
+            <w:vAlign w:val="center"/>
+          </w:tcPr>
+          <w:p>
+            <w:pPr>
+              <w:jc w:val="both"/>
+            </w:pPr>
+            <w:r>
+              <w:rPr>
+                <w:b/>
+                <w:bCs/>
+                <w:color w:val="000000"/>
+              </w:rPr>
+              <w:t>Teszteset neve</w:t>
+            </w:r>
+          </w:p>
+        </w:tc>
+        <w:tc>
+          <w:tcPr>
+            <w:tcW w:w="2265" w:type="dxa"/>
+            <w:tcBorders>
+              <w:top w:val="single" w:sz="6" w:space="0" w:color="B0C4DE"/>
+              <w:left w:val="single" w:sz="6" w:space="0" w:color="B0C4DE"/>
+              <w:bottom w:val="single" w:sz="6" w:space="0" w:color="B0C4DE"/>
+              <w:right w:val="single" w:sz="6" w:space="0" w:color="B0C4DE"/>
+            </w:tcBorders>
+            <w:shd w:val="clear" w:color="auto" w:fill="D6E4F0"/>
+            <w:tcMar>
+              <w:top w:w="80" w:type="dxa"/>
+              <w:left w:w="120" w:type="dxa"/>
+              <w:bottom w:w="80" w:type="dxa"/>
+              <w:right w:w="120" w:type="dxa"/>
+            </w:tcMar>
+            <w:vAlign w:val="center"/>
+          </w:tcPr>
+          <w:p>
+            <w:pPr>
+              <w:jc w:val="both"/>
+            </w:pPr>
+            <w:r>
+              <w:rPr>
+                <w:b/>
+                <w:bCs/>
+                <w:color w:val="000000"/>
+              </w:rPr>
+              <w:t>Elvárt viselkedés</w:t>
+            </w:r>
+          </w:p>
+        </w:tc>
+        <w:tc>
+          <w:tcPr>
+            <w:tcW w:w="1467" w:type="dxa"/>
+            <w:tcBorders>
+              <w:top w:val="single" w:sz="6" w:space="0" w:color="B0C4DE"/>
+              <w:left w:val="single" w:sz="6" w:space="0" w:color="B0C4DE"/>
+              <w:bottom w:val="single" w:sz="6" w:space="0" w:color="B0C4DE"/>
+              <w:right w:val="single" w:sz="6" w:space="0" w:color="B0C4DE"/>
+            </w:tcBorders>
+            <w:shd w:val="clear" w:color="auto" w:fill="D6E4F0"/>
+            <w:tcMar>
+              <w:top w:w="80" w:type="dxa"/>
+              <w:left w:w="120" w:type="dxa"/>
+              <w:bottom w:w="80" w:type="dxa"/>
+              <w:right w:w="120" w:type="dxa"/>
+            </w:tcMar>
+            <w:vAlign w:val="center"/>
+          </w:tcPr>
+          <w:p>
+            <w:pPr>
+              <w:jc w:val="both"/>
+            </w:pPr>
+            <w:r>
+              <w:rPr>
+                <w:b/>
+                <w:bCs/>
+                <w:color w:val="000000"/>
+              </w:rPr>
+              <w:t>Eredmény</w:t>
+            </w:r>
+          </w:p>
+        </w:tc>
+      </w:tr>
+      <w:tr>
+        <w:tc>
+          <w:tcPr>
+            <w:tcW w:w="5294" w:type="dxa"/>
+            <w:tcBorders>
+              <w:top w:val="single" w:sz="6" w:space="0" w:color="B0C4DE"/>
+              <w:left w:val="single" w:sz="6" w:space="0" w:color="B0C4DE"/>
+              <w:bottom w:val="single" w:sz="6" w:space="0" w:color="B0C4DE"/>
+              <w:right w:val="single" w:sz="6" w:space="0" w:color="B0C4DE"/>
+            </w:tcBorders>
+            <w:tcMar>
+              <w:top w:w="80" w:type="dxa"/>
+              <w:left w:w="120" w:type="dxa"/>
+              <w:bottom w:w="80" w:type="dxa"/>
+              <w:right w:w="120" w:type="dxa"/>
+            </w:tcMar>
+            <w:vAlign w:val="center"/>
+          </w:tcPr>
+          <w:p>
+            <w:pPr>
+              <w:jc w:val="both"/>
+            </w:pPr>
+            <w:r>
+              <w:rPr>
+                <w:color w:val="000000"/>
+              </w:rPr>
+              <w:t>Admin_Nem_Torolheti_Onmagat</w:t>
+            </w:r>
+          </w:p>
+        </w:tc>
+        <w:tc>
+          <w:tcPr>
+            <w:tcW w:w="2265" w:type="dxa"/>
+            <w:tcBorders>
+              <w:top w:val="single" w:sz="6" w:space="0" w:color="B0C4DE"/>
+              <w:left w:val="single" w:sz="6" w:space="0" w:color="B0C4DE"/>
+              <w:bottom w:val="single" w:sz="6" w:space="0" w:color="B0C4DE"/>
+              <w:right w:val="single" w:sz="6" w:space="0" w:color="B0C4DE"/>
+            </w:tcBorders>
+            <w:tcMar>
+              <w:top w:w="80" w:type="dxa"/>
+              <w:left w:w="120" w:type="dxa"/>
+              <w:bottom w:w="80" w:type="dxa"/>
+              <w:right w:w="120" w:type="dxa"/>
+            </w:tcMar>
+            <w:vAlign w:val="center"/>
+          </w:tcPr>
+          <w:p>
+            <w:pPr>
+              <w:jc w:val="both"/>
+            </w:pPr>
+            <w:r>
+              <w:rPr>
+                <w:color w:val="000000"/>
+              </w:rPr>
+              <w:t>adminId == targetId → törlés tiltott (védett = true)</w:t>
+            </w:r>
+          </w:p>
+        </w:tc>
+        <w:tc>
+          <w:tcPr>
+            <w:tcW w:w="0" w:type="auto"/>
+            <w:tcBorders>
+              <w:top w:val="single" w:sz="6" w:space="0" w:color="B0C4DE"/>
+              <w:left w:val="single" w:sz="6" w:space="0" w:color="B0C4DE"/>
+              <w:bottom w:val="single" w:sz="6" w:space="0" w:color="B0C4DE"/>
+              <w:right w:val="single" w:sz="6" w:space="0" w:color="B0C4DE"/>
+            </w:tcBorders>
+            <w:tcMar>
+              <w:top w:w="80" w:type="dxa"/>
+              <w:left w:w="120" w:type="dxa"/>
+              <w:bottom w:w="80" w:type="dxa"/>
+              <w:right w:w="120" w:type="dxa"/>
+            </w:tcMar>
+            <w:vAlign w:val="center"/>
+          </w:tcPr>
+          <w:p>
+            <w:pPr>
+              <w:jc w:val="both"/>
+            </w:pPr>
+            <w:r>
+              <w:rPr>
+                <w:b/>
+                <w:bCs/>
+                <w:color w:val="0A6A0A"/>
+              </w:rPr>
+              <w:t>✅ Teljesített</w:t>
+            </w:r>
+          </w:p>
+        </w:tc>
+      </w:tr>
+      <w:tr>
+        <w:tc>
+          <w:tcPr>
+            <w:tcW w:w="5294" w:type="dxa"/>
+            <w:tcBorders>
+              <w:top w:val="single" w:sz="6" w:space="0" w:color="B0C4DE"/>
+              <w:left w:val="single" w:sz="6" w:space="0" w:color="B0C4DE"/>
+              <w:bottom w:val="single" w:sz="6" w:space="0" w:color="B0C4DE"/>
+              <w:right w:val="single" w:sz="6" w:space="0" w:color="B0C4DE"/>
+            </w:tcBorders>
+            <w:tcMar>
+              <w:top w:w="80" w:type="dxa"/>
+              <w:left w:w="120" w:type="dxa"/>
+              <w:bottom w:w="80" w:type="dxa"/>
+              <w:right w:w="120" w:type="dxa"/>
+            </w:tcMar>
+            <w:vAlign w:val="center"/>
+          </w:tcPr>
+          <w:p>
+            <w:pPr>
+              <w:jc w:val="both"/>
+            </w:pPr>
+            <w:r>
+              <w:rPr>
+                <w:color w:val="000000"/>
+              </w:rPr>
+              <w:t>Admin_Nem_Modosithatja_Mas_Admin_Szerepkoret</w:t>
+            </w:r>
+          </w:p>
+        </w:tc>
+        <w:tc>
+          <w:tcPr>
+            <w:tcW w:w="2265" w:type="dxa"/>
+            <w:tcBorders>
+              <w:top w:val="single" w:sz="6" w:space="0" w:color="B0C4DE"/>
+              <w:left w:val="single" w:sz="6" w:space="0" w:color="B0C4DE"/>
+              <w:bottom w:val="single" w:sz="6" w:space="0" w:color="B0C4DE"/>
+              <w:right w:val="single" w:sz="6" w:space="0" w:color="B0C4DE"/>
+            </w:tcBorders>
+            <w:tcMar>
+              <w:top w:w="80" w:type="dxa"/>
+              <w:left w:w="120" w:type="dxa"/>
+              <w:bottom w:w="80" w:type="dxa"/>
+              <w:right w:w="120" w:type="dxa"/>
+            </w:tcMar>
+            <w:vAlign w:val="center"/>
+          </w:tcPr>
+          <w:p>
+            <w:pPr>
+              <w:jc w:val="both"/>
+            </w:pPr>
+            <w:r>
+              <w:rPr>
+                <w:color w:val="000000"/>
+              </w:rPr>
+              <w:t>targetRole == "Admin" → módosítás tiltott (védett = true)</w:t>
+            </w:r>
+          </w:p>
+        </w:tc>
+        <w:tc>
+          <w:tcPr>
+            <w:tcW w:w="0" w:type="auto"/>
+            <w:tcBorders>
+              <w:top w:val="single" w:sz="6" w:space="0" w:color="B0C4DE"/>
+              <w:left w:val="single" w:sz="6" w:space="0" w:color="B0C4DE"/>
+              <w:bottom w:val="single" w:sz="6" w:space="0" w:color="B0C4DE"/>
+              <w:right w:val="single" w:sz="6" w:space="0" w:color="B0C4DE"/>
+            </w:tcBorders>
+            <w:tcMar>
+              <w:top w:w="80" w:type="dxa"/>
+              <w:left w:w="120" w:type="dxa"/>
+              <w:bottom w:w="80" w:type="dxa"/>
+              <w:right w:w="120" w:type="dxa"/>
+            </w:tcMar>
+            <w:vAlign w:val="center"/>
+          </w:tcPr>
+          <w:p>
+            <w:pPr>
+              <w:jc w:val="both"/>
+            </w:pPr>
+            <w:r>
+              <w:rPr>
+                <w:b/>
+                <w:bCs/>
+                <w:color w:val="0A6A0A"/>
+              </w:rPr>
+              <w:t>✅ Teljesített</w:t>
+            </w:r>
+          </w:p>
+        </w:tc>
+      </w:tr>
+      <w:tr>
+        <w:tc>
+          <w:tcPr>
+            <w:tcW w:w="5294" w:type="dxa"/>
+            <w:tcBorders>
+              <w:top w:val="single" w:sz="6" w:space="0" w:color="B0C4DE"/>
+              <w:left w:val="single" w:sz="6" w:space="0" w:color="B0C4DE"/>
+              <w:bottom w:val="single" w:sz="6" w:space="0" w:color="B0C4DE"/>
+              <w:right w:val="single" w:sz="6" w:space="0" w:color="B0C4DE"/>
+            </w:tcBorders>
+            <w:tcMar>
+              <w:top w:w="80" w:type="dxa"/>
+              <w:left w:w="120" w:type="dxa"/>
+              <w:bottom w:w="80" w:type="dxa"/>
+              <w:right w:w="120" w:type="dxa"/>
+            </w:tcMar>
+            <w:vAlign w:val="center"/>
+          </w:tcPr>
+          <w:p>
+            <w:pPr>
+              <w:jc w:val="both"/>
+            </w:pPr>
+            <w:r>
+              <w:rPr>
+                <w:color w:val="000000"/>
+              </w:rPr>
+              <w:t>Admin_Modosithatja_Student_Szerepkoret</w:t>
+            </w:r>
+          </w:p>
+        </w:tc>
+        <w:tc>
+          <w:tcPr>
+            <w:tcW w:w="2265" w:type="dxa"/>
+            <w:tcBorders>
+              <w:top w:val="single" w:sz="6" w:space="0" w:color="B0C4DE"/>
+              <w:left w:val="single" w:sz="6" w:space="0" w:color="B0C4DE"/>
+              <w:bottom w:val="single" w:sz="6" w:space="0" w:color="B0C4DE"/>
+              <w:right w:val="single" w:sz="6" w:space="0" w:color="B0C4DE"/>
+            </w:tcBorders>
+            <w:tcMar>
+              <w:top w:w="80" w:type="dxa"/>
+              <w:left w:w="120" w:type="dxa"/>
+              <w:bottom w:w="80" w:type="dxa"/>
+              <w:right w:w="120" w:type="dxa"/>
+            </w:tcMar>
+            <w:vAlign w:val="center"/>
+          </w:tcPr>
+          <w:p>
+            <w:pPr>
+              <w:jc w:val="both"/>
+            </w:pPr>
+            <w:r>
+              <w:rPr>
+                <w:color w:val="000000"/>
+              </w:rPr>
+              <w:t>targetRole == "Student" → módosítás engedélyezett (védett = false)</w:t>
+            </w:r>
+          </w:p>
+        </w:tc>
+        <w:tc>
+          <w:tcPr>
+            <w:tcW w:w="0" w:type="auto"/>
+            <w:tcBorders>
+              <w:top w:val="single" w:sz="6" w:space="0" w:color="B0C4DE"/>
+              <w:left w:val="single" w:sz="6" w:space="0" w:color="B0C4DE"/>
+              <w:bottom w:val="single" w:sz="6" w:space="0" w:color="B0C4DE"/>
+              <w:right w:val="single" w:sz="6" w:space="0" w:color="B0C4DE"/>
+            </w:tcBorders>
+            <w:tcMar>
+              <w:top w:w="80" w:type="dxa"/>
+              <w:left w:w="120" w:type="dxa"/>
+              <w:bottom w:w="80" w:type="dxa"/>
+              <w:right w:w="120" w:type="dxa"/>
+            </w:tcMar>
+            <w:vAlign w:val="center"/>
+          </w:tcPr>
+          <w:p>
+            <w:pPr>
+              <w:jc w:val="both"/>
+            </w:pPr>
+            <w:r>
+              <w:rPr>
+                <w:b/>
+                <w:bCs/>
+                <w:color w:val="0A6A0A"/>
+              </w:rPr>
+              <w:t>✅ Teljesített</w:t>
+            </w:r>
+          </w:p>
+        </w:tc>
+      </w:tr>
+    </w:tbl>
+    <w:p>
+      <w:pPr>
+        <w:pStyle w:val="Cmsor1"/>
       </w:pPr>
     </w:p>
     <w:sectPr>
@@ -12428,7 +16372,7 @@
 </file>
 
 <file path=customXml/itemProps1.xml><?xml version="1.0" encoding="utf-8"?>
-<ds:datastoreItem xmlns:ds="http://schemas.openxmlformats.org/officeDocument/2006/customXml" ds:itemID="{13103DF9-88EF-4A5B-9EA8-BDB30826654C}">
+<ds:datastoreItem xmlns:ds="http://schemas.openxmlformats.org/officeDocument/2006/customXml" ds:itemID="{4EA4C919-BD75-442A-9C4A-E9ABE25AB872}">
   <ds:schemaRefs>
     <ds:schemaRef ds:uri="http://schemas.openxmlformats.org/officeDocument/2006/bibliography"/>
   </ds:schemaRefs>
